--- a/docs/qms/evidence-2026/QMS_Word/COMPLETION_CHECKLIST.docx
+++ b/docs/qms/evidence-2026/QMS_Word/COMPLETION_CHECKLIST.docx
@@ -3570,10 +3570,10 @@
         </w:tblCellMar>
       </w:tblPr>
       <w:tblGrid>
-        <w:gridCol w:w="617"/>
-        <w:gridCol w:w="9181"/>
-        <w:gridCol w:w="825"/>
-        <w:gridCol w:w="716"/>
+        <w:gridCol w:w="614"/>
+        <w:gridCol w:w="9207"/>
+        <w:gridCol w:w="807"/>
+        <w:gridCol w:w="711"/>
       </w:tblGrid>
       <w:tr>
         <w:trPr>
@@ -3581,7 +3581,7 @@
         </w:trPr>
         <w:tc>
           <w:tcPr>
-            <w:tcW w:w="617" w:type="dxa"/>
+            <w:tcW w:w="614" w:type="dxa"/>
             <w:tcBorders/>
             <w:vAlign w:val="center"/>
           </w:tcPr>
@@ -3603,7 +3603,7 @@
         </w:tc>
         <w:tc>
           <w:tcPr>
-            <w:tcW w:w="9181" w:type="dxa"/>
+            <w:tcW w:w="9207" w:type="dxa"/>
             <w:tcBorders/>
             <w:vAlign w:val="center"/>
           </w:tcPr>
@@ -3625,7 +3625,7 @@
         </w:tc>
         <w:tc>
           <w:tcPr>
-            <w:tcW w:w="825" w:type="dxa"/>
+            <w:tcW w:w="807" w:type="dxa"/>
             <w:tcBorders/>
             <w:vAlign w:val="center"/>
           </w:tcPr>
@@ -3647,7 +3647,7 @@
         </w:tc>
         <w:tc>
           <w:tcPr>
-            <w:tcW w:w="716" w:type="dxa"/>
+            <w:tcW w:w="711" w:type="dxa"/>
             <w:tcBorders/>
             <w:vAlign w:val="center"/>
           </w:tcPr>
@@ -3672,7 +3672,7 @@
         <w:trPr/>
         <w:tc>
           <w:tcPr>
-            <w:tcW w:w="617" w:type="dxa"/>
+            <w:tcW w:w="614" w:type="dxa"/>
             <w:tcBorders/>
             <w:vAlign w:val="center"/>
           </w:tcPr>
@@ -3692,7 +3692,7 @@
         </w:tc>
         <w:tc>
           <w:tcPr>
-            <w:tcW w:w="9181" w:type="dxa"/>
+            <w:tcW w:w="9207" w:type="dxa"/>
             <w:tcBorders/>
             <w:vAlign w:val="center"/>
           </w:tcPr>
@@ -3730,61 +3730,61 @@
               <w:rPr>
                 <w:rStyle w:val="Emphasis"/>
               </w:rPr>
-              <w:t xml:space="preserve"> tagged (2026-09-22); its application code deployed and </w:t>
+              <w:t xml:space="preserve"> tagged (2026-09-22); </w:t>
             </w:r>
             <w:r>
               <w:rPr>
                 <w:rStyle w:val="SourceText"/>
               </w:rPr>
-              <w:t>/api/version</w:t>
+              <w:t>v1.4.1</w:t>
             </w:r>
             <w:r>
               <w:rPr>
                 <w:rStyle w:val="Emphasis"/>
               </w:rPr>
-              <w:t xml:space="preserve"> reporting </w:t>
+              <w:t xml:space="preserve"> released and deployed 2026-10-06 with tagged images (</w:t>
             </w:r>
             <w:r>
               <w:rPr>
                 <w:rStyle w:val="SourceText"/>
               </w:rPr>
-              <w:t>1.4.0</w:t>
+              <w:t>1.4.1</w:t>
             </w:r>
             <w:r>
               <w:rPr>
                 <w:rStyle w:val="Emphasis"/>
               </w:rPr>
+              <w:t xml:space="preserve">) — front end built from source, backend/voice layered on existing images; every service reports </w:t>
+            </w:r>
+            <w:r>
+              <w:rPr>
+                <w:rStyle w:val="SourceText"/>
+              </w:rPr>
+              <w:t>1.4.1</w:t>
+            </w:r>
+            <w:r>
+              <w:rPr>
+                <w:rStyle w:val="Emphasis"/>
+              </w:rPr>
               <w:t xml:space="preserve"> / </w:t>
             </w:r>
             <w:r>
               <w:rPr>
                 <w:rStyle w:val="SourceText"/>
               </w:rPr>
-              <w:t>eaa7b1a</w:t>
+              <w:t>f1b8445</w:t>
             </w:r>
             <w:r>
               <w:rPr>
                 <w:rStyle w:val="Emphasis"/>
               </w:rPr>
-              <w:t xml:space="preserve"> on the reference instance (2026-10-06). Remaining: a from-scratch image build via </w:t>
-            </w:r>
-            <w:r>
-              <w:rPr>
-                <w:rStyle w:val="SourceText"/>
-              </w:rPr>
-              <w:t>scripts/release.sh</w:t>
-            </w:r>
-            <w:r>
-              <w:rPr>
-                <w:rStyle w:val="Emphasis"/>
-              </w:rPr>
-              <w:t xml:space="preserve"> with recorded image tags.</w:t>
-            </w:r>
-          </w:p>
-        </w:tc>
-        <w:tc>
-          <w:tcPr>
-            <w:tcW w:w="825" w:type="dxa"/>
+              <w:t>. Remaining: a from-scratch backend/voice build.</w:t>
+            </w:r>
+          </w:p>
+        </w:tc>
+        <w:tc>
+          <w:tcPr>
+            <w:tcW w:w="807" w:type="dxa"/>
             <w:tcBorders/>
             <w:vAlign w:val="center"/>
           </w:tcPr>
@@ -3804,7 +3804,7 @@
         </w:tc>
         <w:tc>
           <w:tcPr>
-            <w:tcW w:w="716" w:type="dxa"/>
+            <w:tcW w:w="711" w:type="dxa"/>
             <w:tcBorders/>
             <w:vAlign w:val="center"/>
           </w:tcPr>
@@ -3827,7 +3827,7 @@
         <w:trPr/>
         <w:tc>
           <w:tcPr>
-            <w:tcW w:w="617" w:type="dxa"/>
+            <w:tcW w:w="614" w:type="dxa"/>
             <w:tcBorders/>
             <w:vAlign w:val="center"/>
           </w:tcPr>
@@ -3847,7 +3847,7 @@
         </w:tc>
         <w:tc>
           <w:tcPr>
-            <w:tcW w:w="9181" w:type="dxa"/>
+            <w:tcW w:w="9207" w:type="dxa"/>
             <w:tcBorders/>
             <w:vAlign w:val="center"/>
           </w:tcPr>
@@ -3887,7 +3887,7 @@
         </w:tc>
         <w:tc>
           <w:tcPr>
-            <w:tcW w:w="825" w:type="dxa"/>
+            <w:tcW w:w="807" w:type="dxa"/>
             <w:tcBorders/>
             <w:vAlign w:val="center"/>
           </w:tcPr>
@@ -3907,7 +3907,7 @@
         </w:tc>
         <w:tc>
           <w:tcPr>
-            <w:tcW w:w="716" w:type="dxa"/>
+            <w:tcW w:w="711" w:type="dxa"/>
             <w:tcBorders/>
             <w:vAlign w:val="center"/>
           </w:tcPr>
@@ -3930,7 +3930,7 @@
         <w:trPr/>
         <w:tc>
           <w:tcPr>
-            <w:tcW w:w="617" w:type="dxa"/>
+            <w:tcW w:w="614" w:type="dxa"/>
             <w:tcBorders/>
             <w:vAlign w:val="center"/>
           </w:tcPr>
@@ -3950,7 +3950,7 @@
         </w:tc>
         <w:tc>
           <w:tcPr>
-            <w:tcW w:w="9181" w:type="dxa"/>
+            <w:tcW w:w="9207" w:type="dxa"/>
             <w:tcBorders/>
             <w:vAlign w:val="center"/>
           </w:tcPr>
@@ -3980,7 +3980,7 @@
         </w:tc>
         <w:tc>
           <w:tcPr>
-            <w:tcW w:w="825" w:type="dxa"/>
+            <w:tcW w:w="807" w:type="dxa"/>
             <w:tcBorders/>
             <w:vAlign w:val="center"/>
           </w:tcPr>
@@ -4000,7 +4000,7 @@
         </w:tc>
         <w:tc>
           <w:tcPr>
-            <w:tcW w:w="716" w:type="dxa"/>
+            <w:tcW w:w="711" w:type="dxa"/>
             <w:tcBorders/>
             <w:vAlign w:val="center"/>
           </w:tcPr>
@@ -4023,7 +4023,7 @@
         <w:trPr/>
         <w:tc>
           <w:tcPr>
-            <w:tcW w:w="617" w:type="dxa"/>
+            <w:tcW w:w="614" w:type="dxa"/>
             <w:tcBorders/>
             <w:vAlign w:val="center"/>
           </w:tcPr>
@@ -4043,7 +4043,7 @@
         </w:tc>
         <w:tc>
           <w:tcPr>
-            <w:tcW w:w="9181" w:type="dxa"/>
+            <w:tcW w:w="9207" w:type="dxa"/>
             <w:tcBorders/>
             <w:vAlign w:val="center"/>
           </w:tcPr>
@@ -4079,7 +4079,7 @@
         </w:tc>
         <w:tc>
           <w:tcPr>
-            <w:tcW w:w="825" w:type="dxa"/>
+            <w:tcW w:w="807" w:type="dxa"/>
             <w:tcBorders/>
             <w:vAlign w:val="center"/>
           </w:tcPr>
@@ -4099,7 +4099,7 @@
         </w:tc>
         <w:tc>
           <w:tcPr>
-            <w:tcW w:w="716" w:type="dxa"/>
+            <w:tcW w:w="711" w:type="dxa"/>
             <w:tcBorders/>
             <w:vAlign w:val="center"/>
           </w:tcPr>
@@ -4122,7 +4122,7 @@
         <w:trPr/>
         <w:tc>
           <w:tcPr>
-            <w:tcW w:w="617" w:type="dxa"/>
+            <w:tcW w:w="614" w:type="dxa"/>
             <w:tcBorders/>
             <w:vAlign w:val="center"/>
           </w:tcPr>
@@ -4142,7 +4142,7 @@
         </w:tc>
         <w:tc>
           <w:tcPr>
-            <w:tcW w:w="9181" w:type="dxa"/>
+            <w:tcW w:w="9207" w:type="dxa"/>
             <w:tcBorders/>
             <w:vAlign w:val="center"/>
           </w:tcPr>
@@ -4186,7 +4186,7 @@
         </w:tc>
         <w:tc>
           <w:tcPr>
-            <w:tcW w:w="825" w:type="dxa"/>
+            <w:tcW w:w="807" w:type="dxa"/>
             <w:tcBorders/>
             <w:vAlign w:val="center"/>
           </w:tcPr>
@@ -4206,7 +4206,7 @@
         </w:tc>
         <w:tc>
           <w:tcPr>
-            <w:tcW w:w="716" w:type="dxa"/>
+            <w:tcW w:w="711" w:type="dxa"/>
             <w:tcBorders/>
             <w:vAlign w:val="center"/>
           </w:tcPr>
@@ -4229,7 +4229,7 @@
         <w:trPr/>
         <w:tc>
           <w:tcPr>
-            <w:tcW w:w="617" w:type="dxa"/>
+            <w:tcW w:w="614" w:type="dxa"/>
             <w:tcBorders/>
             <w:vAlign w:val="center"/>
           </w:tcPr>
@@ -4249,7 +4249,7 @@
         </w:tc>
         <w:tc>
           <w:tcPr>
-            <w:tcW w:w="9181" w:type="dxa"/>
+            <w:tcW w:w="9207" w:type="dxa"/>
             <w:tcBorders/>
             <w:vAlign w:val="center"/>
           </w:tcPr>
@@ -4299,7 +4299,7 @@
         </w:tc>
         <w:tc>
           <w:tcPr>
-            <w:tcW w:w="825" w:type="dxa"/>
+            <w:tcW w:w="807" w:type="dxa"/>
             <w:tcBorders/>
             <w:vAlign w:val="center"/>
           </w:tcPr>
@@ -4319,7 +4319,7 @@
         </w:tc>
         <w:tc>
           <w:tcPr>
-            <w:tcW w:w="716" w:type="dxa"/>
+            <w:tcW w:w="711" w:type="dxa"/>
             <w:tcBorders/>
             <w:vAlign w:val="center"/>
           </w:tcPr>
@@ -4342,7 +4342,7 @@
         <w:trPr/>
         <w:tc>
           <w:tcPr>
-            <w:tcW w:w="617" w:type="dxa"/>
+            <w:tcW w:w="614" w:type="dxa"/>
             <w:tcBorders/>
             <w:vAlign w:val="center"/>
           </w:tcPr>
@@ -4362,7 +4362,7 @@
         </w:tc>
         <w:tc>
           <w:tcPr>
-            <w:tcW w:w="9181" w:type="dxa"/>
+            <w:tcW w:w="9207" w:type="dxa"/>
             <w:tcBorders/>
             <w:vAlign w:val="center"/>
           </w:tcPr>
@@ -4398,7 +4398,7 @@
         </w:tc>
         <w:tc>
           <w:tcPr>
-            <w:tcW w:w="825" w:type="dxa"/>
+            <w:tcW w:w="807" w:type="dxa"/>
             <w:tcBorders/>
             <w:vAlign w:val="center"/>
           </w:tcPr>
@@ -4418,7 +4418,7 @@
         </w:tc>
         <w:tc>
           <w:tcPr>
-            <w:tcW w:w="716" w:type="dxa"/>
+            <w:tcW w:w="711" w:type="dxa"/>
             <w:tcBorders/>
             <w:vAlign w:val="center"/>
           </w:tcPr>

--- a/docs/qms/evidence-2026/QMS_Word/COMPLETION_CHECKLIST.docx
+++ b/docs/qms/evidence-2026/QMS_Word/COMPLETION_CHECKLIST.docx
@@ -17,20 +17,20 @@
     </w:p>
     <w:tbl>
       <w:tblPr>
-        <w:tblW w:w="11339" w:type="dxa"/>
+        <w:tblW w:w="5000" w:type="pct"/>
         <w:jc w:val="left"/>
-        <w:tblInd w:w="0" w:type="dxa"/>
+        <w:tblInd w:w="-7" w:type="dxa"/>
         <w:tblLayout w:type="fixed"/>
         <w:tblCellMar>
-          <w:top w:w="28" w:type="dxa"/>
-          <w:left w:w="28" w:type="dxa"/>
-          <w:bottom w:w="28" w:type="dxa"/>
-          <w:right w:w="28" w:type="dxa"/>
+          <w:top w:w="60" w:type="dxa"/>
+          <w:left w:w="60" w:type="dxa"/>
+          <w:bottom w:w="60" w:type="dxa"/>
+          <w:right w:w="60" w:type="dxa"/>
         </w:tblCellMar>
       </w:tblPr>
       <w:tblGrid>
-        <w:gridCol w:w="1399"/>
-        <w:gridCol w:w="9940"/>
+        <w:gridCol w:w="1430"/>
+        <w:gridCol w:w="9909"/>
       </w:tblGrid>
       <w:tr>
         <w:trPr>
@@ -38,44 +38,60 @@
         </w:trPr>
         <w:tc>
           <w:tcPr>
-            <w:tcW w:w="1399" w:type="dxa"/>
-            <w:tcBorders/>
+            <w:tcW w:w="1430" w:type="dxa"/>
+            <w:tcBorders>
+              <w:top w:val="single" w:sz="6" w:space="0" w:color="BFC7D5"/>
+              <w:left w:val="single" w:sz="6" w:space="0" w:color="BFC7D5"/>
+              <w:bottom w:val="single" w:sz="2" w:space="0" w:color="BFC7D5"/>
+              <w:right w:val="single" w:sz="6" w:space="0" w:color="BFC7D5"/>
+            </w:tcBorders>
+            <w:shd w:fill="1F3A5F" w:val="clear"/>
             <w:vAlign w:val="center"/>
           </w:tcPr>
           <w:p>
             <w:pPr>
               <w:pStyle w:val="TableHeading"/>
-              <w:suppressLineNumbers/>
-              <w:shd w:fill="1F3A5F" w:val="clear"/>
-              <w:bidi w:val="0"/>
-              <w:spacing w:before="0" w:after="283"/>
-              <w:jc w:val="center"/>
-              <w:rPr/>
-            </w:pPr>
-            <w:r>
-              <w:rPr/>
+              <w:bidi w:val="0"/>
+              <w:spacing w:before="0" w:after="283"/>
+              <w:jc w:val="left"/>
+              <w:rPr>
+                <w:color w:val="FFFFFF"/>
+              </w:rPr>
+            </w:pPr>
+            <w:r>
+              <w:rPr>
+                <w:color w:val="FFFFFF"/>
+              </w:rPr>
               <w:t>Field</w:t>
             </w:r>
           </w:p>
         </w:tc>
         <w:tc>
           <w:tcPr>
-            <w:tcW w:w="9940" w:type="dxa"/>
-            <w:tcBorders/>
+            <w:tcW w:w="9909" w:type="dxa"/>
+            <w:tcBorders>
+              <w:top w:val="single" w:sz="6" w:space="0" w:color="BFC7D5"/>
+              <w:left w:val="single" w:sz="2" w:space="0" w:color="BFC7D5"/>
+              <w:bottom w:val="single" w:sz="2" w:space="0" w:color="BFC7D5"/>
+              <w:right w:val="single" w:sz="6" w:space="0" w:color="BFC7D5"/>
+            </w:tcBorders>
+            <w:shd w:fill="1F3A5F" w:val="clear"/>
             <w:vAlign w:val="center"/>
           </w:tcPr>
           <w:p>
             <w:pPr>
               <w:pStyle w:val="TableHeading"/>
-              <w:suppressLineNumbers/>
-              <w:shd w:fill="1F3A5F" w:val="clear"/>
-              <w:bidi w:val="0"/>
-              <w:spacing w:before="0" w:after="283"/>
-              <w:jc w:val="center"/>
-              <w:rPr/>
-            </w:pPr>
-            <w:r>
-              <w:rPr/>
+              <w:bidi w:val="0"/>
+              <w:spacing w:before="0" w:after="283"/>
+              <w:jc w:val="left"/>
+              <w:rPr>
+                <w:color w:val="FFFFFF"/>
+              </w:rPr>
+            </w:pPr>
+            <w:r>
+              <w:rPr>
+                <w:color w:val="FFFFFF"/>
+              </w:rPr>
               <w:t>Value</w:t>
             </w:r>
           </w:p>
@@ -85,8 +101,12 @@
         <w:trPr/>
         <w:tc>
           <w:tcPr>
-            <w:tcW w:w="1399" w:type="dxa"/>
-            <w:tcBorders/>
+            <w:tcW w:w="1430" w:type="dxa"/>
+            <w:tcBorders>
+              <w:left w:val="single" w:sz="6" w:space="0" w:color="BFC7D5"/>
+              <w:bottom w:val="single" w:sz="2" w:space="0" w:color="BFC7D5"/>
+              <w:right w:val="single" w:sz="6" w:space="0" w:color="BFC7D5"/>
+            </w:tcBorders>
             <w:vAlign w:val="center"/>
           </w:tcPr>
           <w:p>
@@ -105,8 +125,12 @@
         </w:tc>
         <w:tc>
           <w:tcPr>
-            <w:tcW w:w="9940" w:type="dxa"/>
-            <w:tcBorders/>
+            <w:tcW w:w="9909" w:type="dxa"/>
+            <w:tcBorders>
+              <w:left w:val="single" w:sz="2" w:space="0" w:color="BFC7D5"/>
+              <w:bottom w:val="single" w:sz="2" w:space="0" w:color="BFC7D5"/>
+              <w:right w:val="single" w:sz="6" w:space="0" w:color="BFC7D5"/>
+            </w:tcBorders>
             <w:vAlign w:val="center"/>
           </w:tcPr>
           <w:p>
@@ -128,8 +152,12 @@
         <w:trPr/>
         <w:tc>
           <w:tcPr>
-            <w:tcW w:w="1399" w:type="dxa"/>
-            <w:tcBorders/>
+            <w:tcW w:w="1430" w:type="dxa"/>
+            <w:tcBorders>
+              <w:left w:val="single" w:sz="6" w:space="0" w:color="BFC7D5"/>
+              <w:bottom w:val="single" w:sz="2" w:space="0" w:color="BFC7D5"/>
+              <w:right w:val="single" w:sz="6" w:space="0" w:color="BFC7D5"/>
+            </w:tcBorders>
             <w:vAlign w:val="center"/>
           </w:tcPr>
           <w:p>
@@ -148,8 +176,12 @@
         </w:tc>
         <w:tc>
           <w:tcPr>
-            <w:tcW w:w="9940" w:type="dxa"/>
-            <w:tcBorders/>
+            <w:tcW w:w="9909" w:type="dxa"/>
+            <w:tcBorders>
+              <w:left w:val="single" w:sz="2" w:space="0" w:color="BFC7D5"/>
+              <w:bottom w:val="single" w:sz="2" w:space="0" w:color="BFC7D5"/>
+              <w:right w:val="single" w:sz="6" w:space="0" w:color="BFC7D5"/>
+            </w:tcBorders>
             <w:vAlign w:val="center"/>
           </w:tcPr>
           <w:p>
@@ -171,8 +203,12 @@
         <w:trPr/>
         <w:tc>
           <w:tcPr>
-            <w:tcW w:w="1399" w:type="dxa"/>
-            <w:tcBorders/>
+            <w:tcW w:w="1430" w:type="dxa"/>
+            <w:tcBorders>
+              <w:left w:val="single" w:sz="6" w:space="0" w:color="BFC7D5"/>
+              <w:bottom w:val="single" w:sz="2" w:space="0" w:color="BFC7D5"/>
+              <w:right w:val="single" w:sz="6" w:space="0" w:color="BFC7D5"/>
+            </w:tcBorders>
             <w:vAlign w:val="center"/>
           </w:tcPr>
           <w:p>
@@ -191,8 +227,12 @@
         </w:tc>
         <w:tc>
           <w:tcPr>
-            <w:tcW w:w="9940" w:type="dxa"/>
-            <w:tcBorders/>
+            <w:tcW w:w="9909" w:type="dxa"/>
+            <w:tcBorders>
+              <w:left w:val="single" w:sz="2" w:space="0" w:color="BFC7D5"/>
+              <w:bottom w:val="single" w:sz="2" w:space="0" w:color="BFC7D5"/>
+              <w:right w:val="single" w:sz="6" w:space="0" w:color="BFC7D5"/>
+            </w:tcBorders>
             <w:vAlign w:val="center"/>
           </w:tcPr>
           <w:p>
@@ -240,8 +280,12 @@
         <w:trPr/>
         <w:tc>
           <w:tcPr>
-            <w:tcW w:w="1399" w:type="dxa"/>
-            <w:tcBorders/>
+            <w:tcW w:w="1430" w:type="dxa"/>
+            <w:tcBorders>
+              <w:left w:val="single" w:sz="6" w:space="0" w:color="BFC7D5"/>
+              <w:bottom w:val="single" w:sz="6" w:space="0" w:color="BFC7D5"/>
+              <w:right w:val="single" w:sz="6" w:space="0" w:color="BFC7D5"/>
+            </w:tcBorders>
             <w:vAlign w:val="center"/>
           </w:tcPr>
           <w:p>
@@ -260,8 +304,12 @@
         </w:tc>
         <w:tc>
           <w:tcPr>
-            <w:tcW w:w="9940" w:type="dxa"/>
-            <w:tcBorders/>
+            <w:tcW w:w="9909" w:type="dxa"/>
+            <w:tcBorders>
+              <w:left w:val="single" w:sz="2" w:space="0" w:color="BFC7D5"/>
+              <w:bottom w:val="single" w:sz="6" w:space="0" w:color="BFC7D5"/>
+              <w:right w:val="single" w:sz="6" w:space="0" w:color="BFC7D5"/>
+            </w:tcBorders>
             <w:vAlign w:val="center"/>
           </w:tcPr>
           <w:p>
@@ -385,21 +433,21 @@
     </w:p>
     <w:tbl>
       <w:tblPr>
-        <w:tblW w:w="10323" w:type="dxa"/>
+        <w:tblW w:w="5000" w:type="pct"/>
         <w:jc w:val="left"/>
-        <w:tblInd w:w="0" w:type="dxa"/>
+        <w:tblInd w:w="-7" w:type="dxa"/>
         <w:tblLayout w:type="fixed"/>
         <w:tblCellMar>
-          <w:top w:w="28" w:type="dxa"/>
-          <w:left w:w="28" w:type="dxa"/>
-          <w:bottom w:w="28" w:type="dxa"/>
-          <w:right w:w="28" w:type="dxa"/>
+          <w:top w:w="60" w:type="dxa"/>
+          <w:left w:w="60" w:type="dxa"/>
+          <w:bottom w:w="60" w:type="dxa"/>
+          <w:right w:w="60" w:type="dxa"/>
         </w:tblCellMar>
       </w:tblPr>
       <w:tblGrid>
-        <w:gridCol w:w="3391"/>
-        <w:gridCol w:w="661"/>
-        <w:gridCol w:w="6271"/>
+        <w:gridCol w:w="3735"/>
+        <w:gridCol w:w="759"/>
+        <w:gridCol w:w="6844"/>
       </w:tblGrid>
       <w:tr>
         <w:trPr>
@@ -407,66 +455,90 @@
         </w:trPr>
         <w:tc>
           <w:tcPr>
-            <w:tcW w:w="3391" w:type="dxa"/>
-            <w:tcBorders/>
+            <w:tcW w:w="3735" w:type="dxa"/>
+            <w:tcBorders>
+              <w:top w:val="single" w:sz="6" w:space="0" w:color="BFC7D5"/>
+              <w:left w:val="single" w:sz="6" w:space="0" w:color="BFC7D5"/>
+              <w:bottom w:val="single" w:sz="2" w:space="0" w:color="BFC7D5"/>
+              <w:right w:val="single" w:sz="6" w:space="0" w:color="BFC7D5"/>
+            </w:tcBorders>
+            <w:shd w:fill="1F3A5F" w:val="clear"/>
             <w:vAlign w:val="center"/>
           </w:tcPr>
           <w:p>
             <w:pPr>
               <w:pStyle w:val="TableHeading"/>
-              <w:suppressLineNumbers/>
-              <w:shd w:fill="1F3A5F" w:val="clear"/>
-              <w:bidi w:val="0"/>
-              <w:spacing w:before="0" w:after="283"/>
-              <w:jc w:val="center"/>
-              <w:rPr/>
-            </w:pPr>
-            <w:r>
-              <w:rPr/>
+              <w:bidi w:val="0"/>
+              <w:spacing w:before="0" w:after="283"/>
+              <w:jc w:val="left"/>
+              <w:rPr>
+                <w:color w:val="FFFFFF"/>
+              </w:rPr>
+            </w:pPr>
+            <w:r>
+              <w:rPr>
+                <w:color w:val="FFFFFF"/>
+              </w:rPr>
               <w:t>Where</w:t>
             </w:r>
           </w:p>
         </w:tc>
         <w:tc>
           <w:tcPr>
-            <w:tcW w:w="661" w:type="dxa"/>
-            <w:tcBorders/>
+            <w:tcW w:w="759" w:type="dxa"/>
+            <w:tcBorders>
+              <w:top w:val="single" w:sz="6" w:space="0" w:color="BFC7D5"/>
+              <w:left w:val="single" w:sz="2" w:space="0" w:color="BFC7D5"/>
+              <w:bottom w:val="single" w:sz="2" w:space="0" w:color="BFC7D5"/>
+              <w:right w:val="single" w:sz="6" w:space="0" w:color="BFC7D5"/>
+            </w:tcBorders>
+            <w:shd w:fill="1F3A5F" w:val="clear"/>
             <w:vAlign w:val="center"/>
           </w:tcPr>
           <w:p>
             <w:pPr>
               <w:pStyle w:val="TableHeading"/>
-              <w:suppressLineNumbers/>
-              <w:shd w:fill="1F3A5F" w:val="clear"/>
-              <w:bidi w:val="0"/>
-              <w:spacing w:before="0" w:after="283"/>
-              <w:jc w:val="center"/>
-              <w:rPr/>
-            </w:pPr>
-            <w:r>
-              <w:rPr/>
+              <w:bidi w:val="0"/>
+              <w:spacing w:before="0" w:after="283"/>
+              <w:jc w:val="left"/>
+              <w:rPr>
+                <w:color w:val="FFFFFF"/>
+              </w:rPr>
+            </w:pPr>
+            <w:r>
+              <w:rPr>
+                <w:color w:val="FFFFFF"/>
+              </w:rPr>
               <w:t>Count</w:t>
             </w:r>
           </w:p>
         </w:tc>
         <w:tc>
           <w:tcPr>
-            <w:tcW w:w="6271" w:type="dxa"/>
-            <w:tcBorders/>
+            <w:tcW w:w="6844" w:type="dxa"/>
+            <w:tcBorders>
+              <w:top w:val="single" w:sz="6" w:space="0" w:color="BFC7D5"/>
+              <w:left w:val="single" w:sz="2" w:space="0" w:color="BFC7D5"/>
+              <w:bottom w:val="single" w:sz="2" w:space="0" w:color="BFC7D5"/>
+              <w:right w:val="single" w:sz="6" w:space="0" w:color="BFC7D5"/>
+            </w:tcBorders>
+            <w:shd w:fill="1F3A5F" w:val="clear"/>
             <w:vAlign w:val="center"/>
           </w:tcPr>
           <w:p>
             <w:pPr>
               <w:pStyle w:val="TableHeading"/>
-              <w:suppressLineNumbers/>
-              <w:shd w:fill="1F3A5F" w:val="clear"/>
-              <w:bidi w:val="0"/>
-              <w:spacing w:before="0" w:after="283"/>
-              <w:jc w:val="center"/>
-              <w:rPr/>
-            </w:pPr>
-            <w:r>
-              <w:rPr/>
+              <w:bidi w:val="0"/>
+              <w:spacing w:before="0" w:after="283"/>
+              <w:jc w:val="left"/>
+              <w:rPr>
+                <w:color w:val="FFFFFF"/>
+              </w:rPr>
+            </w:pPr>
+            <w:r>
+              <w:rPr>
+                <w:color w:val="FFFFFF"/>
+              </w:rPr>
               <w:t>Do they need filling now?</w:t>
             </w:r>
           </w:p>
@@ -476,8 +548,12 @@
         <w:trPr/>
         <w:tc>
           <w:tcPr>
-            <w:tcW w:w="3391" w:type="dxa"/>
-            <w:tcBorders/>
+            <w:tcW w:w="3735" w:type="dxa"/>
+            <w:tcBorders>
+              <w:left w:val="single" w:sz="6" w:space="0" w:color="BFC7D5"/>
+              <w:bottom w:val="single" w:sz="2" w:space="0" w:color="BFC7D5"/>
+              <w:right w:val="single" w:sz="6" w:space="0" w:color="BFC7D5"/>
+            </w:tcBorders>
             <w:vAlign w:val="center"/>
           </w:tcPr>
           <w:p>
@@ -516,8 +592,12 @@
         </w:tc>
         <w:tc>
           <w:tcPr>
-            <w:tcW w:w="661" w:type="dxa"/>
-            <w:tcBorders/>
+            <w:tcW w:w="759" w:type="dxa"/>
+            <w:tcBorders>
+              <w:left w:val="single" w:sz="2" w:space="0" w:color="BFC7D5"/>
+              <w:bottom w:val="single" w:sz="2" w:space="0" w:color="BFC7D5"/>
+              <w:right w:val="single" w:sz="6" w:space="0" w:color="BFC7D5"/>
+            </w:tcBorders>
             <w:vAlign w:val="center"/>
           </w:tcPr>
           <w:p>
@@ -536,8 +616,12 @@
         </w:tc>
         <w:tc>
           <w:tcPr>
-            <w:tcW w:w="6271" w:type="dxa"/>
-            <w:tcBorders/>
+            <w:tcW w:w="6844" w:type="dxa"/>
+            <w:tcBorders>
+              <w:left w:val="single" w:sz="2" w:space="0" w:color="BFC7D5"/>
+              <w:bottom w:val="single" w:sz="2" w:space="0" w:color="BFC7D5"/>
+              <w:right w:val="single" w:sz="6" w:space="0" w:color="BFC7D5"/>
+            </w:tcBorders>
             <w:vAlign w:val="center"/>
           </w:tcPr>
           <w:p>
@@ -565,8 +649,12 @@
         <w:trPr/>
         <w:tc>
           <w:tcPr>
-            <w:tcW w:w="3391" w:type="dxa"/>
-            <w:tcBorders/>
+            <w:tcW w:w="3735" w:type="dxa"/>
+            <w:tcBorders>
+              <w:left w:val="single" w:sz="6" w:space="0" w:color="BFC7D5"/>
+              <w:bottom w:val="single" w:sz="2" w:space="0" w:color="BFC7D5"/>
+              <w:right w:val="single" w:sz="6" w:space="0" w:color="BFC7D5"/>
+            </w:tcBorders>
             <w:vAlign w:val="center"/>
           </w:tcPr>
           <w:p>
@@ -585,8 +673,12 @@
         </w:tc>
         <w:tc>
           <w:tcPr>
-            <w:tcW w:w="661" w:type="dxa"/>
-            <w:tcBorders/>
+            <w:tcW w:w="759" w:type="dxa"/>
+            <w:tcBorders>
+              <w:left w:val="single" w:sz="2" w:space="0" w:color="BFC7D5"/>
+              <w:bottom w:val="single" w:sz="2" w:space="0" w:color="BFC7D5"/>
+              <w:right w:val="single" w:sz="6" w:space="0" w:color="BFC7D5"/>
+            </w:tcBorders>
             <w:vAlign w:val="center"/>
           </w:tcPr>
           <w:p>
@@ -605,8 +697,12 @@
         </w:tc>
         <w:tc>
           <w:tcPr>
-            <w:tcW w:w="6271" w:type="dxa"/>
-            <w:tcBorders/>
+            <w:tcW w:w="6844" w:type="dxa"/>
+            <w:tcBorders>
+              <w:left w:val="single" w:sz="2" w:space="0" w:color="BFC7D5"/>
+              <w:bottom w:val="single" w:sz="2" w:space="0" w:color="BFC7D5"/>
+              <w:right w:val="single" w:sz="6" w:space="0" w:color="BFC7D5"/>
+            </w:tcBorders>
             <w:vAlign w:val="center"/>
           </w:tcPr>
           <w:p>
@@ -634,8 +730,12 @@
         <w:trPr/>
         <w:tc>
           <w:tcPr>
-            <w:tcW w:w="3391" w:type="dxa"/>
-            <w:tcBorders/>
+            <w:tcW w:w="3735" w:type="dxa"/>
+            <w:tcBorders>
+              <w:left w:val="single" w:sz="6" w:space="0" w:color="BFC7D5"/>
+              <w:bottom w:val="single" w:sz="6" w:space="0" w:color="BFC7D5"/>
+              <w:right w:val="single" w:sz="6" w:space="0" w:color="BFC7D5"/>
+            </w:tcBorders>
             <w:vAlign w:val="center"/>
           </w:tcPr>
           <w:p>
@@ -654,8 +754,12 @@
         </w:tc>
         <w:tc>
           <w:tcPr>
-            <w:tcW w:w="661" w:type="dxa"/>
-            <w:tcBorders/>
+            <w:tcW w:w="759" w:type="dxa"/>
+            <w:tcBorders>
+              <w:left w:val="single" w:sz="2" w:space="0" w:color="BFC7D5"/>
+              <w:bottom w:val="single" w:sz="6" w:space="0" w:color="BFC7D5"/>
+              <w:right w:val="single" w:sz="6" w:space="0" w:color="BFC7D5"/>
+            </w:tcBorders>
             <w:vAlign w:val="center"/>
           </w:tcPr>
           <w:p>
@@ -674,8 +778,12 @@
         </w:tc>
         <w:tc>
           <w:tcPr>
-            <w:tcW w:w="6271" w:type="dxa"/>
-            <w:tcBorders/>
+            <w:tcW w:w="6844" w:type="dxa"/>
+            <w:tcBorders>
+              <w:left w:val="single" w:sz="2" w:space="0" w:color="BFC7D5"/>
+              <w:bottom w:val="single" w:sz="6" w:space="0" w:color="BFC7D5"/>
+              <w:right w:val="single" w:sz="6" w:space="0" w:color="BFC7D5"/>
+            </w:tcBorders>
             <w:vAlign w:val="center"/>
           </w:tcPr>
           <w:p>
@@ -770,22 +878,22 @@
     </w:p>
     <w:tbl>
       <w:tblPr>
-        <w:tblW w:w="11339" w:type="dxa"/>
+        <w:tblW w:w="5000" w:type="pct"/>
         <w:jc w:val="left"/>
-        <w:tblInd w:w="0" w:type="dxa"/>
+        <w:tblInd w:w="-7" w:type="dxa"/>
         <w:tblLayout w:type="fixed"/>
         <w:tblCellMar>
-          <w:top w:w="28" w:type="dxa"/>
-          <w:left w:w="28" w:type="dxa"/>
-          <w:bottom w:w="28" w:type="dxa"/>
-          <w:right w:w="28" w:type="dxa"/>
+          <w:top w:w="60" w:type="dxa"/>
+          <w:left w:w="60" w:type="dxa"/>
+          <w:bottom w:w="60" w:type="dxa"/>
+          <w:right w:w="60" w:type="dxa"/>
         </w:tblCellMar>
       </w:tblPr>
       <w:tblGrid>
-        <w:gridCol w:w="331"/>
-        <w:gridCol w:w="4509"/>
-        <w:gridCol w:w="1859"/>
-        <w:gridCol w:w="4640"/>
+        <w:gridCol w:w="1395"/>
+        <w:gridCol w:w="4064"/>
+        <w:gridCol w:w="1758"/>
+        <w:gridCol w:w="4122"/>
       </w:tblGrid>
       <w:tr>
         <w:trPr>
@@ -793,88 +901,120 @@
         </w:trPr>
         <w:tc>
           <w:tcPr>
-            <w:tcW w:w="331" w:type="dxa"/>
-            <w:tcBorders/>
+            <w:tcW w:w="1395" w:type="dxa"/>
+            <w:tcBorders>
+              <w:top w:val="single" w:sz="6" w:space="0" w:color="BFC7D5"/>
+              <w:left w:val="single" w:sz="6" w:space="0" w:color="BFC7D5"/>
+              <w:bottom w:val="single" w:sz="2" w:space="0" w:color="BFC7D5"/>
+              <w:right w:val="single" w:sz="6" w:space="0" w:color="BFC7D5"/>
+            </w:tcBorders>
+            <w:shd w:fill="1F3A5F" w:val="clear"/>
             <w:vAlign w:val="center"/>
           </w:tcPr>
           <w:p>
             <w:pPr>
               <w:pStyle w:val="TableHeading"/>
-              <w:suppressLineNumbers/>
-              <w:shd w:fill="1F3A5F" w:val="clear"/>
-              <w:bidi w:val="0"/>
-              <w:spacing w:before="0" w:after="283"/>
-              <w:jc w:val="center"/>
-              <w:rPr/>
-            </w:pPr>
-            <w:r>
-              <w:rPr/>
+              <w:bidi w:val="0"/>
+              <w:spacing w:before="0" w:after="283"/>
+              <w:jc w:val="left"/>
+              <w:rPr>
+                <w:color w:val="FFFFFF"/>
+              </w:rPr>
+            </w:pPr>
+            <w:r>
+              <w:rPr>
+                <w:color w:val="FFFFFF"/>
+              </w:rPr>
               <w:t>#</w:t>
             </w:r>
           </w:p>
         </w:tc>
         <w:tc>
           <w:tcPr>
-            <w:tcW w:w="4509" w:type="dxa"/>
-            <w:tcBorders/>
+            <w:tcW w:w="4064" w:type="dxa"/>
+            <w:tcBorders>
+              <w:top w:val="single" w:sz="6" w:space="0" w:color="BFC7D5"/>
+              <w:left w:val="single" w:sz="2" w:space="0" w:color="BFC7D5"/>
+              <w:bottom w:val="single" w:sz="2" w:space="0" w:color="BFC7D5"/>
+              <w:right w:val="single" w:sz="6" w:space="0" w:color="BFC7D5"/>
+            </w:tcBorders>
+            <w:shd w:fill="1F3A5F" w:val="clear"/>
             <w:vAlign w:val="center"/>
           </w:tcPr>
           <w:p>
             <w:pPr>
               <w:pStyle w:val="TableHeading"/>
-              <w:suppressLineNumbers/>
-              <w:shd w:fill="1F3A5F" w:val="clear"/>
-              <w:bidi w:val="0"/>
-              <w:spacing w:before="0" w:after="283"/>
-              <w:jc w:val="center"/>
-              <w:rPr/>
-            </w:pPr>
-            <w:r>
-              <w:rPr/>
+              <w:bidi w:val="0"/>
+              <w:spacing w:before="0" w:after="283"/>
+              <w:jc w:val="left"/>
+              <w:rPr>
+                <w:color w:val="FFFFFF"/>
+              </w:rPr>
+            </w:pPr>
+            <w:r>
+              <w:rPr>
+                <w:color w:val="FFFFFF"/>
+              </w:rPr>
               <w:t>What</w:t>
             </w:r>
           </w:p>
         </w:tc>
         <w:tc>
           <w:tcPr>
-            <w:tcW w:w="1859" w:type="dxa"/>
-            <w:tcBorders/>
+            <w:tcW w:w="1758" w:type="dxa"/>
+            <w:tcBorders>
+              <w:top w:val="single" w:sz="6" w:space="0" w:color="BFC7D5"/>
+              <w:left w:val="single" w:sz="2" w:space="0" w:color="BFC7D5"/>
+              <w:bottom w:val="single" w:sz="2" w:space="0" w:color="BFC7D5"/>
+              <w:right w:val="single" w:sz="6" w:space="0" w:color="BFC7D5"/>
+            </w:tcBorders>
+            <w:shd w:fill="1F3A5F" w:val="clear"/>
             <w:vAlign w:val="center"/>
           </w:tcPr>
           <w:p>
             <w:pPr>
               <w:pStyle w:val="TableHeading"/>
-              <w:suppressLineNumbers/>
-              <w:shd w:fill="1F3A5F" w:val="clear"/>
-              <w:bidi w:val="0"/>
-              <w:spacing w:before="0" w:after="283"/>
-              <w:jc w:val="center"/>
-              <w:rPr/>
-            </w:pPr>
-            <w:r>
-              <w:rPr/>
+              <w:bidi w:val="0"/>
+              <w:spacing w:before="0" w:after="283"/>
+              <w:jc w:val="left"/>
+              <w:rPr>
+                <w:color w:val="FFFFFF"/>
+              </w:rPr>
+            </w:pPr>
+            <w:r>
+              <w:rPr>
+                <w:color w:val="FFFFFF"/>
+              </w:rPr>
               <w:t>Where it goes</w:t>
             </w:r>
           </w:p>
         </w:tc>
         <w:tc>
           <w:tcPr>
-            <w:tcW w:w="4640" w:type="dxa"/>
-            <w:tcBorders/>
+            <w:tcW w:w="4122" w:type="dxa"/>
+            <w:tcBorders>
+              <w:top w:val="single" w:sz="6" w:space="0" w:color="BFC7D5"/>
+              <w:left w:val="single" w:sz="2" w:space="0" w:color="BFC7D5"/>
+              <w:bottom w:val="single" w:sz="2" w:space="0" w:color="BFC7D5"/>
+              <w:right w:val="single" w:sz="6" w:space="0" w:color="BFC7D5"/>
+            </w:tcBorders>
+            <w:shd w:fill="1F3A5F" w:val="clear"/>
             <w:vAlign w:val="center"/>
           </w:tcPr>
           <w:p>
             <w:pPr>
               <w:pStyle w:val="TableHeading"/>
-              <w:suppressLineNumbers/>
-              <w:shd w:fill="1F3A5F" w:val="clear"/>
-              <w:bidi w:val="0"/>
-              <w:spacing w:before="0" w:after="283"/>
-              <w:jc w:val="center"/>
-              <w:rPr/>
-            </w:pPr>
-            <w:r>
-              <w:rPr/>
+              <w:bidi w:val="0"/>
+              <w:spacing w:before="0" w:after="283"/>
+              <w:jc w:val="left"/>
+              <w:rPr>
+                <w:color w:val="FFFFFF"/>
+              </w:rPr>
+            </w:pPr>
+            <w:r>
+              <w:rPr>
+                <w:color w:val="FFFFFF"/>
+              </w:rPr>
               <w:t>Notes</w:t>
             </w:r>
           </w:p>
@@ -884,28 +1024,36 @@
         <w:trPr/>
         <w:tc>
           <w:tcPr>
-            <w:tcW w:w="331" w:type="dxa"/>
-            <w:tcBorders/>
-            <w:vAlign w:val="center"/>
-          </w:tcPr>
-          <w:p>
-            <w:pPr>
-              <w:pStyle w:val="TableContents"/>
-              <w:bidi w:val="0"/>
-              <w:spacing w:before="0" w:after="283"/>
-              <w:jc w:val="left"/>
-              <w:rPr/>
-            </w:pPr>
-            <w:r>
-              <w:rPr/>
-              <w:t>A1</w:t>
-            </w:r>
-          </w:p>
-        </w:tc>
-        <w:tc>
-          <w:tcPr>
-            <w:tcW w:w="4509" w:type="dxa"/>
-            <w:tcBorders/>
+            <w:tcW w:w="1395" w:type="dxa"/>
+            <w:tcBorders>
+              <w:left w:val="single" w:sz="6" w:space="0" w:color="BFC7D5"/>
+              <w:bottom w:val="single" w:sz="2" w:space="0" w:color="BFC7D5"/>
+              <w:right w:val="single" w:sz="6" w:space="0" w:color="BFC7D5"/>
+            </w:tcBorders>
+            <w:vAlign w:val="center"/>
+          </w:tcPr>
+          <w:p>
+            <w:pPr>
+              <w:pStyle w:val="TableContents"/>
+              <w:bidi w:val="0"/>
+              <w:spacing w:before="0" w:after="283"/>
+              <w:jc w:val="left"/>
+              <w:rPr/>
+            </w:pPr>
+            <w:r>
+              <w:rPr/>
+              <w:t>~~A1~~ ✅ 2026-10-07</w:t>
+            </w:r>
+          </w:p>
+        </w:tc>
+        <w:tc>
+          <w:tcPr>
+            <w:tcW w:w="4064" w:type="dxa"/>
+            <w:tcBorders>
+              <w:left w:val="single" w:sz="2" w:space="0" w:color="BFC7D5"/>
+              <w:bottom w:val="single" w:sz="2" w:space="0" w:color="BFC7D5"/>
+              <w:right w:val="single" w:sz="6" w:space="0" w:color="BFC7D5"/>
+            </w:tcBorders>
             <w:vAlign w:val="center"/>
           </w:tcPr>
           <w:p>
@@ -924,8 +1072,12 @@
         </w:tc>
         <w:tc>
           <w:tcPr>
-            <w:tcW w:w="1859" w:type="dxa"/>
-            <w:tcBorders/>
+            <w:tcW w:w="1758" w:type="dxa"/>
+            <w:tcBorders>
+              <w:left w:val="single" w:sz="2" w:space="0" w:color="BFC7D5"/>
+              <w:bottom w:val="single" w:sz="2" w:space="0" w:color="BFC7D5"/>
+              <w:right w:val="single" w:sz="6" w:space="0" w:color="BFC7D5"/>
+            </w:tcBorders>
             <w:vAlign w:val="center"/>
           </w:tcPr>
           <w:p>
@@ -950,8 +1102,12 @@
         </w:tc>
         <w:tc>
           <w:tcPr>
-            <w:tcW w:w="4640" w:type="dxa"/>
-            <w:tcBorders/>
+            <w:tcW w:w="4122" w:type="dxa"/>
+            <w:tcBorders>
+              <w:left w:val="single" w:sz="2" w:space="0" w:color="BFC7D5"/>
+              <w:bottom w:val="single" w:sz="2" w:space="0" w:color="BFC7D5"/>
+              <w:right w:val="single" w:sz="6" w:space="0" w:color="BFC7D5"/>
+            </w:tcBorders>
             <w:vAlign w:val="center"/>
           </w:tcPr>
           <w:p>
@@ -973,28 +1129,36 @@
         <w:trPr/>
         <w:tc>
           <w:tcPr>
-            <w:tcW w:w="331" w:type="dxa"/>
-            <w:tcBorders/>
-            <w:vAlign w:val="center"/>
-          </w:tcPr>
-          <w:p>
-            <w:pPr>
-              <w:pStyle w:val="TableContents"/>
-              <w:bidi w:val="0"/>
-              <w:spacing w:before="0" w:after="283"/>
-              <w:jc w:val="left"/>
-              <w:rPr/>
-            </w:pPr>
-            <w:r>
-              <w:rPr/>
-              <w:t>A2</w:t>
-            </w:r>
-          </w:p>
-        </w:tc>
-        <w:tc>
-          <w:tcPr>
-            <w:tcW w:w="4509" w:type="dxa"/>
-            <w:tcBorders/>
+            <w:tcW w:w="1395" w:type="dxa"/>
+            <w:tcBorders>
+              <w:left w:val="single" w:sz="6" w:space="0" w:color="BFC7D5"/>
+              <w:bottom w:val="single" w:sz="2" w:space="0" w:color="BFC7D5"/>
+              <w:right w:val="single" w:sz="6" w:space="0" w:color="BFC7D5"/>
+            </w:tcBorders>
+            <w:vAlign w:val="center"/>
+          </w:tcPr>
+          <w:p>
+            <w:pPr>
+              <w:pStyle w:val="TableContents"/>
+              <w:bidi w:val="0"/>
+              <w:spacing w:before="0" w:after="283"/>
+              <w:jc w:val="left"/>
+              <w:rPr/>
+            </w:pPr>
+            <w:r>
+              <w:rPr/>
+              <w:t>~~A2~~ ✅ 2026-10-07</w:t>
+            </w:r>
+          </w:p>
+        </w:tc>
+        <w:tc>
+          <w:tcPr>
+            <w:tcW w:w="4064" w:type="dxa"/>
+            <w:tcBorders>
+              <w:left w:val="single" w:sz="2" w:space="0" w:color="BFC7D5"/>
+              <w:bottom w:val="single" w:sz="2" w:space="0" w:color="BFC7D5"/>
+              <w:right w:val="single" w:sz="6" w:space="0" w:color="BFC7D5"/>
+            </w:tcBorders>
             <w:vAlign w:val="center"/>
           </w:tcPr>
           <w:p>
@@ -1013,8 +1177,12 @@
         </w:tc>
         <w:tc>
           <w:tcPr>
-            <w:tcW w:w="1859" w:type="dxa"/>
-            <w:tcBorders/>
+            <w:tcW w:w="1758" w:type="dxa"/>
+            <w:tcBorders>
+              <w:left w:val="single" w:sz="2" w:space="0" w:color="BFC7D5"/>
+              <w:bottom w:val="single" w:sz="2" w:space="0" w:color="BFC7D5"/>
+              <w:right w:val="single" w:sz="6" w:space="0" w:color="BFC7D5"/>
+            </w:tcBorders>
             <w:vAlign w:val="center"/>
           </w:tcPr>
           <w:p>
@@ -1039,8 +1207,12 @@
         </w:tc>
         <w:tc>
           <w:tcPr>
-            <w:tcW w:w="4640" w:type="dxa"/>
-            <w:tcBorders/>
+            <w:tcW w:w="4122" w:type="dxa"/>
+            <w:tcBorders>
+              <w:left w:val="single" w:sz="2" w:space="0" w:color="BFC7D5"/>
+              <w:bottom w:val="single" w:sz="2" w:space="0" w:color="BFC7D5"/>
+              <w:right w:val="single" w:sz="6" w:space="0" w:color="BFC7D5"/>
+            </w:tcBorders>
             <w:vAlign w:val="center"/>
           </w:tcPr>
           <w:p>
@@ -1062,28 +1234,36 @@
         <w:trPr/>
         <w:tc>
           <w:tcPr>
-            <w:tcW w:w="331" w:type="dxa"/>
-            <w:tcBorders/>
-            <w:vAlign w:val="center"/>
-          </w:tcPr>
-          <w:p>
-            <w:pPr>
-              <w:pStyle w:val="TableContents"/>
-              <w:bidi w:val="0"/>
-              <w:spacing w:before="0" w:after="283"/>
-              <w:jc w:val="left"/>
-              <w:rPr/>
-            </w:pPr>
-            <w:r>
-              <w:rPr/>
-              <w:t>A3</w:t>
-            </w:r>
-          </w:p>
-        </w:tc>
-        <w:tc>
-          <w:tcPr>
-            <w:tcW w:w="4509" w:type="dxa"/>
-            <w:tcBorders/>
+            <w:tcW w:w="1395" w:type="dxa"/>
+            <w:tcBorders>
+              <w:left w:val="single" w:sz="6" w:space="0" w:color="BFC7D5"/>
+              <w:bottom w:val="single" w:sz="2" w:space="0" w:color="BFC7D5"/>
+              <w:right w:val="single" w:sz="6" w:space="0" w:color="BFC7D5"/>
+            </w:tcBorders>
+            <w:vAlign w:val="center"/>
+          </w:tcPr>
+          <w:p>
+            <w:pPr>
+              <w:pStyle w:val="TableContents"/>
+              <w:bidi w:val="0"/>
+              <w:spacing w:before="0" w:after="283"/>
+              <w:jc w:val="left"/>
+              <w:rPr/>
+            </w:pPr>
+            <w:r>
+              <w:rPr/>
+              <w:t>~~A3~~ ✅ 2026-10-07</w:t>
+            </w:r>
+          </w:p>
+        </w:tc>
+        <w:tc>
+          <w:tcPr>
+            <w:tcW w:w="4064" w:type="dxa"/>
+            <w:tcBorders>
+              <w:left w:val="single" w:sz="2" w:space="0" w:color="BFC7D5"/>
+              <w:bottom w:val="single" w:sz="2" w:space="0" w:color="BFC7D5"/>
+              <w:right w:val="single" w:sz="6" w:space="0" w:color="BFC7D5"/>
+            </w:tcBorders>
             <w:vAlign w:val="center"/>
           </w:tcPr>
           <w:p>
@@ -1102,8 +1282,12 @@
         </w:tc>
         <w:tc>
           <w:tcPr>
-            <w:tcW w:w="1859" w:type="dxa"/>
-            <w:tcBorders/>
+            <w:tcW w:w="1758" w:type="dxa"/>
+            <w:tcBorders>
+              <w:left w:val="single" w:sz="2" w:space="0" w:color="BFC7D5"/>
+              <w:bottom w:val="single" w:sz="2" w:space="0" w:color="BFC7D5"/>
+              <w:right w:val="single" w:sz="6" w:space="0" w:color="BFC7D5"/>
+            </w:tcBorders>
             <w:vAlign w:val="center"/>
           </w:tcPr>
           <w:p>
@@ -1128,8 +1312,12 @@
         </w:tc>
         <w:tc>
           <w:tcPr>
-            <w:tcW w:w="4640" w:type="dxa"/>
-            <w:tcBorders/>
+            <w:tcW w:w="4122" w:type="dxa"/>
+            <w:tcBorders>
+              <w:left w:val="single" w:sz="2" w:space="0" w:color="BFC7D5"/>
+              <w:bottom w:val="single" w:sz="2" w:space="0" w:color="BFC7D5"/>
+              <w:right w:val="single" w:sz="6" w:space="0" w:color="BFC7D5"/>
+            </w:tcBorders>
             <w:vAlign w:val="center"/>
           </w:tcPr>
           <w:p>
@@ -1151,28 +1339,36 @@
         <w:trPr/>
         <w:tc>
           <w:tcPr>
-            <w:tcW w:w="331" w:type="dxa"/>
-            <w:tcBorders/>
-            <w:vAlign w:val="center"/>
-          </w:tcPr>
-          <w:p>
-            <w:pPr>
-              <w:pStyle w:val="TableContents"/>
-              <w:bidi w:val="0"/>
-              <w:spacing w:before="0" w:after="283"/>
-              <w:jc w:val="left"/>
-              <w:rPr/>
-            </w:pPr>
-            <w:r>
-              <w:rPr/>
-              <w:t>A4</w:t>
-            </w:r>
-          </w:p>
-        </w:tc>
-        <w:tc>
-          <w:tcPr>
-            <w:tcW w:w="4509" w:type="dxa"/>
-            <w:tcBorders/>
+            <w:tcW w:w="1395" w:type="dxa"/>
+            <w:tcBorders>
+              <w:left w:val="single" w:sz="6" w:space="0" w:color="BFC7D5"/>
+              <w:bottom w:val="single" w:sz="2" w:space="0" w:color="BFC7D5"/>
+              <w:right w:val="single" w:sz="6" w:space="0" w:color="BFC7D5"/>
+            </w:tcBorders>
+            <w:vAlign w:val="center"/>
+          </w:tcPr>
+          <w:p>
+            <w:pPr>
+              <w:pStyle w:val="TableContents"/>
+              <w:bidi w:val="0"/>
+              <w:spacing w:before="0" w:after="283"/>
+              <w:jc w:val="left"/>
+              <w:rPr/>
+            </w:pPr>
+            <w:r>
+              <w:rPr/>
+              <w:t>~~A4~~ ✅ 2026-10-07</w:t>
+            </w:r>
+          </w:p>
+        </w:tc>
+        <w:tc>
+          <w:tcPr>
+            <w:tcW w:w="4064" w:type="dxa"/>
+            <w:tcBorders>
+              <w:left w:val="single" w:sz="2" w:space="0" w:color="BFC7D5"/>
+              <w:bottom w:val="single" w:sz="2" w:space="0" w:color="BFC7D5"/>
+              <w:right w:val="single" w:sz="6" w:space="0" w:color="BFC7D5"/>
+            </w:tcBorders>
             <w:vAlign w:val="center"/>
           </w:tcPr>
           <w:p>
@@ -1191,8 +1387,12 @@
         </w:tc>
         <w:tc>
           <w:tcPr>
-            <w:tcW w:w="1859" w:type="dxa"/>
-            <w:tcBorders/>
+            <w:tcW w:w="1758" w:type="dxa"/>
+            <w:tcBorders>
+              <w:left w:val="single" w:sz="2" w:space="0" w:color="BFC7D5"/>
+              <w:bottom w:val="single" w:sz="2" w:space="0" w:color="BFC7D5"/>
+              <w:right w:val="single" w:sz="6" w:space="0" w:color="BFC7D5"/>
+            </w:tcBorders>
             <w:vAlign w:val="center"/>
           </w:tcPr>
           <w:p>
@@ -1221,8 +1421,12 @@
         </w:tc>
         <w:tc>
           <w:tcPr>
-            <w:tcW w:w="4640" w:type="dxa"/>
-            <w:tcBorders/>
+            <w:tcW w:w="4122" w:type="dxa"/>
+            <w:tcBorders>
+              <w:left w:val="single" w:sz="2" w:space="0" w:color="BFC7D5"/>
+              <w:bottom w:val="single" w:sz="2" w:space="0" w:color="BFC7D5"/>
+              <w:right w:val="single" w:sz="6" w:space="0" w:color="BFC7D5"/>
+            </w:tcBorders>
             <w:vAlign w:val="center"/>
           </w:tcPr>
           <w:p>
@@ -1250,8 +1454,12 @@
         <w:trPr/>
         <w:tc>
           <w:tcPr>
-            <w:tcW w:w="331" w:type="dxa"/>
-            <w:tcBorders/>
+            <w:tcW w:w="1395" w:type="dxa"/>
+            <w:tcBorders>
+              <w:left w:val="single" w:sz="6" w:space="0" w:color="BFC7D5"/>
+              <w:bottom w:val="single" w:sz="6" w:space="0" w:color="BFC7D5"/>
+              <w:right w:val="single" w:sz="6" w:space="0" w:color="BFC7D5"/>
+            </w:tcBorders>
             <w:vAlign w:val="center"/>
           </w:tcPr>
           <w:p>
@@ -1270,8 +1478,12 @@
         </w:tc>
         <w:tc>
           <w:tcPr>
-            <w:tcW w:w="4509" w:type="dxa"/>
-            <w:tcBorders/>
+            <w:tcW w:w="4064" w:type="dxa"/>
+            <w:tcBorders>
+              <w:left w:val="single" w:sz="2" w:space="0" w:color="BFC7D5"/>
+              <w:bottom w:val="single" w:sz="6" w:space="0" w:color="BFC7D5"/>
+              <w:right w:val="single" w:sz="6" w:space="0" w:color="BFC7D5"/>
+            </w:tcBorders>
             <w:vAlign w:val="center"/>
           </w:tcPr>
           <w:p>
@@ -1290,8 +1502,12 @@
         </w:tc>
         <w:tc>
           <w:tcPr>
-            <w:tcW w:w="1859" w:type="dxa"/>
-            <w:tcBorders/>
+            <w:tcW w:w="1758" w:type="dxa"/>
+            <w:tcBorders>
+              <w:left w:val="single" w:sz="2" w:space="0" w:color="BFC7D5"/>
+              <w:bottom w:val="single" w:sz="6" w:space="0" w:color="BFC7D5"/>
+              <w:right w:val="single" w:sz="6" w:space="0" w:color="BFC7D5"/>
+            </w:tcBorders>
             <w:vAlign w:val="center"/>
           </w:tcPr>
           <w:p>
@@ -1316,8 +1532,12 @@
         </w:tc>
         <w:tc>
           <w:tcPr>
-            <w:tcW w:w="4640" w:type="dxa"/>
-            <w:tcBorders/>
+            <w:tcW w:w="4122" w:type="dxa"/>
+            <w:tcBorders>
+              <w:left w:val="single" w:sz="2" w:space="0" w:color="BFC7D5"/>
+              <w:bottom w:val="single" w:sz="6" w:space="0" w:color="BFC7D5"/>
+              <w:right w:val="single" w:sz="6" w:space="0" w:color="BFC7D5"/>
+            </w:tcBorders>
             <w:vAlign w:val="center"/>
           </w:tcPr>
           <w:p>
@@ -1362,22 +1582,22 @@
     </w:p>
     <w:tbl>
       <w:tblPr>
-        <w:tblW w:w="11339" w:type="dxa"/>
+        <w:tblW w:w="5000" w:type="pct"/>
         <w:jc w:val="left"/>
-        <w:tblInd w:w="0" w:type="dxa"/>
+        <w:tblInd w:w="-7" w:type="dxa"/>
         <w:tblLayout w:type="fixed"/>
         <w:tblCellMar>
-          <w:top w:w="28" w:type="dxa"/>
-          <w:left w:w="28" w:type="dxa"/>
-          <w:bottom w:w="28" w:type="dxa"/>
-          <w:right w:w="28" w:type="dxa"/>
+          <w:top w:w="60" w:type="dxa"/>
+          <w:left w:w="60" w:type="dxa"/>
+          <w:bottom w:w="60" w:type="dxa"/>
+          <w:right w:w="60" w:type="dxa"/>
         </w:tblCellMar>
       </w:tblPr>
       <w:tblGrid>
-        <w:gridCol w:w="331"/>
-        <w:gridCol w:w="4711"/>
-        <w:gridCol w:w="1329"/>
-        <w:gridCol w:w="4968"/>
+        <w:gridCol w:w="364"/>
+        <w:gridCol w:w="4697"/>
+        <w:gridCol w:w="1357"/>
+        <w:gridCol w:w="4921"/>
       </w:tblGrid>
       <w:tr>
         <w:trPr>
@@ -1385,88 +1605,120 @@
         </w:trPr>
         <w:tc>
           <w:tcPr>
-            <w:tcW w:w="331" w:type="dxa"/>
-            <w:tcBorders/>
+            <w:tcW w:w="364" w:type="dxa"/>
+            <w:tcBorders>
+              <w:top w:val="single" w:sz="6" w:space="0" w:color="BFC7D5"/>
+              <w:left w:val="single" w:sz="6" w:space="0" w:color="BFC7D5"/>
+              <w:bottom w:val="single" w:sz="2" w:space="0" w:color="BFC7D5"/>
+              <w:right w:val="single" w:sz="6" w:space="0" w:color="BFC7D5"/>
+            </w:tcBorders>
+            <w:shd w:fill="1F3A5F" w:val="clear"/>
             <w:vAlign w:val="center"/>
           </w:tcPr>
           <w:p>
             <w:pPr>
               <w:pStyle w:val="TableHeading"/>
-              <w:suppressLineNumbers/>
-              <w:shd w:fill="1F3A5F" w:val="clear"/>
-              <w:bidi w:val="0"/>
-              <w:spacing w:before="0" w:after="283"/>
-              <w:jc w:val="center"/>
-              <w:rPr/>
-            </w:pPr>
-            <w:r>
-              <w:rPr/>
+              <w:bidi w:val="0"/>
+              <w:spacing w:before="0" w:after="283"/>
+              <w:jc w:val="left"/>
+              <w:rPr>
+                <w:color w:val="FFFFFF"/>
+              </w:rPr>
+            </w:pPr>
+            <w:r>
+              <w:rPr>
+                <w:color w:val="FFFFFF"/>
+              </w:rPr>
               <w:t>#</w:t>
             </w:r>
           </w:p>
         </w:tc>
         <w:tc>
           <w:tcPr>
-            <w:tcW w:w="4711" w:type="dxa"/>
-            <w:tcBorders/>
+            <w:tcW w:w="4697" w:type="dxa"/>
+            <w:tcBorders>
+              <w:top w:val="single" w:sz="6" w:space="0" w:color="BFC7D5"/>
+              <w:left w:val="single" w:sz="2" w:space="0" w:color="BFC7D5"/>
+              <w:bottom w:val="single" w:sz="2" w:space="0" w:color="BFC7D5"/>
+              <w:right w:val="single" w:sz="6" w:space="0" w:color="BFC7D5"/>
+            </w:tcBorders>
+            <w:shd w:fill="1F3A5F" w:val="clear"/>
             <w:vAlign w:val="center"/>
           </w:tcPr>
           <w:p>
             <w:pPr>
               <w:pStyle w:val="TableHeading"/>
-              <w:suppressLineNumbers/>
-              <w:shd w:fill="1F3A5F" w:val="clear"/>
-              <w:bidi w:val="0"/>
-              <w:spacing w:before="0" w:after="283"/>
-              <w:jc w:val="center"/>
-              <w:rPr/>
-            </w:pPr>
-            <w:r>
-              <w:rPr/>
+              <w:bidi w:val="0"/>
+              <w:spacing w:before="0" w:after="283"/>
+              <w:jc w:val="left"/>
+              <w:rPr>
+                <w:color w:val="FFFFFF"/>
+              </w:rPr>
+            </w:pPr>
+            <w:r>
+              <w:rPr>
+                <w:color w:val="FFFFFF"/>
+              </w:rPr>
               <w:t>Decision</w:t>
             </w:r>
           </w:p>
         </w:tc>
         <w:tc>
           <w:tcPr>
-            <w:tcW w:w="1329" w:type="dxa"/>
-            <w:tcBorders/>
+            <w:tcW w:w="1357" w:type="dxa"/>
+            <w:tcBorders>
+              <w:top w:val="single" w:sz="6" w:space="0" w:color="BFC7D5"/>
+              <w:left w:val="single" w:sz="2" w:space="0" w:color="BFC7D5"/>
+              <w:bottom w:val="single" w:sz="2" w:space="0" w:color="BFC7D5"/>
+              <w:right w:val="single" w:sz="6" w:space="0" w:color="BFC7D5"/>
+            </w:tcBorders>
+            <w:shd w:fill="1F3A5F" w:val="clear"/>
             <w:vAlign w:val="center"/>
           </w:tcPr>
           <w:p>
             <w:pPr>
               <w:pStyle w:val="TableHeading"/>
-              <w:suppressLineNumbers/>
-              <w:shd w:fill="1F3A5F" w:val="clear"/>
-              <w:bidi w:val="0"/>
-              <w:spacing w:before="0" w:after="283"/>
-              <w:jc w:val="center"/>
-              <w:rPr/>
-            </w:pPr>
-            <w:r>
-              <w:rPr/>
+              <w:bidi w:val="0"/>
+              <w:spacing w:before="0" w:after="283"/>
+              <w:jc w:val="left"/>
+              <w:rPr>
+                <w:color w:val="FFFFFF"/>
+              </w:rPr>
+            </w:pPr>
+            <w:r>
+              <w:rPr>
+                <w:color w:val="FFFFFF"/>
+              </w:rPr>
               <w:t>Where</w:t>
             </w:r>
           </w:p>
         </w:tc>
         <w:tc>
           <w:tcPr>
-            <w:tcW w:w="4968" w:type="dxa"/>
-            <w:tcBorders/>
+            <w:tcW w:w="4921" w:type="dxa"/>
+            <w:tcBorders>
+              <w:top w:val="single" w:sz="6" w:space="0" w:color="BFC7D5"/>
+              <w:left w:val="single" w:sz="2" w:space="0" w:color="BFC7D5"/>
+              <w:bottom w:val="single" w:sz="2" w:space="0" w:color="BFC7D5"/>
+              <w:right w:val="single" w:sz="6" w:space="0" w:color="BFC7D5"/>
+            </w:tcBorders>
+            <w:shd w:fill="1F3A5F" w:val="clear"/>
             <w:vAlign w:val="center"/>
           </w:tcPr>
           <w:p>
             <w:pPr>
               <w:pStyle w:val="TableHeading"/>
-              <w:suppressLineNumbers/>
-              <w:shd w:fill="1F3A5F" w:val="clear"/>
-              <w:bidi w:val="0"/>
-              <w:spacing w:before="0" w:after="283"/>
-              <w:jc w:val="center"/>
-              <w:rPr/>
-            </w:pPr>
-            <w:r>
-              <w:rPr/>
+              <w:bidi w:val="0"/>
+              <w:spacing w:before="0" w:after="283"/>
+              <w:jc w:val="left"/>
+              <w:rPr>
+                <w:color w:val="FFFFFF"/>
+              </w:rPr>
+            </w:pPr>
+            <w:r>
+              <w:rPr>
+                <w:color w:val="FFFFFF"/>
+              </w:rPr>
               <w:t>Guidance</w:t>
             </w:r>
           </w:p>
@@ -1476,8 +1728,12 @@
         <w:trPr/>
         <w:tc>
           <w:tcPr>
-            <w:tcW w:w="331" w:type="dxa"/>
-            <w:tcBorders/>
+            <w:tcW w:w="364" w:type="dxa"/>
+            <w:tcBorders>
+              <w:left w:val="single" w:sz="6" w:space="0" w:color="BFC7D5"/>
+              <w:bottom w:val="single" w:sz="2" w:space="0" w:color="BFC7D5"/>
+              <w:right w:val="single" w:sz="6" w:space="0" w:color="BFC7D5"/>
+            </w:tcBorders>
             <w:vAlign w:val="center"/>
           </w:tcPr>
           <w:p>
@@ -1496,8 +1752,12 @@
         </w:tc>
         <w:tc>
           <w:tcPr>
-            <w:tcW w:w="4711" w:type="dxa"/>
-            <w:tcBorders/>
+            <w:tcW w:w="4697" w:type="dxa"/>
+            <w:tcBorders>
+              <w:left w:val="single" w:sz="2" w:space="0" w:color="BFC7D5"/>
+              <w:bottom w:val="single" w:sz="2" w:space="0" w:color="BFC7D5"/>
+              <w:right w:val="single" w:sz="6" w:space="0" w:color="BFC7D5"/>
+            </w:tcBorders>
             <w:vAlign w:val="center"/>
           </w:tcPr>
           <w:p>
@@ -1522,8 +1782,12 @@
         </w:tc>
         <w:tc>
           <w:tcPr>
-            <w:tcW w:w="1329" w:type="dxa"/>
-            <w:tcBorders/>
+            <w:tcW w:w="1357" w:type="dxa"/>
+            <w:tcBorders>
+              <w:left w:val="single" w:sz="2" w:space="0" w:color="BFC7D5"/>
+              <w:bottom w:val="single" w:sz="2" w:space="0" w:color="BFC7D5"/>
+              <w:right w:val="single" w:sz="6" w:space="0" w:color="BFC7D5"/>
+            </w:tcBorders>
             <w:vAlign w:val="center"/>
           </w:tcPr>
           <w:p>
@@ -1544,8 +1808,12 @@
         </w:tc>
         <w:tc>
           <w:tcPr>
-            <w:tcW w:w="4968" w:type="dxa"/>
-            <w:tcBorders/>
+            <w:tcW w:w="4921" w:type="dxa"/>
+            <w:tcBorders>
+              <w:left w:val="single" w:sz="2" w:space="0" w:color="BFC7D5"/>
+              <w:bottom w:val="single" w:sz="2" w:space="0" w:color="BFC7D5"/>
+              <w:right w:val="single" w:sz="6" w:space="0" w:color="BFC7D5"/>
+            </w:tcBorders>
             <w:vAlign w:val="center"/>
           </w:tcPr>
           <w:p>
@@ -1567,8 +1835,12 @@
         <w:trPr/>
         <w:tc>
           <w:tcPr>
-            <w:tcW w:w="331" w:type="dxa"/>
-            <w:tcBorders/>
+            <w:tcW w:w="364" w:type="dxa"/>
+            <w:tcBorders>
+              <w:left w:val="single" w:sz="6" w:space="0" w:color="BFC7D5"/>
+              <w:bottom w:val="single" w:sz="2" w:space="0" w:color="BFC7D5"/>
+              <w:right w:val="single" w:sz="6" w:space="0" w:color="BFC7D5"/>
+            </w:tcBorders>
             <w:vAlign w:val="center"/>
           </w:tcPr>
           <w:p>
@@ -1587,8 +1859,12 @@
         </w:tc>
         <w:tc>
           <w:tcPr>
-            <w:tcW w:w="4711" w:type="dxa"/>
-            <w:tcBorders/>
+            <w:tcW w:w="4697" w:type="dxa"/>
+            <w:tcBorders>
+              <w:left w:val="single" w:sz="2" w:space="0" w:color="BFC7D5"/>
+              <w:bottom w:val="single" w:sz="2" w:space="0" w:color="BFC7D5"/>
+              <w:right w:val="single" w:sz="6" w:space="0" w:color="BFC7D5"/>
+            </w:tcBorders>
             <w:vAlign w:val="center"/>
           </w:tcPr>
           <w:p>
@@ -1617,8 +1893,12 @@
         </w:tc>
         <w:tc>
           <w:tcPr>
-            <w:tcW w:w="1329" w:type="dxa"/>
-            <w:tcBorders/>
+            <w:tcW w:w="1357" w:type="dxa"/>
+            <w:tcBorders>
+              <w:left w:val="single" w:sz="2" w:space="0" w:color="BFC7D5"/>
+              <w:bottom w:val="single" w:sz="2" w:space="0" w:color="BFC7D5"/>
+              <w:right w:val="single" w:sz="6" w:space="0" w:color="BFC7D5"/>
+            </w:tcBorders>
             <w:vAlign w:val="center"/>
           </w:tcPr>
           <w:p>
@@ -1639,8 +1919,12 @@
         </w:tc>
         <w:tc>
           <w:tcPr>
-            <w:tcW w:w="4968" w:type="dxa"/>
-            <w:tcBorders/>
+            <w:tcW w:w="4921" w:type="dxa"/>
+            <w:tcBorders>
+              <w:left w:val="single" w:sz="2" w:space="0" w:color="BFC7D5"/>
+              <w:bottom w:val="single" w:sz="2" w:space="0" w:color="BFC7D5"/>
+              <w:right w:val="single" w:sz="6" w:space="0" w:color="BFC7D5"/>
+            </w:tcBorders>
             <w:vAlign w:val="center"/>
           </w:tcPr>
           <w:p>
@@ -1672,8 +1956,12 @@
         <w:trPr/>
         <w:tc>
           <w:tcPr>
-            <w:tcW w:w="331" w:type="dxa"/>
-            <w:tcBorders/>
+            <w:tcW w:w="364" w:type="dxa"/>
+            <w:tcBorders>
+              <w:left w:val="single" w:sz="6" w:space="0" w:color="BFC7D5"/>
+              <w:bottom w:val="single" w:sz="2" w:space="0" w:color="BFC7D5"/>
+              <w:right w:val="single" w:sz="6" w:space="0" w:color="BFC7D5"/>
+            </w:tcBorders>
             <w:vAlign w:val="center"/>
           </w:tcPr>
           <w:p>
@@ -1692,8 +1980,12 @@
         </w:tc>
         <w:tc>
           <w:tcPr>
-            <w:tcW w:w="4711" w:type="dxa"/>
-            <w:tcBorders/>
+            <w:tcW w:w="4697" w:type="dxa"/>
+            <w:tcBorders>
+              <w:left w:val="single" w:sz="2" w:space="0" w:color="BFC7D5"/>
+              <w:bottom w:val="single" w:sz="2" w:space="0" w:color="BFC7D5"/>
+              <w:right w:val="single" w:sz="6" w:space="0" w:color="BFC7D5"/>
+            </w:tcBorders>
             <w:vAlign w:val="center"/>
           </w:tcPr>
           <w:p>
@@ -1724,8 +2016,12 @@
         </w:tc>
         <w:tc>
           <w:tcPr>
-            <w:tcW w:w="1329" w:type="dxa"/>
-            <w:tcBorders/>
+            <w:tcW w:w="1357" w:type="dxa"/>
+            <w:tcBorders>
+              <w:left w:val="single" w:sz="2" w:space="0" w:color="BFC7D5"/>
+              <w:bottom w:val="single" w:sz="2" w:space="0" w:color="BFC7D5"/>
+              <w:right w:val="single" w:sz="6" w:space="0" w:color="BFC7D5"/>
+            </w:tcBorders>
             <w:vAlign w:val="center"/>
           </w:tcPr>
           <w:p>
@@ -1750,8 +2046,12 @@
         </w:tc>
         <w:tc>
           <w:tcPr>
-            <w:tcW w:w="4968" w:type="dxa"/>
-            <w:tcBorders/>
+            <w:tcW w:w="4921" w:type="dxa"/>
+            <w:tcBorders>
+              <w:left w:val="single" w:sz="2" w:space="0" w:color="BFC7D5"/>
+              <w:bottom w:val="single" w:sz="2" w:space="0" w:color="BFC7D5"/>
+              <w:right w:val="single" w:sz="6" w:space="0" w:color="BFC7D5"/>
+            </w:tcBorders>
             <w:vAlign w:val="center"/>
           </w:tcPr>
           <w:p>
@@ -1773,8 +2073,12 @@
         <w:trPr/>
         <w:tc>
           <w:tcPr>
-            <w:tcW w:w="331" w:type="dxa"/>
-            <w:tcBorders/>
+            <w:tcW w:w="364" w:type="dxa"/>
+            <w:tcBorders>
+              <w:left w:val="single" w:sz="6" w:space="0" w:color="BFC7D5"/>
+              <w:bottom w:val="single" w:sz="2" w:space="0" w:color="BFC7D5"/>
+              <w:right w:val="single" w:sz="6" w:space="0" w:color="BFC7D5"/>
+            </w:tcBorders>
             <w:vAlign w:val="center"/>
           </w:tcPr>
           <w:p>
@@ -1793,8 +2097,12 @@
         </w:tc>
         <w:tc>
           <w:tcPr>
-            <w:tcW w:w="4711" w:type="dxa"/>
-            <w:tcBorders/>
+            <w:tcW w:w="4697" w:type="dxa"/>
+            <w:tcBorders>
+              <w:left w:val="single" w:sz="2" w:space="0" w:color="BFC7D5"/>
+              <w:bottom w:val="single" w:sz="2" w:space="0" w:color="BFC7D5"/>
+              <w:right w:val="single" w:sz="6" w:space="0" w:color="BFC7D5"/>
+            </w:tcBorders>
             <w:vAlign w:val="center"/>
           </w:tcPr>
           <w:p>
@@ -1819,8 +2127,12 @@
         </w:tc>
         <w:tc>
           <w:tcPr>
-            <w:tcW w:w="1329" w:type="dxa"/>
-            <w:tcBorders/>
+            <w:tcW w:w="1357" w:type="dxa"/>
+            <w:tcBorders>
+              <w:left w:val="single" w:sz="2" w:space="0" w:color="BFC7D5"/>
+              <w:bottom w:val="single" w:sz="2" w:space="0" w:color="BFC7D5"/>
+              <w:right w:val="single" w:sz="6" w:space="0" w:color="BFC7D5"/>
+            </w:tcBorders>
             <w:vAlign w:val="center"/>
           </w:tcPr>
           <w:p>
@@ -1855,8 +2167,12 @@
         </w:tc>
         <w:tc>
           <w:tcPr>
-            <w:tcW w:w="4968" w:type="dxa"/>
-            <w:tcBorders/>
+            <w:tcW w:w="4921" w:type="dxa"/>
+            <w:tcBorders>
+              <w:left w:val="single" w:sz="2" w:space="0" w:color="BFC7D5"/>
+              <w:bottom w:val="single" w:sz="2" w:space="0" w:color="BFC7D5"/>
+              <w:right w:val="single" w:sz="6" w:space="0" w:color="BFC7D5"/>
+            </w:tcBorders>
             <w:vAlign w:val="center"/>
           </w:tcPr>
           <w:p>
@@ -1878,8 +2194,12 @@
         <w:trPr/>
         <w:tc>
           <w:tcPr>
-            <w:tcW w:w="331" w:type="dxa"/>
-            <w:tcBorders/>
+            <w:tcW w:w="364" w:type="dxa"/>
+            <w:tcBorders>
+              <w:left w:val="single" w:sz="6" w:space="0" w:color="BFC7D5"/>
+              <w:bottom w:val="single" w:sz="2" w:space="0" w:color="BFC7D5"/>
+              <w:right w:val="single" w:sz="6" w:space="0" w:color="BFC7D5"/>
+            </w:tcBorders>
             <w:vAlign w:val="center"/>
           </w:tcPr>
           <w:p>
@@ -1898,8 +2218,12 @@
         </w:tc>
         <w:tc>
           <w:tcPr>
-            <w:tcW w:w="4711" w:type="dxa"/>
-            <w:tcBorders/>
+            <w:tcW w:w="4697" w:type="dxa"/>
+            <w:tcBorders>
+              <w:left w:val="single" w:sz="2" w:space="0" w:color="BFC7D5"/>
+              <w:bottom w:val="single" w:sz="2" w:space="0" w:color="BFC7D5"/>
+              <w:right w:val="single" w:sz="6" w:space="0" w:color="BFC7D5"/>
+            </w:tcBorders>
             <w:vAlign w:val="center"/>
           </w:tcPr>
           <w:p>
@@ -1924,8 +2248,12 @@
         </w:tc>
         <w:tc>
           <w:tcPr>
-            <w:tcW w:w="1329" w:type="dxa"/>
-            <w:tcBorders/>
+            <w:tcW w:w="1357" w:type="dxa"/>
+            <w:tcBorders>
+              <w:left w:val="single" w:sz="2" w:space="0" w:color="BFC7D5"/>
+              <w:bottom w:val="single" w:sz="2" w:space="0" w:color="BFC7D5"/>
+              <w:right w:val="single" w:sz="6" w:space="0" w:color="BFC7D5"/>
+            </w:tcBorders>
             <w:vAlign w:val="center"/>
           </w:tcPr>
           <w:p>
@@ -1950,8 +2278,12 @@
         </w:tc>
         <w:tc>
           <w:tcPr>
-            <w:tcW w:w="4968" w:type="dxa"/>
-            <w:tcBorders/>
+            <w:tcW w:w="4921" w:type="dxa"/>
+            <w:tcBorders>
+              <w:left w:val="single" w:sz="2" w:space="0" w:color="BFC7D5"/>
+              <w:bottom w:val="single" w:sz="2" w:space="0" w:color="BFC7D5"/>
+              <w:right w:val="single" w:sz="6" w:space="0" w:color="BFC7D5"/>
+            </w:tcBorders>
             <w:vAlign w:val="center"/>
           </w:tcPr>
           <w:p>
@@ -1973,8 +2305,12 @@
         <w:trPr/>
         <w:tc>
           <w:tcPr>
-            <w:tcW w:w="331" w:type="dxa"/>
-            <w:tcBorders/>
+            <w:tcW w:w="364" w:type="dxa"/>
+            <w:tcBorders>
+              <w:left w:val="single" w:sz="6" w:space="0" w:color="BFC7D5"/>
+              <w:bottom w:val="single" w:sz="2" w:space="0" w:color="BFC7D5"/>
+              <w:right w:val="single" w:sz="6" w:space="0" w:color="BFC7D5"/>
+            </w:tcBorders>
             <w:vAlign w:val="center"/>
           </w:tcPr>
           <w:p>
@@ -1993,8 +2329,12 @@
         </w:tc>
         <w:tc>
           <w:tcPr>
-            <w:tcW w:w="4711" w:type="dxa"/>
-            <w:tcBorders/>
+            <w:tcW w:w="4697" w:type="dxa"/>
+            <w:tcBorders>
+              <w:left w:val="single" w:sz="2" w:space="0" w:color="BFC7D5"/>
+              <w:bottom w:val="single" w:sz="2" w:space="0" w:color="BFC7D5"/>
+              <w:right w:val="single" w:sz="6" w:space="0" w:color="BFC7D5"/>
+            </w:tcBorders>
             <w:vAlign w:val="center"/>
           </w:tcPr>
           <w:p>
@@ -2019,8 +2359,12 @@
         </w:tc>
         <w:tc>
           <w:tcPr>
-            <w:tcW w:w="1329" w:type="dxa"/>
-            <w:tcBorders/>
+            <w:tcW w:w="1357" w:type="dxa"/>
+            <w:tcBorders>
+              <w:left w:val="single" w:sz="2" w:space="0" w:color="BFC7D5"/>
+              <w:bottom w:val="single" w:sz="2" w:space="0" w:color="BFC7D5"/>
+              <w:right w:val="single" w:sz="6" w:space="0" w:color="BFC7D5"/>
+            </w:tcBorders>
             <w:vAlign w:val="center"/>
           </w:tcPr>
           <w:p>
@@ -2045,8 +2389,12 @@
         </w:tc>
         <w:tc>
           <w:tcPr>
-            <w:tcW w:w="4968" w:type="dxa"/>
-            <w:tcBorders/>
+            <w:tcW w:w="4921" w:type="dxa"/>
+            <w:tcBorders>
+              <w:left w:val="single" w:sz="2" w:space="0" w:color="BFC7D5"/>
+              <w:bottom w:val="single" w:sz="2" w:space="0" w:color="BFC7D5"/>
+              <w:right w:val="single" w:sz="6" w:space="0" w:color="BFC7D5"/>
+            </w:tcBorders>
             <w:vAlign w:val="center"/>
           </w:tcPr>
           <w:p>
@@ -2068,8 +2416,12 @@
         <w:trPr/>
         <w:tc>
           <w:tcPr>
-            <w:tcW w:w="331" w:type="dxa"/>
-            <w:tcBorders/>
+            <w:tcW w:w="364" w:type="dxa"/>
+            <w:tcBorders>
+              <w:left w:val="single" w:sz="6" w:space="0" w:color="BFC7D5"/>
+              <w:bottom w:val="single" w:sz="2" w:space="0" w:color="BFC7D5"/>
+              <w:right w:val="single" w:sz="6" w:space="0" w:color="BFC7D5"/>
+            </w:tcBorders>
             <w:vAlign w:val="center"/>
           </w:tcPr>
           <w:p>
@@ -2088,8 +2440,12 @@
         </w:tc>
         <w:tc>
           <w:tcPr>
-            <w:tcW w:w="4711" w:type="dxa"/>
-            <w:tcBorders/>
+            <w:tcW w:w="4697" w:type="dxa"/>
+            <w:tcBorders>
+              <w:left w:val="single" w:sz="2" w:space="0" w:color="BFC7D5"/>
+              <w:bottom w:val="single" w:sz="2" w:space="0" w:color="BFC7D5"/>
+              <w:right w:val="single" w:sz="6" w:space="0" w:color="BFC7D5"/>
+            </w:tcBorders>
             <w:vAlign w:val="center"/>
           </w:tcPr>
           <w:p>
@@ -2124,8 +2480,12 @@
         </w:tc>
         <w:tc>
           <w:tcPr>
-            <w:tcW w:w="1329" w:type="dxa"/>
-            <w:tcBorders/>
+            <w:tcW w:w="1357" w:type="dxa"/>
+            <w:tcBorders>
+              <w:left w:val="single" w:sz="2" w:space="0" w:color="BFC7D5"/>
+              <w:bottom w:val="single" w:sz="2" w:space="0" w:color="BFC7D5"/>
+              <w:right w:val="single" w:sz="6" w:space="0" w:color="BFC7D5"/>
+            </w:tcBorders>
             <w:vAlign w:val="center"/>
           </w:tcPr>
           <w:p>
@@ -2150,8 +2510,12 @@
         </w:tc>
         <w:tc>
           <w:tcPr>
-            <w:tcW w:w="4968" w:type="dxa"/>
-            <w:tcBorders/>
+            <w:tcW w:w="4921" w:type="dxa"/>
+            <w:tcBorders>
+              <w:left w:val="single" w:sz="2" w:space="0" w:color="BFC7D5"/>
+              <w:bottom w:val="single" w:sz="2" w:space="0" w:color="BFC7D5"/>
+              <w:right w:val="single" w:sz="6" w:space="0" w:color="BFC7D5"/>
+            </w:tcBorders>
             <w:vAlign w:val="center"/>
           </w:tcPr>
           <w:p>
@@ -2173,8 +2537,12 @@
         <w:trPr/>
         <w:tc>
           <w:tcPr>
-            <w:tcW w:w="331" w:type="dxa"/>
-            <w:tcBorders/>
+            <w:tcW w:w="364" w:type="dxa"/>
+            <w:tcBorders>
+              <w:left w:val="single" w:sz="6" w:space="0" w:color="BFC7D5"/>
+              <w:bottom w:val="single" w:sz="6" w:space="0" w:color="BFC7D5"/>
+              <w:right w:val="single" w:sz="6" w:space="0" w:color="BFC7D5"/>
+            </w:tcBorders>
             <w:vAlign w:val="center"/>
           </w:tcPr>
           <w:p>
@@ -2193,8 +2561,12 @@
         </w:tc>
         <w:tc>
           <w:tcPr>
-            <w:tcW w:w="4711" w:type="dxa"/>
-            <w:tcBorders/>
+            <w:tcW w:w="4697" w:type="dxa"/>
+            <w:tcBorders>
+              <w:left w:val="single" w:sz="2" w:space="0" w:color="BFC7D5"/>
+              <w:bottom w:val="single" w:sz="6" w:space="0" w:color="BFC7D5"/>
+              <w:right w:val="single" w:sz="6" w:space="0" w:color="BFC7D5"/>
+            </w:tcBorders>
             <w:vAlign w:val="center"/>
           </w:tcPr>
           <w:p>
@@ -2213,8 +2585,12 @@
         </w:tc>
         <w:tc>
           <w:tcPr>
-            <w:tcW w:w="1329" w:type="dxa"/>
-            <w:tcBorders/>
+            <w:tcW w:w="1357" w:type="dxa"/>
+            <w:tcBorders>
+              <w:left w:val="single" w:sz="2" w:space="0" w:color="BFC7D5"/>
+              <w:bottom w:val="single" w:sz="6" w:space="0" w:color="BFC7D5"/>
+              <w:right w:val="single" w:sz="6" w:space="0" w:color="BFC7D5"/>
+            </w:tcBorders>
             <w:vAlign w:val="center"/>
           </w:tcPr>
           <w:p>
@@ -2239,8 +2615,12 @@
         </w:tc>
         <w:tc>
           <w:tcPr>
-            <w:tcW w:w="4968" w:type="dxa"/>
-            <w:tcBorders/>
+            <w:tcW w:w="4921" w:type="dxa"/>
+            <w:tcBorders>
+              <w:left w:val="single" w:sz="2" w:space="0" w:color="BFC7D5"/>
+              <w:bottom w:val="single" w:sz="6" w:space="0" w:color="BFC7D5"/>
+              <w:right w:val="single" w:sz="6" w:space="0" w:color="BFC7D5"/>
+            </w:tcBorders>
             <w:vAlign w:val="center"/>
           </w:tcPr>
           <w:p>
@@ -2285,22 +2665,22 @@
     </w:p>
     <w:tbl>
       <w:tblPr>
-        <w:tblW w:w="11339" w:type="dxa"/>
+        <w:tblW w:w="5000" w:type="pct"/>
         <w:jc w:val="left"/>
-        <w:tblInd w:w="0" w:type="dxa"/>
+        <w:tblInd w:w="-7" w:type="dxa"/>
         <w:tblLayout w:type="fixed"/>
         <w:tblCellMar>
-          <w:top w:w="28" w:type="dxa"/>
-          <w:left w:w="28" w:type="dxa"/>
-          <w:bottom w:w="28" w:type="dxa"/>
-          <w:right w:w="28" w:type="dxa"/>
+          <w:top w:w="60" w:type="dxa"/>
+          <w:left w:w="60" w:type="dxa"/>
+          <w:bottom w:w="60" w:type="dxa"/>
+          <w:right w:w="60" w:type="dxa"/>
         </w:tblCellMar>
       </w:tblPr>
       <w:tblGrid>
-        <w:gridCol w:w="346"/>
-        <w:gridCol w:w="4752"/>
-        <w:gridCol w:w="1241"/>
-        <w:gridCol w:w="5000"/>
+        <w:gridCol w:w="379"/>
+        <w:gridCol w:w="4741"/>
+        <w:gridCol w:w="1267"/>
+        <w:gridCol w:w="4952"/>
       </w:tblGrid>
       <w:tr>
         <w:trPr>
@@ -2308,88 +2688,120 @@
         </w:trPr>
         <w:tc>
           <w:tcPr>
-            <w:tcW w:w="346" w:type="dxa"/>
-            <w:tcBorders/>
+            <w:tcW w:w="379" w:type="dxa"/>
+            <w:tcBorders>
+              <w:top w:val="single" w:sz="6" w:space="0" w:color="BFC7D5"/>
+              <w:left w:val="single" w:sz="6" w:space="0" w:color="BFC7D5"/>
+              <w:bottom w:val="single" w:sz="2" w:space="0" w:color="BFC7D5"/>
+              <w:right w:val="single" w:sz="6" w:space="0" w:color="BFC7D5"/>
+            </w:tcBorders>
+            <w:shd w:fill="1F3A5F" w:val="clear"/>
             <w:vAlign w:val="center"/>
           </w:tcPr>
           <w:p>
             <w:pPr>
               <w:pStyle w:val="TableHeading"/>
-              <w:suppressLineNumbers/>
-              <w:shd w:fill="1F3A5F" w:val="clear"/>
-              <w:bidi w:val="0"/>
-              <w:spacing w:before="0" w:after="283"/>
-              <w:jc w:val="center"/>
-              <w:rPr/>
-            </w:pPr>
-            <w:r>
-              <w:rPr/>
+              <w:bidi w:val="0"/>
+              <w:spacing w:before="0" w:after="283"/>
+              <w:jc w:val="left"/>
+              <w:rPr>
+                <w:color w:val="FFFFFF"/>
+              </w:rPr>
+            </w:pPr>
+            <w:r>
+              <w:rPr>
+                <w:color w:val="FFFFFF"/>
+              </w:rPr>
               <w:t>#</w:t>
             </w:r>
           </w:p>
         </w:tc>
         <w:tc>
           <w:tcPr>
-            <w:tcW w:w="4752" w:type="dxa"/>
-            <w:tcBorders/>
+            <w:tcW w:w="4741" w:type="dxa"/>
+            <w:tcBorders>
+              <w:top w:val="single" w:sz="6" w:space="0" w:color="BFC7D5"/>
+              <w:left w:val="single" w:sz="2" w:space="0" w:color="BFC7D5"/>
+              <w:bottom w:val="single" w:sz="2" w:space="0" w:color="BFC7D5"/>
+              <w:right w:val="single" w:sz="6" w:space="0" w:color="BFC7D5"/>
+            </w:tcBorders>
+            <w:shd w:fill="1F3A5F" w:val="clear"/>
             <w:vAlign w:val="center"/>
           </w:tcPr>
           <w:p>
             <w:pPr>
               <w:pStyle w:val="TableHeading"/>
-              <w:suppressLineNumbers/>
-              <w:shd w:fill="1F3A5F" w:val="clear"/>
-              <w:bidi w:val="0"/>
-              <w:spacing w:before="0" w:after="283"/>
-              <w:jc w:val="center"/>
-              <w:rPr/>
-            </w:pPr>
-            <w:r>
-              <w:rPr/>
+              <w:bidi w:val="0"/>
+              <w:spacing w:before="0" w:after="283"/>
+              <w:jc w:val="left"/>
+              <w:rPr>
+                <w:color w:val="FFFFFF"/>
+              </w:rPr>
+            </w:pPr>
+            <w:r>
+              <w:rPr>
+                <w:color w:val="FFFFFF"/>
+              </w:rPr>
               <w:t>What</w:t>
             </w:r>
           </w:p>
         </w:tc>
         <w:tc>
           <w:tcPr>
-            <w:tcW w:w="1241" w:type="dxa"/>
-            <w:tcBorders/>
+            <w:tcW w:w="1267" w:type="dxa"/>
+            <w:tcBorders>
+              <w:top w:val="single" w:sz="6" w:space="0" w:color="BFC7D5"/>
+              <w:left w:val="single" w:sz="2" w:space="0" w:color="BFC7D5"/>
+              <w:bottom w:val="single" w:sz="2" w:space="0" w:color="BFC7D5"/>
+              <w:right w:val="single" w:sz="6" w:space="0" w:color="BFC7D5"/>
+            </w:tcBorders>
+            <w:shd w:fill="1F3A5F" w:val="clear"/>
             <w:vAlign w:val="center"/>
           </w:tcPr>
           <w:p>
             <w:pPr>
               <w:pStyle w:val="TableHeading"/>
-              <w:suppressLineNumbers/>
-              <w:shd w:fill="1F3A5F" w:val="clear"/>
-              <w:bidi w:val="0"/>
-              <w:spacing w:before="0" w:after="283"/>
-              <w:jc w:val="center"/>
-              <w:rPr/>
-            </w:pPr>
-            <w:r>
-              <w:rPr/>
+              <w:bidi w:val="0"/>
+              <w:spacing w:before="0" w:after="283"/>
+              <w:jc w:val="left"/>
+              <w:rPr>
+                <w:color w:val="FFFFFF"/>
+              </w:rPr>
+            </w:pPr>
+            <w:r>
+              <w:rPr>
+                <w:color w:val="FFFFFF"/>
+              </w:rPr>
               <w:t>Where</w:t>
             </w:r>
           </w:p>
         </w:tc>
         <w:tc>
           <w:tcPr>
-            <w:tcW w:w="5000" w:type="dxa"/>
-            <w:tcBorders/>
+            <w:tcW w:w="4952" w:type="dxa"/>
+            <w:tcBorders>
+              <w:top w:val="single" w:sz="6" w:space="0" w:color="BFC7D5"/>
+              <w:left w:val="single" w:sz="2" w:space="0" w:color="BFC7D5"/>
+              <w:bottom w:val="single" w:sz="2" w:space="0" w:color="BFC7D5"/>
+              <w:right w:val="single" w:sz="6" w:space="0" w:color="BFC7D5"/>
+            </w:tcBorders>
+            <w:shd w:fill="1F3A5F" w:val="clear"/>
             <w:vAlign w:val="center"/>
           </w:tcPr>
           <w:p>
             <w:pPr>
               <w:pStyle w:val="TableHeading"/>
-              <w:suppressLineNumbers/>
-              <w:shd w:fill="1F3A5F" w:val="clear"/>
-              <w:bidi w:val="0"/>
-              <w:spacing w:before="0" w:after="283"/>
-              <w:jc w:val="center"/>
-              <w:rPr/>
-            </w:pPr>
-            <w:r>
-              <w:rPr/>
+              <w:bidi w:val="0"/>
+              <w:spacing w:before="0" w:after="283"/>
+              <w:jc w:val="left"/>
+              <w:rPr>
+                <w:color w:val="FFFFFF"/>
+              </w:rPr>
+            </w:pPr>
+            <w:r>
+              <w:rPr>
+                <w:color w:val="FFFFFF"/>
+              </w:rPr>
               <w:t>Why it matters</w:t>
             </w:r>
           </w:p>
@@ -2399,8 +2811,12 @@
         <w:trPr/>
         <w:tc>
           <w:tcPr>
-            <w:tcW w:w="346" w:type="dxa"/>
-            <w:tcBorders/>
+            <w:tcW w:w="379" w:type="dxa"/>
+            <w:tcBorders>
+              <w:left w:val="single" w:sz="6" w:space="0" w:color="BFC7D5"/>
+              <w:bottom w:val="single" w:sz="2" w:space="0" w:color="BFC7D5"/>
+              <w:right w:val="single" w:sz="6" w:space="0" w:color="BFC7D5"/>
+            </w:tcBorders>
             <w:vAlign w:val="center"/>
           </w:tcPr>
           <w:p>
@@ -2419,8 +2835,12 @@
         </w:tc>
         <w:tc>
           <w:tcPr>
-            <w:tcW w:w="4752" w:type="dxa"/>
-            <w:tcBorders/>
+            <w:tcW w:w="4741" w:type="dxa"/>
+            <w:tcBorders>
+              <w:left w:val="single" w:sz="2" w:space="0" w:color="BFC7D5"/>
+              <w:bottom w:val="single" w:sz="2" w:space="0" w:color="BFC7D5"/>
+              <w:right w:val="single" w:sz="6" w:space="0" w:color="BFC7D5"/>
+            </w:tcBorders>
             <w:vAlign w:val="center"/>
           </w:tcPr>
           <w:p>
@@ -2445,8 +2865,12 @@
         </w:tc>
         <w:tc>
           <w:tcPr>
-            <w:tcW w:w="1241" w:type="dxa"/>
-            <w:tcBorders/>
+            <w:tcW w:w="1267" w:type="dxa"/>
+            <w:tcBorders>
+              <w:left w:val="single" w:sz="2" w:space="0" w:color="BFC7D5"/>
+              <w:bottom w:val="single" w:sz="2" w:space="0" w:color="BFC7D5"/>
+              <w:right w:val="single" w:sz="6" w:space="0" w:color="BFC7D5"/>
+            </w:tcBorders>
             <w:vAlign w:val="center"/>
           </w:tcPr>
           <w:p>
@@ -2471,8 +2895,12 @@
         </w:tc>
         <w:tc>
           <w:tcPr>
-            <w:tcW w:w="5000" w:type="dxa"/>
-            <w:tcBorders/>
+            <w:tcW w:w="4952" w:type="dxa"/>
+            <w:tcBorders>
+              <w:left w:val="single" w:sz="2" w:space="0" w:color="BFC7D5"/>
+              <w:bottom w:val="single" w:sz="2" w:space="0" w:color="BFC7D5"/>
+              <w:right w:val="single" w:sz="6" w:space="0" w:color="BFC7D5"/>
+            </w:tcBorders>
             <w:vAlign w:val="center"/>
           </w:tcPr>
           <w:p>
@@ -2494,8 +2922,12 @@
         <w:trPr/>
         <w:tc>
           <w:tcPr>
-            <w:tcW w:w="346" w:type="dxa"/>
-            <w:tcBorders/>
+            <w:tcW w:w="379" w:type="dxa"/>
+            <w:tcBorders>
+              <w:left w:val="single" w:sz="6" w:space="0" w:color="BFC7D5"/>
+              <w:bottom w:val="single" w:sz="2" w:space="0" w:color="BFC7D5"/>
+              <w:right w:val="single" w:sz="6" w:space="0" w:color="BFC7D5"/>
+            </w:tcBorders>
             <w:vAlign w:val="center"/>
           </w:tcPr>
           <w:p>
@@ -2514,8 +2946,12 @@
         </w:tc>
         <w:tc>
           <w:tcPr>
-            <w:tcW w:w="4752" w:type="dxa"/>
-            <w:tcBorders/>
+            <w:tcW w:w="4741" w:type="dxa"/>
+            <w:tcBorders>
+              <w:left w:val="single" w:sz="2" w:space="0" w:color="BFC7D5"/>
+              <w:bottom w:val="single" w:sz="2" w:space="0" w:color="BFC7D5"/>
+              <w:right w:val="single" w:sz="6" w:space="0" w:color="BFC7D5"/>
+            </w:tcBorders>
             <w:vAlign w:val="center"/>
           </w:tcPr>
           <w:p>
@@ -2550,8 +2986,12 @@
         </w:tc>
         <w:tc>
           <w:tcPr>
-            <w:tcW w:w="1241" w:type="dxa"/>
-            <w:tcBorders/>
+            <w:tcW w:w="1267" w:type="dxa"/>
+            <w:tcBorders>
+              <w:left w:val="single" w:sz="2" w:space="0" w:color="BFC7D5"/>
+              <w:bottom w:val="single" w:sz="2" w:space="0" w:color="BFC7D5"/>
+              <w:right w:val="single" w:sz="6" w:space="0" w:color="BFC7D5"/>
+            </w:tcBorders>
             <w:vAlign w:val="center"/>
           </w:tcPr>
           <w:p>
@@ -2576,8 +3016,12 @@
         </w:tc>
         <w:tc>
           <w:tcPr>
-            <w:tcW w:w="5000" w:type="dxa"/>
-            <w:tcBorders/>
+            <w:tcW w:w="4952" w:type="dxa"/>
+            <w:tcBorders>
+              <w:left w:val="single" w:sz="2" w:space="0" w:color="BFC7D5"/>
+              <w:bottom w:val="single" w:sz="2" w:space="0" w:color="BFC7D5"/>
+              <w:right w:val="single" w:sz="6" w:space="0" w:color="BFC7D5"/>
+            </w:tcBorders>
             <w:vAlign w:val="center"/>
           </w:tcPr>
           <w:p>
@@ -2599,8 +3043,12 @@
         <w:trPr/>
         <w:tc>
           <w:tcPr>
-            <w:tcW w:w="346" w:type="dxa"/>
-            <w:tcBorders/>
+            <w:tcW w:w="379" w:type="dxa"/>
+            <w:tcBorders>
+              <w:left w:val="single" w:sz="6" w:space="0" w:color="BFC7D5"/>
+              <w:bottom w:val="single" w:sz="2" w:space="0" w:color="BFC7D5"/>
+              <w:right w:val="single" w:sz="6" w:space="0" w:color="BFC7D5"/>
+            </w:tcBorders>
             <w:vAlign w:val="center"/>
           </w:tcPr>
           <w:p>
@@ -2619,8 +3067,12 @@
         </w:tc>
         <w:tc>
           <w:tcPr>
-            <w:tcW w:w="4752" w:type="dxa"/>
-            <w:tcBorders/>
+            <w:tcW w:w="4741" w:type="dxa"/>
+            <w:tcBorders>
+              <w:left w:val="single" w:sz="2" w:space="0" w:color="BFC7D5"/>
+              <w:bottom w:val="single" w:sz="2" w:space="0" w:color="BFC7D5"/>
+              <w:right w:val="single" w:sz="6" w:space="0" w:color="BFC7D5"/>
+            </w:tcBorders>
             <w:vAlign w:val="center"/>
           </w:tcPr>
           <w:p>
@@ -2641,8 +3093,12 @@
         </w:tc>
         <w:tc>
           <w:tcPr>
-            <w:tcW w:w="1241" w:type="dxa"/>
-            <w:tcBorders/>
+            <w:tcW w:w="1267" w:type="dxa"/>
+            <w:tcBorders>
+              <w:left w:val="single" w:sz="2" w:space="0" w:color="BFC7D5"/>
+              <w:bottom w:val="single" w:sz="2" w:space="0" w:color="BFC7D5"/>
+              <w:right w:val="single" w:sz="6" w:space="0" w:color="BFC7D5"/>
+            </w:tcBorders>
             <w:vAlign w:val="center"/>
           </w:tcPr>
           <w:p>
@@ -2667,8 +3123,12 @@
         </w:tc>
         <w:tc>
           <w:tcPr>
-            <w:tcW w:w="5000" w:type="dxa"/>
-            <w:tcBorders/>
+            <w:tcW w:w="4952" w:type="dxa"/>
+            <w:tcBorders>
+              <w:left w:val="single" w:sz="2" w:space="0" w:color="BFC7D5"/>
+              <w:bottom w:val="single" w:sz="2" w:space="0" w:color="BFC7D5"/>
+              <w:right w:val="single" w:sz="6" w:space="0" w:color="BFC7D5"/>
+            </w:tcBorders>
             <w:vAlign w:val="center"/>
           </w:tcPr>
           <w:p>
@@ -2690,8 +3150,12 @@
         <w:trPr/>
         <w:tc>
           <w:tcPr>
-            <w:tcW w:w="346" w:type="dxa"/>
-            <w:tcBorders/>
+            <w:tcW w:w="379" w:type="dxa"/>
+            <w:tcBorders>
+              <w:left w:val="single" w:sz="6" w:space="0" w:color="BFC7D5"/>
+              <w:bottom w:val="single" w:sz="2" w:space="0" w:color="BFC7D5"/>
+              <w:right w:val="single" w:sz="6" w:space="0" w:color="BFC7D5"/>
+            </w:tcBorders>
             <w:vAlign w:val="center"/>
           </w:tcPr>
           <w:p>
@@ -2710,8 +3174,12 @@
         </w:tc>
         <w:tc>
           <w:tcPr>
-            <w:tcW w:w="4752" w:type="dxa"/>
-            <w:tcBorders/>
+            <w:tcW w:w="4741" w:type="dxa"/>
+            <w:tcBorders>
+              <w:left w:val="single" w:sz="2" w:space="0" w:color="BFC7D5"/>
+              <w:bottom w:val="single" w:sz="2" w:space="0" w:color="BFC7D5"/>
+              <w:right w:val="single" w:sz="6" w:space="0" w:color="BFC7D5"/>
+            </w:tcBorders>
             <w:vAlign w:val="center"/>
           </w:tcPr>
           <w:p>
@@ -2740,8 +3208,12 @@
         </w:tc>
         <w:tc>
           <w:tcPr>
-            <w:tcW w:w="1241" w:type="dxa"/>
-            <w:tcBorders/>
+            <w:tcW w:w="1267" w:type="dxa"/>
+            <w:tcBorders>
+              <w:left w:val="single" w:sz="2" w:space="0" w:color="BFC7D5"/>
+              <w:bottom w:val="single" w:sz="2" w:space="0" w:color="BFC7D5"/>
+              <w:right w:val="single" w:sz="6" w:space="0" w:color="BFC7D5"/>
+            </w:tcBorders>
             <w:vAlign w:val="center"/>
           </w:tcPr>
           <w:p>
@@ -2766,8 +3238,12 @@
         </w:tc>
         <w:tc>
           <w:tcPr>
-            <w:tcW w:w="5000" w:type="dxa"/>
-            <w:tcBorders/>
+            <w:tcW w:w="4952" w:type="dxa"/>
+            <w:tcBorders>
+              <w:left w:val="single" w:sz="2" w:space="0" w:color="BFC7D5"/>
+              <w:bottom w:val="single" w:sz="2" w:space="0" w:color="BFC7D5"/>
+              <w:right w:val="single" w:sz="6" w:space="0" w:color="BFC7D5"/>
+            </w:tcBorders>
             <w:vAlign w:val="center"/>
           </w:tcPr>
           <w:p>
@@ -2789,8 +3265,12 @@
         <w:trPr/>
         <w:tc>
           <w:tcPr>
-            <w:tcW w:w="346" w:type="dxa"/>
-            <w:tcBorders/>
+            <w:tcW w:w="379" w:type="dxa"/>
+            <w:tcBorders>
+              <w:left w:val="single" w:sz="6" w:space="0" w:color="BFC7D5"/>
+              <w:bottom w:val="single" w:sz="6" w:space="0" w:color="BFC7D5"/>
+              <w:right w:val="single" w:sz="6" w:space="0" w:color="BFC7D5"/>
+            </w:tcBorders>
             <w:vAlign w:val="center"/>
           </w:tcPr>
           <w:p>
@@ -2809,8 +3289,12 @@
         </w:tc>
         <w:tc>
           <w:tcPr>
-            <w:tcW w:w="4752" w:type="dxa"/>
-            <w:tcBorders/>
+            <w:tcW w:w="4741" w:type="dxa"/>
+            <w:tcBorders>
+              <w:left w:val="single" w:sz="2" w:space="0" w:color="BFC7D5"/>
+              <w:bottom w:val="single" w:sz="6" w:space="0" w:color="BFC7D5"/>
+              <w:right w:val="single" w:sz="6" w:space="0" w:color="BFC7D5"/>
+            </w:tcBorders>
             <w:vAlign w:val="center"/>
           </w:tcPr>
           <w:p>
@@ -2839,8 +3323,12 @@
         </w:tc>
         <w:tc>
           <w:tcPr>
-            <w:tcW w:w="1241" w:type="dxa"/>
-            <w:tcBorders/>
+            <w:tcW w:w="1267" w:type="dxa"/>
+            <w:tcBorders>
+              <w:left w:val="single" w:sz="2" w:space="0" w:color="BFC7D5"/>
+              <w:bottom w:val="single" w:sz="6" w:space="0" w:color="BFC7D5"/>
+              <w:right w:val="single" w:sz="6" w:space="0" w:color="BFC7D5"/>
+            </w:tcBorders>
             <w:vAlign w:val="center"/>
           </w:tcPr>
           <w:p>
@@ -2875,8 +3363,12 @@
         </w:tc>
         <w:tc>
           <w:tcPr>
-            <w:tcW w:w="5000" w:type="dxa"/>
-            <w:tcBorders/>
+            <w:tcW w:w="4952" w:type="dxa"/>
+            <w:tcBorders>
+              <w:left w:val="single" w:sz="2" w:space="0" w:color="BFC7D5"/>
+              <w:bottom w:val="single" w:sz="6" w:space="0" w:color="BFC7D5"/>
+              <w:right w:val="single" w:sz="6" w:space="0" w:color="BFC7D5"/>
+            </w:tcBorders>
             <w:vAlign w:val="center"/>
           </w:tcPr>
           <w:p>
@@ -2943,22 +3435,22 @@
     </w:p>
     <w:tbl>
       <w:tblPr>
-        <w:tblW w:w="11339" w:type="dxa"/>
+        <w:tblW w:w="5000" w:type="pct"/>
         <w:jc w:val="left"/>
-        <w:tblInd w:w="0" w:type="dxa"/>
+        <w:tblInd w:w="-7" w:type="dxa"/>
         <w:tblLayout w:type="fixed"/>
         <w:tblCellMar>
-          <w:top w:w="28" w:type="dxa"/>
-          <w:left w:w="28" w:type="dxa"/>
-          <w:bottom w:w="28" w:type="dxa"/>
-          <w:right w:w="28" w:type="dxa"/>
+          <w:top w:w="60" w:type="dxa"/>
+          <w:left w:w="60" w:type="dxa"/>
+          <w:bottom w:w="60" w:type="dxa"/>
+          <w:right w:w="60" w:type="dxa"/>
         </w:tblCellMar>
       </w:tblPr>
       <w:tblGrid>
-        <w:gridCol w:w="718"/>
-        <w:gridCol w:w="9083"/>
-        <w:gridCol w:w="805"/>
-        <w:gridCol w:w="733"/>
+        <w:gridCol w:w="750"/>
+        <w:gridCol w:w="9015"/>
+        <w:gridCol w:w="837"/>
+        <w:gridCol w:w="737"/>
       </w:tblGrid>
       <w:tr>
         <w:trPr>
@@ -2966,88 +3458,120 @@
         </w:trPr>
         <w:tc>
           <w:tcPr>
-            <w:tcW w:w="718" w:type="dxa"/>
-            <w:tcBorders/>
+            <w:tcW w:w="750" w:type="dxa"/>
+            <w:tcBorders>
+              <w:top w:val="single" w:sz="6" w:space="0" w:color="BFC7D5"/>
+              <w:left w:val="single" w:sz="6" w:space="0" w:color="BFC7D5"/>
+              <w:bottom w:val="single" w:sz="2" w:space="0" w:color="BFC7D5"/>
+              <w:right w:val="single" w:sz="6" w:space="0" w:color="BFC7D5"/>
+            </w:tcBorders>
+            <w:shd w:fill="1F3A5F" w:val="clear"/>
             <w:vAlign w:val="center"/>
           </w:tcPr>
           <w:p>
             <w:pPr>
               <w:pStyle w:val="TableHeading"/>
-              <w:suppressLineNumbers/>
-              <w:shd w:fill="1F3A5F" w:val="clear"/>
-              <w:bidi w:val="0"/>
-              <w:spacing w:before="0" w:after="283"/>
-              <w:jc w:val="center"/>
-              <w:rPr/>
-            </w:pPr>
-            <w:r>
-              <w:rPr/>
+              <w:bidi w:val="0"/>
+              <w:spacing w:before="0" w:after="283"/>
+              <w:jc w:val="left"/>
+              <w:rPr>
+                <w:color w:val="FFFFFF"/>
+              </w:rPr>
+            </w:pPr>
+            <w:r>
+              <w:rPr>
+                <w:color w:val="FFFFFF"/>
+              </w:rPr>
               <w:t>#</w:t>
             </w:r>
           </w:p>
         </w:tc>
         <w:tc>
           <w:tcPr>
-            <w:tcW w:w="9083" w:type="dxa"/>
-            <w:tcBorders/>
+            <w:tcW w:w="9015" w:type="dxa"/>
+            <w:tcBorders>
+              <w:top w:val="single" w:sz="6" w:space="0" w:color="BFC7D5"/>
+              <w:left w:val="single" w:sz="2" w:space="0" w:color="BFC7D5"/>
+              <w:bottom w:val="single" w:sz="2" w:space="0" w:color="BFC7D5"/>
+              <w:right w:val="single" w:sz="6" w:space="0" w:color="BFC7D5"/>
+            </w:tcBorders>
+            <w:shd w:fill="1F3A5F" w:val="clear"/>
             <w:vAlign w:val="center"/>
           </w:tcPr>
           <w:p>
             <w:pPr>
               <w:pStyle w:val="TableHeading"/>
-              <w:suppressLineNumbers/>
-              <w:shd w:fill="1F3A5F" w:val="clear"/>
-              <w:bidi w:val="0"/>
-              <w:spacing w:before="0" w:after="283"/>
-              <w:jc w:val="center"/>
-              <w:rPr/>
-            </w:pPr>
-            <w:r>
-              <w:rPr/>
+              <w:bidi w:val="0"/>
+              <w:spacing w:before="0" w:after="283"/>
+              <w:jc w:val="left"/>
+              <w:rPr>
+                <w:color w:val="FFFFFF"/>
+              </w:rPr>
+            </w:pPr>
+            <w:r>
+              <w:rPr>
+                <w:color w:val="FFFFFF"/>
+              </w:rPr>
               <w:t>Work</w:t>
             </w:r>
           </w:p>
         </w:tc>
         <w:tc>
           <w:tcPr>
-            <w:tcW w:w="805" w:type="dxa"/>
-            <w:tcBorders/>
+            <w:tcW w:w="837" w:type="dxa"/>
+            <w:tcBorders>
+              <w:top w:val="single" w:sz="6" w:space="0" w:color="BFC7D5"/>
+              <w:left w:val="single" w:sz="2" w:space="0" w:color="BFC7D5"/>
+              <w:bottom w:val="single" w:sz="2" w:space="0" w:color="BFC7D5"/>
+              <w:right w:val="single" w:sz="6" w:space="0" w:color="BFC7D5"/>
+            </w:tcBorders>
+            <w:shd w:fill="1F3A5F" w:val="clear"/>
             <w:vAlign w:val="center"/>
           </w:tcPr>
           <w:p>
             <w:pPr>
               <w:pStyle w:val="TableHeading"/>
-              <w:suppressLineNumbers/>
-              <w:shd w:fill="1F3A5F" w:val="clear"/>
-              <w:bidi w:val="0"/>
-              <w:spacing w:before="0" w:after="283"/>
-              <w:jc w:val="center"/>
-              <w:rPr/>
-            </w:pPr>
-            <w:r>
-              <w:rPr/>
+              <w:bidi w:val="0"/>
+              <w:spacing w:before="0" w:after="283"/>
+              <w:jc w:val="left"/>
+              <w:rPr>
+                <w:color w:val="FFFFFF"/>
+              </w:rPr>
+            </w:pPr>
+            <w:r>
+              <w:rPr>
+                <w:color w:val="FFFFFF"/>
+              </w:rPr>
               <w:t>Gap / risk</w:t>
             </w:r>
           </w:p>
         </w:tc>
         <w:tc>
           <w:tcPr>
-            <w:tcW w:w="733" w:type="dxa"/>
-            <w:tcBorders/>
+            <w:tcW w:w="737" w:type="dxa"/>
+            <w:tcBorders>
+              <w:top w:val="single" w:sz="6" w:space="0" w:color="BFC7D5"/>
+              <w:left w:val="single" w:sz="2" w:space="0" w:color="BFC7D5"/>
+              <w:bottom w:val="single" w:sz="2" w:space="0" w:color="BFC7D5"/>
+              <w:right w:val="single" w:sz="6" w:space="0" w:color="BFC7D5"/>
+            </w:tcBorders>
+            <w:shd w:fill="1F3A5F" w:val="clear"/>
             <w:vAlign w:val="center"/>
           </w:tcPr>
           <w:p>
             <w:pPr>
               <w:pStyle w:val="TableHeading"/>
-              <w:suppressLineNumbers/>
-              <w:shd w:fill="1F3A5F" w:val="clear"/>
-              <w:bidi w:val="0"/>
-              <w:spacing w:before="0" w:after="283"/>
-              <w:jc w:val="center"/>
-              <w:rPr/>
-            </w:pPr>
-            <w:r>
-              <w:rPr/>
+              <w:bidi w:val="0"/>
+              <w:spacing w:before="0" w:after="283"/>
+              <w:jc w:val="left"/>
+              <w:rPr>
+                <w:color w:val="FFFFFF"/>
+              </w:rPr>
+            </w:pPr>
+            <w:r>
+              <w:rPr>
+                <w:color w:val="FFFFFF"/>
+              </w:rPr>
               <w:t>Effort</w:t>
             </w:r>
           </w:p>
@@ -3057,8 +3581,12 @@
         <w:trPr/>
         <w:tc>
           <w:tcPr>
-            <w:tcW w:w="718" w:type="dxa"/>
-            <w:tcBorders/>
+            <w:tcW w:w="750" w:type="dxa"/>
+            <w:tcBorders>
+              <w:left w:val="single" w:sz="6" w:space="0" w:color="BFC7D5"/>
+              <w:bottom w:val="single" w:sz="2" w:space="0" w:color="BFC7D5"/>
+              <w:right w:val="single" w:sz="6" w:space="0" w:color="BFC7D5"/>
+            </w:tcBorders>
             <w:vAlign w:val="center"/>
           </w:tcPr>
           <w:p>
@@ -3077,8 +3605,12 @@
         </w:tc>
         <w:tc>
           <w:tcPr>
-            <w:tcW w:w="9083" w:type="dxa"/>
-            <w:tcBorders/>
+            <w:tcW w:w="9015" w:type="dxa"/>
+            <w:tcBorders>
+              <w:left w:val="single" w:sz="2" w:space="0" w:color="BFC7D5"/>
+              <w:bottom w:val="single" w:sz="2" w:space="0" w:color="BFC7D5"/>
+              <w:right w:val="single" w:sz="6" w:space="0" w:color="BFC7D5"/>
+            </w:tcBorders>
             <w:vAlign w:val="center"/>
           </w:tcPr>
           <w:p>
@@ -3143,8 +3675,12 @@
         </w:tc>
         <w:tc>
           <w:tcPr>
-            <w:tcW w:w="805" w:type="dxa"/>
-            <w:tcBorders/>
+            <w:tcW w:w="837" w:type="dxa"/>
+            <w:tcBorders>
+              <w:left w:val="single" w:sz="2" w:space="0" w:color="BFC7D5"/>
+              <w:bottom w:val="single" w:sz="2" w:space="0" w:color="BFC7D5"/>
+              <w:right w:val="single" w:sz="6" w:space="0" w:color="BFC7D5"/>
+            </w:tcBorders>
             <w:vAlign w:val="center"/>
           </w:tcPr>
           <w:p>
@@ -3163,8 +3699,12 @@
         </w:tc>
         <w:tc>
           <w:tcPr>
-            <w:tcW w:w="733" w:type="dxa"/>
-            <w:tcBorders/>
+            <w:tcW w:w="737" w:type="dxa"/>
+            <w:tcBorders>
+              <w:left w:val="single" w:sz="2" w:space="0" w:color="BFC7D5"/>
+              <w:bottom w:val="single" w:sz="2" w:space="0" w:color="BFC7D5"/>
+              <w:right w:val="single" w:sz="6" w:space="0" w:color="BFC7D5"/>
+            </w:tcBorders>
             <w:vAlign w:val="center"/>
           </w:tcPr>
           <w:p>
@@ -3186,8 +3726,12 @@
         <w:trPr/>
         <w:tc>
           <w:tcPr>
-            <w:tcW w:w="718" w:type="dxa"/>
-            <w:tcBorders/>
+            <w:tcW w:w="750" w:type="dxa"/>
+            <w:tcBorders>
+              <w:left w:val="single" w:sz="6" w:space="0" w:color="BFC7D5"/>
+              <w:bottom w:val="single" w:sz="2" w:space="0" w:color="BFC7D5"/>
+              <w:right w:val="single" w:sz="6" w:space="0" w:color="BFC7D5"/>
+            </w:tcBorders>
             <w:vAlign w:val="center"/>
           </w:tcPr>
           <w:p>
@@ -3206,8 +3750,12 @@
         </w:tc>
         <w:tc>
           <w:tcPr>
-            <w:tcW w:w="9083" w:type="dxa"/>
-            <w:tcBorders/>
+            <w:tcW w:w="9015" w:type="dxa"/>
+            <w:tcBorders>
+              <w:left w:val="single" w:sz="2" w:space="0" w:color="BFC7D5"/>
+              <w:bottom w:val="single" w:sz="2" w:space="0" w:color="BFC7D5"/>
+              <w:right w:val="single" w:sz="6" w:space="0" w:color="BFC7D5"/>
+            </w:tcBorders>
             <w:vAlign w:val="center"/>
           </w:tcPr>
           <w:p>
@@ -3264,8 +3812,12 @@
         </w:tc>
         <w:tc>
           <w:tcPr>
-            <w:tcW w:w="805" w:type="dxa"/>
-            <w:tcBorders/>
+            <w:tcW w:w="837" w:type="dxa"/>
+            <w:tcBorders>
+              <w:left w:val="single" w:sz="2" w:space="0" w:color="BFC7D5"/>
+              <w:bottom w:val="single" w:sz="2" w:space="0" w:color="BFC7D5"/>
+              <w:right w:val="single" w:sz="6" w:space="0" w:color="BFC7D5"/>
+            </w:tcBorders>
             <w:vAlign w:val="center"/>
           </w:tcPr>
           <w:p>
@@ -3284,8 +3836,12 @@
         </w:tc>
         <w:tc>
           <w:tcPr>
-            <w:tcW w:w="733" w:type="dxa"/>
-            <w:tcBorders/>
+            <w:tcW w:w="737" w:type="dxa"/>
+            <w:tcBorders>
+              <w:left w:val="single" w:sz="2" w:space="0" w:color="BFC7D5"/>
+              <w:bottom w:val="single" w:sz="2" w:space="0" w:color="BFC7D5"/>
+              <w:right w:val="single" w:sz="6" w:space="0" w:color="BFC7D5"/>
+            </w:tcBorders>
             <w:vAlign w:val="center"/>
           </w:tcPr>
           <w:p>
@@ -3307,8 +3863,12 @@
         <w:trPr/>
         <w:tc>
           <w:tcPr>
-            <w:tcW w:w="718" w:type="dxa"/>
-            <w:tcBorders/>
+            <w:tcW w:w="750" w:type="dxa"/>
+            <w:tcBorders>
+              <w:left w:val="single" w:sz="6" w:space="0" w:color="BFC7D5"/>
+              <w:bottom w:val="single" w:sz="2" w:space="0" w:color="BFC7D5"/>
+              <w:right w:val="single" w:sz="6" w:space="0" w:color="BFC7D5"/>
+            </w:tcBorders>
             <w:vAlign w:val="center"/>
           </w:tcPr>
           <w:p>
@@ -3327,8 +3887,12 @@
         </w:tc>
         <w:tc>
           <w:tcPr>
-            <w:tcW w:w="9083" w:type="dxa"/>
-            <w:tcBorders/>
+            <w:tcW w:w="9015" w:type="dxa"/>
+            <w:tcBorders>
+              <w:left w:val="single" w:sz="2" w:space="0" w:color="BFC7D5"/>
+              <w:bottom w:val="single" w:sz="2" w:space="0" w:color="BFC7D5"/>
+              <w:right w:val="single" w:sz="6" w:space="0" w:color="BFC7D5"/>
+            </w:tcBorders>
             <w:vAlign w:val="center"/>
           </w:tcPr>
           <w:p>
@@ -3405,8 +3969,12 @@
         </w:tc>
         <w:tc>
           <w:tcPr>
-            <w:tcW w:w="805" w:type="dxa"/>
-            <w:tcBorders/>
+            <w:tcW w:w="837" w:type="dxa"/>
+            <w:tcBorders>
+              <w:left w:val="single" w:sz="2" w:space="0" w:color="BFC7D5"/>
+              <w:bottom w:val="single" w:sz="2" w:space="0" w:color="BFC7D5"/>
+              <w:right w:val="single" w:sz="6" w:space="0" w:color="BFC7D5"/>
+            </w:tcBorders>
             <w:vAlign w:val="center"/>
           </w:tcPr>
           <w:p>
@@ -3425,8 +3993,12 @@
         </w:tc>
         <w:tc>
           <w:tcPr>
-            <w:tcW w:w="733" w:type="dxa"/>
-            <w:tcBorders/>
+            <w:tcW w:w="737" w:type="dxa"/>
+            <w:tcBorders>
+              <w:left w:val="single" w:sz="2" w:space="0" w:color="BFC7D5"/>
+              <w:bottom w:val="single" w:sz="2" w:space="0" w:color="BFC7D5"/>
+              <w:right w:val="single" w:sz="6" w:space="0" w:color="BFC7D5"/>
+            </w:tcBorders>
             <w:vAlign w:val="center"/>
           </w:tcPr>
           <w:p>
@@ -3448,8 +4020,12 @@
         <w:trPr/>
         <w:tc>
           <w:tcPr>
-            <w:tcW w:w="718" w:type="dxa"/>
-            <w:tcBorders/>
+            <w:tcW w:w="750" w:type="dxa"/>
+            <w:tcBorders>
+              <w:left w:val="single" w:sz="6" w:space="0" w:color="BFC7D5"/>
+              <w:bottom w:val="single" w:sz="6" w:space="0" w:color="BFC7D5"/>
+              <w:right w:val="single" w:sz="6" w:space="0" w:color="BFC7D5"/>
+            </w:tcBorders>
             <w:vAlign w:val="center"/>
           </w:tcPr>
           <w:p>
@@ -3468,8 +4044,12 @@
         </w:tc>
         <w:tc>
           <w:tcPr>
-            <w:tcW w:w="9083" w:type="dxa"/>
-            <w:tcBorders/>
+            <w:tcW w:w="9015" w:type="dxa"/>
+            <w:tcBorders>
+              <w:left w:val="single" w:sz="2" w:space="0" w:color="BFC7D5"/>
+              <w:bottom w:val="single" w:sz="6" w:space="0" w:color="BFC7D5"/>
+              <w:right w:val="single" w:sz="6" w:space="0" w:color="BFC7D5"/>
+            </w:tcBorders>
             <w:vAlign w:val="center"/>
           </w:tcPr>
           <w:p>
@@ -3504,8 +4084,12 @@
         </w:tc>
         <w:tc>
           <w:tcPr>
-            <w:tcW w:w="805" w:type="dxa"/>
-            <w:tcBorders/>
+            <w:tcW w:w="837" w:type="dxa"/>
+            <w:tcBorders>
+              <w:left w:val="single" w:sz="2" w:space="0" w:color="BFC7D5"/>
+              <w:bottom w:val="single" w:sz="6" w:space="0" w:color="BFC7D5"/>
+              <w:right w:val="single" w:sz="6" w:space="0" w:color="BFC7D5"/>
+            </w:tcBorders>
             <w:vAlign w:val="center"/>
           </w:tcPr>
           <w:p>
@@ -3524,8 +4108,12 @@
         </w:tc>
         <w:tc>
           <w:tcPr>
-            <w:tcW w:w="733" w:type="dxa"/>
-            <w:tcBorders/>
+            <w:tcW w:w="737" w:type="dxa"/>
+            <w:tcBorders>
+              <w:left w:val="single" w:sz="2" w:space="0" w:color="BFC7D5"/>
+              <w:bottom w:val="single" w:sz="6" w:space="0" w:color="BFC7D5"/>
+              <w:right w:val="single" w:sz="6" w:space="0" w:color="BFC7D5"/>
+            </w:tcBorders>
             <w:vAlign w:val="center"/>
           </w:tcPr>
           <w:p>
@@ -3558,22 +4146,22 @@
     </w:p>
     <w:tbl>
       <w:tblPr>
-        <w:tblW w:w="11339" w:type="dxa"/>
+        <w:tblW w:w="5000" w:type="pct"/>
         <w:jc w:val="left"/>
-        <w:tblInd w:w="0" w:type="dxa"/>
+        <w:tblInd w:w="-7" w:type="dxa"/>
         <w:tblLayout w:type="fixed"/>
         <w:tblCellMar>
-          <w:top w:w="28" w:type="dxa"/>
-          <w:left w:w="28" w:type="dxa"/>
-          <w:bottom w:w="28" w:type="dxa"/>
-          <w:right w:w="28" w:type="dxa"/>
+          <w:top w:w="60" w:type="dxa"/>
+          <w:left w:w="60" w:type="dxa"/>
+          <w:bottom w:w="60" w:type="dxa"/>
+          <w:right w:w="60" w:type="dxa"/>
         </w:tblCellMar>
       </w:tblPr>
       <w:tblGrid>
-        <w:gridCol w:w="614"/>
-        <w:gridCol w:w="9207"/>
-        <w:gridCol w:w="807"/>
-        <w:gridCol w:w="711"/>
+        <w:gridCol w:w="646"/>
+        <w:gridCol w:w="9138"/>
+        <w:gridCol w:w="839"/>
+        <w:gridCol w:w="716"/>
       </w:tblGrid>
       <w:tr>
         <w:trPr>
@@ -3581,88 +4169,120 @@
         </w:trPr>
         <w:tc>
           <w:tcPr>
-            <w:tcW w:w="614" w:type="dxa"/>
-            <w:tcBorders/>
+            <w:tcW w:w="646" w:type="dxa"/>
+            <w:tcBorders>
+              <w:top w:val="single" w:sz="6" w:space="0" w:color="BFC7D5"/>
+              <w:left w:val="single" w:sz="6" w:space="0" w:color="BFC7D5"/>
+              <w:bottom w:val="single" w:sz="2" w:space="0" w:color="BFC7D5"/>
+              <w:right w:val="single" w:sz="6" w:space="0" w:color="BFC7D5"/>
+            </w:tcBorders>
+            <w:shd w:fill="1F3A5F" w:val="clear"/>
             <w:vAlign w:val="center"/>
           </w:tcPr>
           <w:p>
             <w:pPr>
               <w:pStyle w:val="TableHeading"/>
-              <w:suppressLineNumbers/>
-              <w:shd w:fill="1F3A5F" w:val="clear"/>
-              <w:bidi w:val="0"/>
-              <w:spacing w:before="0" w:after="283"/>
-              <w:jc w:val="center"/>
-              <w:rPr/>
-            </w:pPr>
-            <w:r>
-              <w:rPr/>
+              <w:bidi w:val="0"/>
+              <w:spacing w:before="0" w:after="283"/>
+              <w:jc w:val="left"/>
+              <w:rPr>
+                <w:color w:val="FFFFFF"/>
+              </w:rPr>
+            </w:pPr>
+            <w:r>
+              <w:rPr>
+                <w:color w:val="FFFFFF"/>
+              </w:rPr>
               <w:t>#</w:t>
             </w:r>
           </w:p>
         </w:tc>
         <w:tc>
           <w:tcPr>
-            <w:tcW w:w="9207" w:type="dxa"/>
-            <w:tcBorders/>
+            <w:tcW w:w="9138" w:type="dxa"/>
+            <w:tcBorders>
+              <w:top w:val="single" w:sz="6" w:space="0" w:color="BFC7D5"/>
+              <w:left w:val="single" w:sz="2" w:space="0" w:color="BFC7D5"/>
+              <w:bottom w:val="single" w:sz="2" w:space="0" w:color="BFC7D5"/>
+              <w:right w:val="single" w:sz="6" w:space="0" w:color="BFC7D5"/>
+            </w:tcBorders>
+            <w:shd w:fill="1F3A5F" w:val="clear"/>
             <w:vAlign w:val="center"/>
           </w:tcPr>
           <w:p>
             <w:pPr>
               <w:pStyle w:val="TableHeading"/>
-              <w:suppressLineNumbers/>
-              <w:shd w:fill="1F3A5F" w:val="clear"/>
-              <w:bidi w:val="0"/>
-              <w:spacing w:before="0" w:after="283"/>
-              <w:jc w:val="center"/>
-              <w:rPr/>
-            </w:pPr>
-            <w:r>
-              <w:rPr/>
+              <w:bidi w:val="0"/>
+              <w:spacing w:before="0" w:after="283"/>
+              <w:jc w:val="left"/>
+              <w:rPr>
+                <w:color w:val="FFFFFF"/>
+              </w:rPr>
+            </w:pPr>
+            <w:r>
+              <w:rPr>
+                <w:color w:val="FFFFFF"/>
+              </w:rPr>
               <w:t>Work</w:t>
             </w:r>
           </w:p>
         </w:tc>
         <w:tc>
           <w:tcPr>
-            <w:tcW w:w="807" w:type="dxa"/>
-            <w:tcBorders/>
+            <w:tcW w:w="839" w:type="dxa"/>
+            <w:tcBorders>
+              <w:top w:val="single" w:sz="6" w:space="0" w:color="BFC7D5"/>
+              <w:left w:val="single" w:sz="2" w:space="0" w:color="BFC7D5"/>
+              <w:bottom w:val="single" w:sz="2" w:space="0" w:color="BFC7D5"/>
+              <w:right w:val="single" w:sz="6" w:space="0" w:color="BFC7D5"/>
+            </w:tcBorders>
+            <w:shd w:fill="1F3A5F" w:val="clear"/>
             <w:vAlign w:val="center"/>
           </w:tcPr>
           <w:p>
             <w:pPr>
               <w:pStyle w:val="TableHeading"/>
-              <w:suppressLineNumbers/>
-              <w:shd w:fill="1F3A5F" w:val="clear"/>
-              <w:bidi w:val="0"/>
-              <w:spacing w:before="0" w:after="283"/>
-              <w:jc w:val="center"/>
-              <w:rPr/>
-            </w:pPr>
-            <w:r>
-              <w:rPr/>
+              <w:bidi w:val="0"/>
+              <w:spacing w:before="0" w:after="283"/>
+              <w:jc w:val="left"/>
+              <w:rPr>
+                <w:color w:val="FFFFFF"/>
+              </w:rPr>
+            </w:pPr>
+            <w:r>
+              <w:rPr>
+                <w:color w:val="FFFFFF"/>
+              </w:rPr>
               <w:t>Gap / risk</w:t>
             </w:r>
           </w:p>
         </w:tc>
         <w:tc>
           <w:tcPr>
-            <w:tcW w:w="711" w:type="dxa"/>
-            <w:tcBorders/>
+            <w:tcW w:w="716" w:type="dxa"/>
+            <w:tcBorders>
+              <w:top w:val="single" w:sz="6" w:space="0" w:color="BFC7D5"/>
+              <w:left w:val="single" w:sz="2" w:space="0" w:color="BFC7D5"/>
+              <w:bottom w:val="single" w:sz="2" w:space="0" w:color="BFC7D5"/>
+              <w:right w:val="single" w:sz="6" w:space="0" w:color="BFC7D5"/>
+            </w:tcBorders>
+            <w:shd w:fill="1F3A5F" w:val="clear"/>
             <w:vAlign w:val="center"/>
           </w:tcPr>
           <w:p>
             <w:pPr>
               <w:pStyle w:val="TableHeading"/>
-              <w:suppressLineNumbers/>
-              <w:shd w:fill="1F3A5F" w:val="clear"/>
-              <w:bidi w:val="0"/>
-              <w:spacing w:before="0" w:after="283"/>
-              <w:jc w:val="center"/>
-              <w:rPr/>
-            </w:pPr>
-            <w:r>
-              <w:rPr/>
+              <w:bidi w:val="0"/>
+              <w:spacing w:before="0" w:after="283"/>
+              <w:jc w:val="left"/>
+              <w:rPr>
+                <w:color w:val="FFFFFF"/>
+              </w:rPr>
+            </w:pPr>
+            <w:r>
+              <w:rPr>
+                <w:color w:val="FFFFFF"/>
+              </w:rPr>
               <w:t>Effort</w:t>
             </w:r>
           </w:p>
@@ -3672,8 +4292,12 @@
         <w:trPr/>
         <w:tc>
           <w:tcPr>
-            <w:tcW w:w="614" w:type="dxa"/>
-            <w:tcBorders/>
+            <w:tcW w:w="646" w:type="dxa"/>
+            <w:tcBorders>
+              <w:left w:val="single" w:sz="6" w:space="0" w:color="BFC7D5"/>
+              <w:bottom w:val="single" w:sz="2" w:space="0" w:color="BFC7D5"/>
+              <w:right w:val="single" w:sz="6" w:space="0" w:color="BFC7D5"/>
+            </w:tcBorders>
             <w:vAlign w:val="center"/>
           </w:tcPr>
           <w:p>
@@ -3692,8 +4316,12 @@
         </w:tc>
         <w:tc>
           <w:tcPr>
-            <w:tcW w:w="9207" w:type="dxa"/>
-            <w:tcBorders/>
+            <w:tcW w:w="9138" w:type="dxa"/>
+            <w:tcBorders>
+              <w:left w:val="single" w:sz="2" w:space="0" w:color="BFC7D5"/>
+              <w:bottom w:val="single" w:sz="2" w:space="0" w:color="BFC7D5"/>
+              <w:right w:val="single" w:sz="6" w:space="0" w:color="BFC7D5"/>
+            </w:tcBorders>
             <w:vAlign w:val="center"/>
           </w:tcPr>
           <w:p>
@@ -3784,8 +4412,12 @@
         </w:tc>
         <w:tc>
           <w:tcPr>
-            <w:tcW w:w="807" w:type="dxa"/>
-            <w:tcBorders/>
+            <w:tcW w:w="839" w:type="dxa"/>
+            <w:tcBorders>
+              <w:left w:val="single" w:sz="2" w:space="0" w:color="BFC7D5"/>
+              <w:bottom w:val="single" w:sz="2" w:space="0" w:color="BFC7D5"/>
+              <w:right w:val="single" w:sz="6" w:space="0" w:color="BFC7D5"/>
+            </w:tcBorders>
             <w:vAlign w:val="center"/>
           </w:tcPr>
           <w:p>
@@ -3804,8 +4436,12 @@
         </w:tc>
         <w:tc>
           <w:tcPr>
-            <w:tcW w:w="711" w:type="dxa"/>
-            <w:tcBorders/>
+            <w:tcW w:w="716" w:type="dxa"/>
+            <w:tcBorders>
+              <w:left w:val="single" w:sz="2" w:space="0" w:color="BFC7D5"/>
+              <w:bottom w:val="single" w:sz="2" w:space="0" w:color="BFC7D5"/>
+              <w:right w:val="single" w:sz="6" w:space="0" w:color="BFC7D5"/>
+            </w:tcBorders>
             <w:vAlign w:val="center"/>
           </w:tcPr>
           <w:p>
@@ -3827,8 +4463,12 @@
         <w:trPr/>
         <w:tc>
           <w:tcPr>
-            <w:tcW w:w="614" w:type="dxa"/>
-            <w:tcBorders/>
+            <w:tcW w:w="646" w:type="dxa"/>
+            <w:tcBorders>
+              <w:left w:val="single" w:sz="6" w:space="0" w:color="BFC7D5"/>
+              <w:bottom w:val="single" w:sz="2" w:space="0" w:color="BFC7D5"/>
+              <w:right w:val="single" w:sz="6" w:space="0" w:color="BFC7D5"/>
+            </w:tcBorders>
             <w:vAlign w:val="center"/>
           </w:tcPr>
           <w:p>
@@ -3847,8 +4487,12 @@
         </w:tc>
         <w:tc>
           <w:tcPr>
-            <w:tcW w:w="9207" w:type="dxa"/>
-            <w:tcBorders/>
+            <w:tcW w:w="9138" w:type="dxa"/>
+            <w:tcBorders>
+              <w:left w:val="single" w:sz="2" w:space="0" w:color="BFC7D5"/>
+              <w:bottom w:val="single" w:sz="2" w:space="0" w:color="BFC7D5"/>
+              <w:right w:val="single" w:sz="6" w:space="0" w:color="BFC7D5"/>
+            </w:tcBorders>
             <w:vAlign w:val="center"/>
           </w:tcPr>
           <w:p>
@@ -3887,8 +4531,12 @@
         </w:tc>
         <w:tc>
           <w:tcPr>
-            <w:tcW w:w="807" w:type="dxa"/>
-            <w:tcBorders/>
+            <w:tcW w:w="839" w:type="dxa"/>
+            <w:tcBorders>
+              <w:left w:val="single" w:sz="2" w:space="0" w:color="BFC7D5"/>
+              <w:bottom w:val="single" w:sz="2" w:space="0" w:color="BFC7D5"/>
+              <w:right w:val="single" w:sz="6" w:space="0" w:color="BFC7D5"/>
+            </w:tcBorders>
             <w:vAlign w:val="center"/>
           </w:tcPr>
           <w:p>
@@ -3907,8 +4555,12 @@
         </w:tc>
         <w:tc>
           <w:tcPr>
-            <w:tcW w:w="711" w:type="dxa"/>
-            <w:tcBorders/>
+            <w:tcW w:w="716" w:type="dxa"/>
+            <w:tcBorders>
+              <w:left w:val="single" w:sz="2" w:space="0" w:color="BFC7D5"/>
+              <w:bottom w:val="single" w:sz="2" w:space="0" w:color="BFC7D5"/>
+              <w:right w:val="single" w:sz="6" w:space="0" w:color="BFC7D5"/>
+            </w:tcBorders>
             <w:vAlign w:val="center"/>
           </w:tcPr>
           <w:p>
@@ -3930,8 +4582,12 @@
         <w:trPr/>
         <w:tc>
           <w:tcPr>
-            <w:tcW w:w="614" w:type="dxa"/>
-            <w:tcBorders/>
+            <w:tcW w:w="646" w:type="dxa"/>
+            <w:tcBorders>
+              <w:left w:val="single" w:sz="6" w:space="0" w:color="BFC7D5"/>
+              <w:bottom w:val="single" w:sz="2" w:space="0" w:color="BFC7D5"/>
+              <w:right w:val="single" w:sz="6" w:space="0" w:color="BFC7D5"/>
+            </w:tcBorders>
             <w:vAlign w:val="center"/>
           </w:tcPr>
           <w:p>
@@ -3950,8 +4606,12 @@
         </w:tc>
         <w:tc>
           <w:tcPr>
-            <w:tcW w:w="9207" w:type="dxa"/>
-            <w:tcBorders/>
+            <w:tcW w:w="9138" w:type="dxa"/>
+            <w:tcBorders>
+              <w:left w:val="single" w:sz="2" w:space="0" w:color="BFC7D5"/>
+              <w:bottom w:val="single" w:sz="2" w:space="0" w:color="BFC7D5"/>
+              <w:right w:val="single" w:sz="6" w:space="0" w:color="BFC7D5"/>
+            </w:tcBorders>
             <w:vAlign w:val="center"/>
           </w:tcPr>
           <w:p>
@@ -3980,8 +4640,12 @@
         </w:tc>
         <w:tc>
           <w:tcPr>
-            <w:tcW w:w="807" w:type="dxa"/>
-            <w:tcBorders/>
+            <w:tcW w:w="839" w:type="dxa"/>
+            <w:tcBorders>
+              <w:left w:val="single" w:sz="2" w:space="0" w:color="BFC7D5"/>
+              <w:bottom w:val="single" w:sz="2" w:space="0" w:color="BFC7D5"/>
+              <w:right w:val="single" w:sz="6" w:space="0" w:color="BFC7D5"/>
+            </w:tcBorders>
             <w:vAlign w:val="center"/>
           </w:tcPr>
           <w:p>
@@ -4000,8 +4664,12 @@
         </w:tc>
         <w:tc>
           <w:tcPr>
-            <w:tcW w:w="711" w:type="dxa"/>
-            <w:tcBorders/>
+            <w:tcW w:w="716" w:type="dxa"/>
+            <w:tcBorders>
+              <w:left w:val="single" w:sz="2" w:space="0" w:color="BFC7D5"/>
+              <w:bottom w:val="single" w:sz="2" w:space="0" w:color="BFC7D5"/>
+              <w:right w:val="single" w:sz="6" w:space="0" w:color="BFC7D5"/>
+            </w:tcBorders>
             <w:vAlign w:val="center"/>
           </w:tcPr>
           <w:p>
@@ -4023,8 +4691,12 @@
         <w:trPr/>
         <w:tc>
           <w:tcPr>
-            <w:tcW w:w="614" w:type="dxa"/>
-            <w:tcBorders/>
+            <w:tcW w:w="646" w:type="dxa"/>
+            <w:tcBorders>
+              <w:left w:val="single" w:sz="6" w:space="0" w:color="BFC7D5"/>
+              <w:bottom w:val="single" w:sz="2" w:space="0" w:color="BFC7D5"/>
+              <w:right w:val="single" w:sz="6" w:space="0" w:color="BFC7D5"/>
+            </w:tcBorders>
             <w:vAlign w:val="center"/>
           </w:tcPr>
           <w:p>
@@ -4043,8 +4715,12 @@
         </w:tc>
         <w:tc>
           <w:tcPr>
-            <w:tcW w:w="9207" w:type="dxa"/>
-            <w:tcBorders/>
+            <w:tcW w:w="9138" w:type="dxa"/>
+            <w:tcBorders>
+              <w:left w:val="single" w:sz="2" w:space="0" w:color="BFC7D5"/>
+              <w:bottom w:val="single" w:sz="2" w:space="0" w:color="BFC7D5"/>
+              <w:right w:val="single" w:sz="6" w:space="0" w:color="BFC7D5"/>
+            </w:tcBorders>
             <w:vAlign w:val="center"/>
           </w:tcPr>
           <w:p>
@@ -4079,8 +4755,12 @@
         </w:tc>
         <w:tc>
           <w:tcPr>
-            <w:tcW w:w="807" w:type="dxa"/>
-            <w:tcBorders/>
+            <w:tcW w:w="839" w:type="dxa"/>
+            <w:tcBorders>
+              <w:left w:val="single" w:sz="2" w:space="0" w:color="BFC7D5"/>
+              <w:bottom w:val="single" w:sz="2" w:space="0" w:color="BFC7D5"/>
+              <w:right w:val="single" w:sz="6" w:space="0" w:color="BFC7D5"/>
+            </w:tcBorders>
             <w:vAlign w:val="center"/>
           </w:tcPr>
           <w:p>
@@ -4099,8 +4779,12 @@
         </w:tc>
         <w:tc>
           <w:tcPr>
-            <w:tcW w:w="711" w:type="dxa"/>
-            <w:tcBorders/>
+            <w:tcW w:w="716" w:type="dxa"/>
+            <w:tcBorders>
+              <w:left w:val="single" w:sz="2" w:space="0" w:color="BFC7D5"/>
+              <w:bottom w:val="single" w:sz="2" w:space="0" w:color="BFC7D5"/>
+              <w:right w:val="single" w:sz="6" w:space="0" w:color="BFC7D5"/>
+            </w:tcBorders>
             <w:vAlign w:val="center"/>
           </w:tcPr>
           <w:p>
@@ -4122,8 +4806,12 @@
         <w:trPr/>
         <w:tc>
           <w:tcPr>
-            <w:tcW w:w="614" w:type="dxa"/>
-            <w:tcBorders/>
+            <w:tcW w:w="646" w:type="dxa"/>
+            <w:tcBorders>
+              <w:left w:val="single" w:sz="6" w:space="0" w:color="BFC7D5"/>
+              <w:bottom w:val="single" w:sz="2" w:space="0" w:color="BFC7D5"/>
+              <w:right w:val="single" w:sz="6" w:space="0" w:color="BFC7D5"/>
+            </w:tcBorders>
             <w:vAlign w:val="center"/>
           </w:tcPr>
           <w:p>
@@ -4142,8 +4830,12 @@
         </w:tc>
         <w:tc>
           <w:tcPr>
-            <w:tcW w:w="9207" w:type="dxa"/>
-            <w:tcBorders/>
+            <w:tcW w:w="9138" w:type="dxa"/>
+            <w:tcBorders>
+              <w:left w:val="single" w:sz="2" w:space="0" w:color="BFC7D5"/>
+              <w:bottom w:val="single" w:sz="2" w:space="0" w:color="BFC7D5"/>
+              <w:right w:val="single" w:sz="6" w:space="0" w:color="BFC7D5"/>
+            </w:tcBorders>
             <w:vAlign w:val="center"/>
           </w:tcPr>
           <w:p>
@@ -4186,8 +4878,12 @@
         </w:tc>
         <w:tc>
           <w:tcPr>
-            <w:tcW w:w="807" w:type="dxa"/>
-            <w:tcBorders/>
+            <w:tcW w:w="839" w:type="dxa"/>
+            <w:tcBorders>
+              <w:left w:val="single" w:sz="2" w:space="0" w:color="BFC7D5"/>
+              <w:bottom w:val="single" w:sz="2" w:space="0" w:color="BFC7D5"/>
+              <w:right w:val="single" w:sz="6" w:space="0" w:color="BFC7D5"/>
+            </w:tcBorders>
             <w:vAlign w:val="center"/>
           </w:tcPr>
           <w:p>
@@ -4206,8 +4902,12 @@
         </w:tc>
         <w:tc>
           <w:tcPr>
-            <w:tcW w:w="711" w:type="dxa"/>
-            <w:tcBorders/>
+            <w:tcW w:w="716" w:type="dxa"/>
+            <w:tcBorders>
+              <w:left w:val="single" w:sz="2" w:space="0" w:color="BFC7D5"/>
+              <w:bottom w:val="single" w:sz="2" w:space="0" w:color="BFC7D5"/>
+              <w:right w:val="single" w:sz="6" w:space="0" w:color="BFC7D5"/>
+            </w:tcBorders>
             <w:vAlign w:val="center"/>
           </w:tcPr>
           <w:p>
@@ -4229,8 +4929,12 @@
         <w:trPr/>
         <w:tc>
           <w:tcPr>
-            <w:tcW w:w="614" w:type="dxa"/>
-            <w:tcBorders/>
+            <w:tcW w:w="646" w:type="dxa"/>
+            <w:tcBorders>
+              <w:left w:val="single" w:sz="6" w:space="0" w:color="BFC7D5"/>
+              <w:bottom w:val="single" w:sz="2" w:space="0" w:color="BFC7D5"/>
+              <w:right w:val="single" w:sz="6" w:space="0" w:color="BFC7D5"/>
+            </w:tcBorders>
             <w:vAlign w:val="center"/>
           </w:tcPr>
           <w:p>
@@ -4249,8 +4953,12 @@
         </w:tc>
         <w:tc>
           <w:tcPr>
-            <w:tcW w:w="9207" w:type="dxa"/>
-            <w:tcBorders/>
+            <w:tcW w:w="9138" w:type="dxa"/>
+            <w:tcBorders>
+              <w:left w:val="single" w:sz="2" w:space="0" w:color="BFC7D5"/>
+              <w:bottom w:val="single" w:sz="2" w:space="0" w:color="BFC7D5"/>
+              <w:right w:val="single" w:sz="6" w:space="0" w:color="BFC7D5"/>
+            </w:tcBorders>
             <w:vAlign w:val="center"/>
           </w:tcPr>
           <w:p>
@@ -4299,8 +5007,12 @@
         </w:tc>
         <w:tc>
           <w:tcPr>
-            <w:tcW w:w="807" w:type="dxa"/>
-            <w:tcBorders/>
+            <w:tcW w:w="839" w:type="dxa"/>
+            <w:tcBorders>
+              <w:left w:val="single" w:sz="2" w:space="0" w:color="BFC7D5"/>
+              <w:bottom w:val="single" w:sz="2" w:space="0" w:color="BFC7D5"/>
+              <w:right w:val="single" w:sz="6" w:space="0" w:color="BFC7D5"/>
+            </w:tcBorders>
             <w:vAlign w:val="center"/>
           </w:tcPr>
           <w:p>
@@ -4319,8 +5031,12 @@
         </w:tc>
         <w:tc>
           <w:tcPr>
-            <w:tcW w:w="711" w:type="dxa"/>
-            <w:tcBorders/>
+            <w:tcW w:w="716" w:type="dxa"/>
+            <w:tcBorders>
+              <w:left w:val="single" w:sz="2" w:space="0" w:color="BFC7D5"/>
+              <w:bottom w:val="single" w:sz="2" w:space="0" w:color="BFC7D5"/>
+              <w:right w:val="single" w:sz="6" w:space="0" w:color="BFC7D5"/>
+            </w:tcBorders>
             <w:vAlign w:val="center"/>
           </w:tcPr>
           <w:p>
@@ -4342,8 +5058,12 @@
         <w:trPr/>
         <w:tc>
           <w:tcPr>
-            <w:tcW w:w="614" w:type="dxa"/>
-            <w:tcBorders/>
+            <w:tcW w:w="646" w:type="dxa"/>
+            <w:tcBorders>
+              <w:left w:val="single" w:sz="6" w:space="0" w:color="BFC7D5"/>
+              <w:bottom w:val="single" w:sz="6" w:space="0" w:color="BFC7D5"/>
+              <w:right w:val="single" w:sz="6" w:space="0" w:color="BFC7D5"/>
+            </w:tcBorders>
             <w:vAlign w:val="center"/>
           </w:tcPr>
           <w:p>
@@ -4362,8 +5082,12 @@
         </w:tc>
         <w:tc>
           <w:tcPr>
-            <w:tcW w:w="9207" w:type="dxa"/>
-            <w:tcBorders/>
+            <w:tcW w:w="9138" w:type="dxa"/>
+            <w:tcBorders>
+              <w:left w:val="single" w:sz="2" w:space="0" w:color="BFC7D5"/>
+              <w:bottom w:val="single" w:sz="6" w:space="0" w:color="BFC7D5"/>
+              <w:right w:val="single" w:sz="6" w:space="0" w:color="BFC7D5"/>
+            </w:tcBorders>
             <w:vAlign w:val="center"/>
           </w:tcPr>
           <w:p>
@@ -4398,8 +5122,12 @@
         </w:tc>
         <w:tc>
           <w:tcPr>
-            <w:tcW w:w="807" w:type="dxa"/>
-            <w:tcBorders/>
+            <w:tcW w:w="839" w:type="dxa"/>
+            <w:tcBorders>
+              <w:left w:val="single" w:sz="2" w:space="0" w:color="BFC7D5"/>
+              <w:bottom w:val="single" w:sz="6" w:space="0" w:color="BFC7D5"/>
+              <w:right w:val="single" w:sz="6" w:space="0" w:color="BFC7D5"/>
+            </w:tcBorders>
             <w:vAlign w:val="center"/>
           </w:tcPr>
           <w:p>
@@ -4418,8 +5146,12 @@
         </w:tc>
         <w:tc>
           <w:tcPr>
-            <w:tcW w:w="711" w:type="dxa"/>
-            <w:tcBorders/>
+            <w:tcW w:w="716" w:type="dxa"/>
+            <w:tcBorders>
+              <w:left w:val="single" w:sz="2" w:space="0" w:color="BFC7D5"/>
+              <w:bottom w:val="single" w:sz="6" w:space="0" w:color="BFC7D5"/>
+              <w:right w:val="single" w:sz="6" w:space="0" w:color="BFC7D5"/>
+            </w:tcBorders>
             <w:vAlign w:val="center"/>
           </w:tcPr>
           <w:p>
@@ -4452,21 +5184,21 @@
     </w:p>
     <w:tbl>
       <w:tblPr>
-        <w:tblW w:w="11339" w:type="dxa"/>
+        <w:tblW w:w="5000" w:type="pct"/>
         <w:jc w:val="left"/>
-        <w:tblInd w:w="0" w:type="dxa"/>
+        <w:tblInd w:w="-7" w:type="dxa"/>
         <w:tblLayout w:type="fixed"/>
         <w:tblCellMar>
-          <w:top w:w="28" w:type="dxa"/>
-          <w:left w:w="28" w:type="dxa"/>
-          <w:bottom w:w="28" w:type="dxa"/>
-          <w:right w:w="28" w:type="dxa"/>
+          <w:top w:w="60" w:type="dxa"/>
+          <w:left w:w="60" w:type="dxa"/>
+          <w:bottom w:w="60" w:type="dxa"/>
+          <w:right w:w="60" w:type="dxa"/>
         </w:tblCellMar>
       </w:tblPr>
       <w:tblGrid>
-        <w:gridCol w:w="451"/>
-        <w:gridCol w:w="7050"/>
-        <w:gridCol w:w="3838"/>
+        <w:gridCol w:w="484"/>
+        <w:gridCol w:w="7035"/>
+        <w:gridCol w:w="3820"/>
       </w:tblGrid>
       <w:tr>
         <w:trPr>
@@ -4474,66 +5206,90 @@
         </w:trPr>
         <w:tc>
           <w:tcPr>
-            <w:tcW w:w="451" w:type="dxa"/>
-            <w:tcBorders/>
+            <w:tcW w:w="484" w:type="dxa"/>
+            <w:tcBorders>
+              <w:top w:val="single" w:sz="6" w:space="0" w:color="BFC7D5"/>
+              <w:left w:val="single" w:sz="6" w:space="0" w:color="BFC7D5"/>
+              <w:bottom w:val="single" w:sz="2" w:space="0" w:color="BFC7D5"/>
+              <w:right w:val="single" w:sz="6" w:space="0" w:color="BFC7D5"/>
+            </w:tcBorders>
+            <w:shd w:fill="1F3A5F" w:val="clear"/>
             <w:vAlign w:val="center"/>
           </w:tcPr>
           <w:p>
             <w:pPr>
               <w:pStyle w:val="TableHeading"/>
-              <w:suppressLineNumbers/>
-              <w:shd w:fill="1F3A5F" w:val="clear"/>
-              <w:bidi w:val="0"/>
-              <w:spacing w:before="0" w:after="283"/>
-              <w:jc w:val="center"/>
-              <w:rPr/>
-            </w:pPr>
-            <w:r>
-              <w:rPr/>
+              <w:bidi w:val="0"/>
+              <w:spacing w:before="0" w:after="283"/>
+              <w:jc w:val="left"/>
+              <w:rPr>
+                <w:color w:val="FFFFFF"/>
+              </w:rPr>
+            </w:pPr>
+            <w:r>
+              <w:rPr>
+                <w:color w:val="FFFFFF"/>
+              </w:rPr>
               <w:t>#</w:t>
             </w:r>
           </w:p>
         </w:tc>
         <w:tc>
           <w:tcPr>
-            <w:tcW w:w="7050" w:type="dxa"/>
-            <w:tcBorders/>
+            <w:tcW w:w="7035" w:type="dxa"/>
+            <w:tcBorders>
+              <w:top w:val="single" w:sz="6" w:space="0" w:color="BFC7D5"/>
+              <w:left w:val="single" w:sz="2" w:space="0" w:color="BFC7D5"/>
+              <w:bottom w:val="single" w:sz="2" w:space="0" w:color="BFC7D5"/>
+              <w:right w:val="single" w:sz="6" w:space="0" w:color="BFC7D5"/>
+            </w:tcBorders>
+            <w:shd w:fill="1F3A5F" w:val="clear"/>
             <w:vAlign w:val="center"/>
           </w:tcPr>
           <w:p>
             <w:pPr>
               <w:pStyle w:val="TableHeading"/>
-              <w:suppressLineNumbers/>
-              <w:shd w:fill="1F3A5F" w:val="clear"/>
-              <w:bidi w:val="0"/>
-              <w:spacing w:before="0" w:after="283"/>
-              <w:jc w:val="center"/>
-              <w:rPr/>
-            </w:pPr>
-            <w:r>
-              <w:rPr/>
+              <w:bidi w:val="0"/>
+              <w:spacing w:before="0" w:after="283"/>
+              <w:jc w:val="left"/>
+              <w:rPr>
+                <w:color w:val="FFFFFF"/>
+              </w:rPr>
+            </w:pPr>
+            <w:r>
+              <w:rPr>
+                <w:color w:val="FFFFFF"/>
+              </w:rPr>
               <w:t>Work</w:t>
             </w:r>
           </w:p>
         </w:tc>
         <w:tc>
           <w:tcPr>
-            <w:tcW w:w="3838" w:type="dxa"/>
-            <w:tcBorders/>
+            <w:tcW w:w="3820" w:type="dxa"/>
+            <w:tcBorders>
+              <w:top w:val="single" w:sz="6" w:space="0" w:color="BFC7D5"/>
+              <w:left w:val="single" w:sz="2" w:space="0" w:color="BFC7D5"/>
+              <w:bottom w:val="single" w:sz="2" w:space="0" w:color="BFC7D5"/>
+              <w:right w:val="single" w:sz="6" w:space="0" w:color="BFC7D5"/>
+            </w:tcBorders>
+            <w:shd w:fill="1F3A5F" w:val="clear"/>
             <w:vAlign w:val="center"/>
           </w:tcPr>
           <w:p>
             <w:pPr>
               <w:pStyle w:val="TableHeading"/>
-              <w:suppressLineNumbers/>
-              <w:shd w:fill="1F3A5F" w:val="clear"/>
-              <w:bidi w:val="0"/>
-              <w:spacing w:before="0" w:after="283"/>
-              <w:jc w:val="center"/>
-              <w:rPr/>
-            </w:pPr>
-            <w:r>
-              <w:rPr/>
+              <w:bidi w:val="0"/>
+              <w:spacing w:before="0" w:after="283"/>
+              <w:jc w:val="left"/>
+              <w:rPr>
+                <w:color w:val="FFFFFF"/>
+              </w:rPr>
+            </w:pPr>
+            <w:r>
+              <w:rPr>
+                <w:color w:val="FFFFFF"/>
+              </w:rPr>
               <w:t>Gap</w:t>
             </w:r>
           </w:p>
@@ -4543,8 +5299,12 @@
         <w:trPr/>
         <w:tc>
           <w:tcPr>
-            <w:tcW w:w="451" w:type="dxa"/>
-            <w:tcBorders/>
+            <w:tcW w:w="484" w:type="dxa"/>
+            <w:tcBorders>
+              <w:left w:val="single" w:sz="6" w:space="0" w:color="BFC7D5"/>
+              <w:bottom w:val="single" w:sz="2" w:space="0" w:color="BFC7D5"/>
+              <w:right w:val="single" w:sz="6" w:space="0" w:color="BFC7D5"/>
+            </w:tcBorders>
             <w:vAlign w:val="center"/>
           </w:tcPr>
           <w:p>
@@ -4563,8 +5323,12 @@
         </w:tc>
         <w:tc>
           <w:tcPr>
-            <w:tcW w:w="7050" w:type="dxa"/>
-            <w:tcBorders/>
+            <w:tcW w:w="7035" w:type="dxa"/>
+            <w:tcBorders>
+              <w:left w:val="single" w:sz="2" w:space="0" w:color="BFC7D5"/>
+              <w:bottom w:val="single" w:sz="2" w:space="0" w:color="BFC7D5"/>
+              <w:right w:val="single" w:sz="6" w:space="0" w:color="BFC7D5"/>
+            </w:tcBorders>
             <w:vAlign w:val="center"/>
           </w:tcPr>
           <w:p>
@@ -4583,8 +5347,12 @@
         </w:tc>
         <w:tc>
           <w:tcPr>
-            <w:tcW w:w="3838" w:type="dxa"/>
-            <w:tcBorders/>
+            <w:tcW w:w="3820" w:type="dxa"/>
+            <w:tcBorders>
+              <w:left w:val="single" w:sz="2" w:space="0" w:color="BFC7D5"/>
+              <w:bottom w:val="single" w:sz="2" w:space="0" w:color="BFC7D5"/>
+              <w:right w:val="single" w:sz="6" w:space="0" w:color="BFC7D5"/>
+            </w:tcBorders>
             <w:vAlign w:val="center"/>
           </w:tcPr>
           <w:p>
@@ -4606,8 +5374,12 @@
         <w:trPr/>
         <w:tc>
           <w:tcPr>
-            <w:tcW w:w="451" w:type="dxa"/>
-            <w:tcBorders/>
+            <w:tcW w:w="484" w:type="dxa"/>
+            <w:tcBorders>
+              <w:left w:val="single" w:sz="6" w:space="0" w:color="BFC7D5"/>
+              <w:bottom w:val="single" w:sz="2" w:space="0" w:color="BFC7D5"/>
+              <w:right w:val="single" w:sz="6" w:space="0" w:color="BFC7D5"/>
+            </w:tcBorders>
             <w:vAlign w:val="center"/>
           </w:tcPr>
           <w:p>
@@ -4626,8 +5398,12 @@
         </w:tc>
         <w:tc>
           <w:tcPr>
-            <w:tcW w:w="7050" w:type="dxa"/>
-            <w:tcBorders/>
+            <w:tcW w:w="7035" w:type="dxa"/>
+            <w:tcBorders>
+              <w:left w:val="single" w:sz="2" w:space="0" w:color="BFC7D5"/>
+              <w:bottom w:val="single" w:sz="2" w:space="0" w:color="BFC7D5"/>
+              <w:right w:val="single" w:sz="6" w:space="0" w:color="BFC7D5"/>
+            </w:tcBorders>
             <w:vAlign w:val="center"/>
           </w:tcPr>
           <w:p>
@@ -4646,8 +5422,12 @@
         </w:tc>
         <w:tc>
           <w:tcPr>
-            <w:tcW w:w="3838" w:type="dxa"/>
-            <w:tcBorders/>
+            <w:tcW w:w="3820" w:type="dxa"/>
+            <w:tcBorders>
+              <w:left w:val="single" w:sz="2" w:space="0" w:color="BFC7D5"/>
+              <w:bottom w:val="single" w:sz="2" w:space="0" w:color="BFC7D5"/>
+              <w:right w:val="single" w:sz="6" w:space="0" w:color="BFC7D5"/>
+            </w:tcBorders>
             <w:vAlign w:val="center"/>
           </w:tcPr>
           <w:p>
@@ -4669,8 +5449,12 @@
         <w:trPr/>
         <w:tc>
           <w:tcPr>
-            <w:tcW w:w="451" w:type="dxa"/>
-            <w:tcBorders/>
+            <w:tcW w:w="484" w:type="dxa"/>
+            <w:tcBorders>
+              <w:left w:val="single" w:sz="6" w:space="0" w:color="BFC7D5"/>
+              <w:bottom w:val="single" w:sz="6" w:space="0" w:color="BFC7D5"/>
+              <w:right w:val="single" w:sz="6" w:space="0" w:color="BFC7D5"/>
+            </w:tcBorders>
             <w:vAlign w:val="center"/>
           </w:tcPr>
           <w:p>
@@ -4689,8 +5473,12 @@
         </w:tc>
         <w:tc>
           <w:tcPr>
-            <w:tcW w:w="7050" w:type="dxa"/>
-            <w:tcBorders/>
+            <w:tcW w:w="7035" w:type="dxa"/>
+            <w:tcBorders>
+              <w:left w:val="single" w:sz="2" w:space="0" w:color="BFC7D5"/>
+              <w:bottom w:val="single" w:sz="6" w:space="0" w:color="BFC7D5"/>
+              <w:right w:val="single" w:sz="6" w:space="0" w:color="BFC7D5"/>
+            </w:tcBorders>
             <w:vAlign w:val="center"/>
           </w:tcPr>
           <w:p>
@@ -4729,8 +5517,12 @@
         </w:tc>
         <w:tc>
           <w:tcPr>
-            <w:tcW w:w="3838" w:type="dxa"/>
-            <w:tcBorders/>
+            <w:tcW w:w="3820" w:type="dxa"/>
+            <w:tcBorders>
+              <w:left w:val="single" w:sz="2" w:space="0" w:color="BFC7D5"/>
+              <w:bottom w:val="single" w:sz="6" w:space="0" w:color="BFC7D5"/>
+              <w:right w:val="single" w:sz="6" w:space="0" w:color="BFC7D5"/>
+            </w:tcBorders>
             <w:vAlign w:val="center"/>
           </w:tcPr>
           <w:p>
@@ -4791,22 +5583,22 @@
     </w:p>
     <w:tbl>
       <w:tblPr>
-        <w:tblW w:w="11339" w:type="dxa"/>
+        <w:tblW w:w="5000" w:type="pct"/>
         <w:jc w:val="left"/>
-        <w:tblInd w:w="0" w:type="dxa"/>
+        <w:tblInd w:w="-7" w:type="dxa"/>
         <w:tblLayout w:type="fixed"/>
         <w:tblCellMar>
-          <w:top w:w="28" w:type="dxa"/>
-          <w:left w:w="28" w:type="dxa"/>
-          <w:bottom w:w="28" w:type="dxa"/>
-          <w:right w:w="28" w:type="dxa"/>
+          <w:top w:w="60" w:type="dxa"/>
+          <w:left w:w="60" w:type="dxa"/>
+          <w:bottom w:w="60" w:type="dxa"/>
+          <w:right w:w="60" w:type="dxa"/>
         </w:tblCellMar>
       </w:tblPr>
       <w:tblGrid>
-        <w:gridCol w:w="331"/>
-        <w:gridCol w:w="3813"/>
-        <w:gridCol w:w="3871"/>
-        <w:gridCol w:w="3324"/>
+        <w:gridCol w:w="364"/>
+        <w:gridCol w:w="3808"/>
+        <w:gridCol w:w="3859"/>
+        <w:gridCol w:w="3308"/>
       </w:tblGrid>
       <w:tr>
         <w:trPr>
@@ -4814,88 +5606,120 @@
         </w:trPr>
         <w:tc>
           <w:tcPr>
-            <w:tcW w:w="331" w:type="dxa"/>
-            <w:tcBorders/>
+            <w:tcW w:w="364" w:type="dxa"/>
+            <w:tcBorders>
+              <w:top w:val="single" w:sz="6" w:space="0" w:color="BFC7D5"/>
+              <w:left w:val="single" w:sz="6" w:space="0" w:color="BFC7D5"/>
+              <w:bottom w:val="single" w:sz="2" w:space="0" w:color="BFC7D5"/>
+              <w:right w:val="single" w:sz="6" w:space="0" w:color="BFC7D5"/>
+            </w:tcBorders>
+            <w:shd w:fill="1F3A5F" w:val="clear"/>
             <w:vAlign w:val="center"/>
           </w:tcPr>
           <w:p>
             <w:pPr>
               <w:pStyle w:val="TableHeading"/>
-              <w:suppressLineNumbers/>
-              <w:shd w:fill="1F3A5F" w:val="clear"/>
-              <w:bidi w:val="0"/>
-              <w:spacing w:before="0" w:after="283"/>
-              <w:jc w:val="center"/>
-              <w:rPr/>
-            </w:pPr>
-            <w:r>
-              <w:rPr/>
+              <w:bidi w:val="0"/>
+              <w:spacing w:before="0" w:after="283"/>
+              <w:jc w:val="left"/>
+              <w:rPr>
+                <w:color w:val="FFFFFF"/>
+              </w:rPr>
+            </w:pPr>
+            <w:r>
+              <w:rPr>
+                <w:color w:val="FFFFFF"/>
+              </w:rPr>
               <w:t>#</w:t>
             </w:r>
           </w:p>
         </w:tc>
         <w:tc>
           <w:tcPr>
-            <w:tcW w:w="3813" w:type="dxa"/>
-            <w:tcBorders/>
+            <w:tcW w:w="3808" w:type="dxa"/>
+            <w:tcBorders>
+              <w:top w:val="single" w:sz="6" w:space="0" w:color="BFC7D5"/>
+              <w:left w:val="single" w:sz="2" w:space="0" w:color="BFC7D5"/>
+              <w:bottom w:val="single" w:sz="2" w:space="0" w:color="BFC7D5"/>
+              <w:right w:val="single" w:sz="6" w:space="0" w:color="BFC7D5"/>
+            </w:tcBorders>
+            <w:shd w:fill="1F3A5F" w:val="clear"/>
             <w:vAlign w:val="center"/>
           </w:tcPr>
           <w:p>
             <w:pPr>
               <w:pStyle w:val="TableHeading"/>
-              <w:suppressLineNumbers/>
-              <w:shd w:fill="1F3A5F" w:val="clear"/>
-              <w:bidi w:val="0"/>
-              <w:spacing w:before="0" w:after="283"/>
-              <w:jc w:val="center"/>
-              <w:rPr/>
-            </w:pPr>
-            <w:r>
-              <w:rPr/>
+              <w:bidi w:val="0"/>
+              <w:spacing w:before="0" w:after="283"/>
+              <w:jc w:val="left"/>
+              <w:rPr>
+                <w:color w:val="FFFFFF"/>
+              </w:rPr>
+            </w:pPr>
+            <w:r>
+              <w:rPr>
+                <w:color w:val="FFFFFF"/>
+              </w:rPr>
               <w:t>Record</w:t>
             </w:r>
           </w:p>
         </w:tc>
         <w:tc>
           <w:tcPr>
-            <w:tcW w:w="3871" w:type="dxa"/>
-            <w:tcBorders/>
+            <w:tcW w:w="3859" w:type="dxa"/>
+            <w:tcBorders>
+              <w:top w:val="single" w:sz="6" w:space="0" w:color="BFC7D5"/>
+              <w:left w:val="single" w:sz="2" w:space="0" w:color="BFC7D5"/>
+              <w:bottom w:val="single" w:sz="2" w:space="0" w:color="BFC7D5"/>
+              <w:right w:val="single" w:sz="6" w:space="0" w:color="BFC7D5"/>
+            </w:tcBorders>
+            <w:shd w:fill="1F3A5F" w:val="clear"/>
             <w:vAlign w:val="center"/>
           </w:tcPr>
           <w:p>
             <w:pPr>
               <w:pStyle w:val="TableHeading"/>
-              <w:suppressLineNumbers/>
-              <w:shd w:fill="1F3A5F" w:val="clear"/>
-              <w:bidi w:val="0"/>
-              <w:spacing w:before="0" w:after="283"/>
-              <w:jc w:val="center"/>
-              <w:rPr/>
-            </w:pPr>
-            <w:r>
-              <w:rPr/>
+              <w:bidi w:val="0"/>
+              <w:spacing w:before="0" w:after="283"/>
+              <w:jc w:val="left"/>
+              <w:rPr>
+                <w:color w:val="FFFFFF"/>
+              </w:rPr>
+            </w:pPr>
+            <w:r>
+              <w:rPr>
+                <w:color w:val="FFFFFF"/>
+              </w:rPr>
               <w:t>Minimum for certification</w:t>
             </w:r>
           </w:p>
         </w:tc>
         <w:tc>
           <w:tcPr>
-            <w:tcW w:w="3324" w:type="dxa"/>
-            <w:tcBorders/>
+            <w:tcW w:w="3308" w:type="dxa"/>
+            <w:tcBorders>
+              <w:top w:val="single" w:sz="6" w:space="0" w:color="BFC7D5"/>
+              <w:left w:val="single" w:sz="2" w:space="0" w:color="BFC7D5"/>
+              <w:bottom w:val="single" w:sz="2" w:space="0" w:color="BFC7D5"/>
+              <w:right w:val="single" w:sz="6" w:space="0" w:color="BFC7D5"/>
+            </w:tcBorders>
+            <w:shd w:fill="1F3A5F" w:val="clear"/>
             <w:vAlign w:val="center"/>
           </w:tcPr>
           <w:p>
             <w:pPr>
               <w:pStyle w:val="TableHeading"/>
-              <w:suppressLineNumbers/>
-              <w:shd w:fill="1F3A5F" w:val="clear"/>
-              <w:bidi w:val="0"/>
-              <w:spacing w:before="0" w:after="283"/>
-              <w:jc w:val="center"/>
-              <w:rPr/>
-            </w:pPr>
-            <w:r>
-              <w:rPr/>
+              <w:bidi w:val="0"/>
+              <w:spacing w:before="0" w:after="283"/>
+              <w:jc w:val="left"/>
+              <w:rPr>
+                <w:color w:val="FFFFFF"/>
+              </w:rPr>
+            </w:pPr>
+            <w:r>
+              <w:rPr>
+                <w:color w:val="FFFFFF"/>
+              </w:rPr>
               <w:t>Where it goes</w:t>
             </w:r>
           </w:p>
@@ -4905,8 +5729,12 @@
         <w:trPr/>
         <w:tc>
           <w:tcPr>
-            <w:tcW w:w="331" w:type="dxa"/>
-            <w:tcBorders/>
+            <w:tcW w:w="364" w:type="dxa"/>
+            <w:tcBorders>
+              <w:left w:val="single" w:sz="6" w:space="0" w:color="BFC7D5"/>
+              <w:bottom w:val="single" w:sz="2" w:space="0" w:color="BFC7D5"/>
+              <w:right w:val="single" w:sz="6" w:space="0" w:color="BFC7D5"/>
+            </w:tcBorders>
             <w:vAlign w:val="center"/>
           </w:tcPr>
           <w:p>
@@ -4925,8 +5753,12 @@
         </w:tc>
         <w:tc>
           <w:tcPr>
-            <w:tcW w:w="3813" w:type="dxa"/>
-            <w:tcBorders/>
+            <w:tcW w:w="3808" w:type="dxa"/>
+            <w:tcBorders>
+              <w:left w:val="single" w:sz="2" w:space="0" w:color="BFC7D5"/>
+              <w:bottom w:val="single" w:sz="2" w:space="0" w:color="BFC7D5"/>
+              <w:right w:val="single" w:sz="6" w:space="0" w:color="BFC7D5"/>
+            </w:tcBorders>
             <w:vAlign w:val="center"/>
           </w:tcPr>
           <w:p>
@@ -4947,8 +5779,12 @@
         </w:tc>
         <w:tc>
           <w:tcPr>
-            <w:tcW w:w="3871" w:type="dxa"/>
-            <w:tcBorders/>
+            <w:tcW w:w="3859" w:type="dxa"/>
+            <w:tcBorders>
+              <w:left w:val="single" w:sz="2" w:space="0" w:color="BFC7D5"/>
+              <w:bottom w:val="single" w:sz="2" w:space="0" w:color="BFC7D5"/>
+              <w:right w:val="single" w:sz="6" w:space="0" w:color="BFC7D5"/>
+            </w:tcBorders>
             <w:vAlign w:val="center"/>
           </w:tcPr>
           <w:p>
@@ -4967,8 +5803,12 @@
         </w:tc>
         <w:tc>
           <w:tcPr>
-            <w:tcW w:w="3324" w:type="dxa"/>
-            <w:tcBorders/>
+            <w:tcW w:w="3308" w:type="dxa"/>
+            <w:tcBorders>
+              <w:left w:val="single" w:sz="2" w:space="0" w:color="BFC7D5"/>
+              <w:bottom w:val="single" w:sz="2" w:space="0" w:color="BFC7D5"/>
+              <w:right w:val="single" w:sz="6" w:space="0" w:color="BFC7D5"/>
+            </w:tcBorders>
             <w:vAlign w:val="center"/>
           </w:tcPr>
           <w:p>
@@ -5002,8 +5842,12 @@
         <w:trPr/>
         <w:tc>
           <w:tcPr>
-            <w:tcW w:w="331" w:type="dxa"/>
-            <w:tcBorders/>
+            <w:tcW w:w="364" w:type="dxa"/>
+            <w:tcBorders>
+              <w:left w:val="single" w:sz="6" w:space="0" w:color="BFC7D5"/>
+              <w:bottom w:val="single" w:sz="2" w:space="0" w:color="BFC7D5"/>
+              <w:right w:val="single" w:sz="6" w:space="0" w:color="BFC7D5"/>
+            </w:tcBorders>
             <w:vAlign w:val="center"/>
           </w:tcPr>
           <w:p>
@@ -5022,8 +5866,12 @@
         </w:tc>
         <w:tc>
           <w:tcPr>
-            <w:tcW w:w="3813" w:type="dxa"/>
-            <w:tcBorders/>
+            <w:tcW w:w="3808" w:type="dxa"/>
+            <w:tcBorders>
+              <w:left w:val="single" w:sz="2" w:space="0" w:color="BFC7D5"/>
+              <w:bottom w:val="single" w:sz="2" w:space="0" w:color="BFC7D5"/>
+              <w:right w:val="single" w:sz="6" w:space="0" w:color="BFC7D5"/>
+            </w:tcBorders>
             <w:vAlign w:val="center"/>
           </w:tcPr>
           <w:p>
@@ -5048,8 +5896,12 @@
         </w:tc>
         <w:tc>
           <w:tcPr>
-            <w:tcW w:w="3871" w:type="dxa"/>
-            <w:tcBorders/>
+            <w:tcW w:w="3859" w:type="dxa"/>
+            <w:tcBorders>
+              <w:left w:val="single" w:sz="2" w:space="0" w:color="BFC7D5"/>
+              <w:bottom w:val="single" w:sz="2" w:space="0" w:color="BFC7D5"/>
+              <w:right w:val="single" w:sz="6" w:space="0" w:color="BFC7D5"/>
+            </w:tcBorders>
             <w:vAlign w:val="center"/>
           </w:tcPr>
           <w:p>
@@ -5068,8 +5920,12 @@
         </w:tc>
         <w:tc>
           <w:tcPr>
-            <w:tcW w:w="3324" w:type="dxa"/>
-            <w:tcBorders/>
+            <w:tcW w:w="3308" w:type="dxa"/>
+            <w:tcBorders>
+              <w:left w:val="single" w:sz="2" w:space="0" w:color="BFC7D5"/>
+              <w:bottom w:val="single" w:sz="2" w:space="0" w:color="BFC7D5"/>
+              <w:right w:val="single" w:sz="6" w:space="0" w:color="BFC7D5"/>
+            </w:tcBorders>
             <w:vAlign w:val="center"/>
           </w:tcPr>
           <w:p>
@@ -5103,8 +5959,12 @@
         <w:trPr/>
         <w:tc>
           <w:tcPr>
-            <w:tcW w:w="331" w:type="dxa"/>
-            <w:tcBorders/>
+            <w:tcW w:w="364" w:type="dxa"/>
+            <w:tcBorders>
+              <w:left w:val="single" w:sz="6" w:space="0" w:color="BFC7D5"/>
+              <w:bottom w:val="single" w:sz="2" w:space="0" w:color="BFC7D5"/>
+              <w:right w:val="single" w:sz="6" w:space="0" w:color="BFC7D5"/>
+            </w:tcBorders>
             <w:vAlign w:val="center"/>
           </w:tcPr>
           <w:p>
@@ -5123,8 +5983,12 @@
         </w:tc>
         <w:tc>
           <w:tcPr>
-            <w:tcW w:w="3813" w:type="dxa"/>
-            <w:tcBorders/>
+            <w:tcW w:w="3808" w:type="dxa"/>
+            <w:tcBorders>
+              <w:left w:val="single" w:sz="2" w:space="0" w:color="BFC7D5"/>
+              <w:bottom w:val="single" w:sz="2" w:space="0" w:color="BFC7D5"/>
+              <w:right w:val="single" w:sz="6" w:space="0" w:color="BFC7D5"/>
+            </w:tcBorders>
             <w:vAlign w:val="center"/>
           </w:tcPr>
           <w:p>
@@ -5145,8 +6009,12 @@
         </w:tc>
         <w:tc>
           <w:tcPr>
-            <w:tcW w:w="3871" w:type="dxa"/>
-            <w:tcBorders/>
+            <w:tcW w:w="3859" w:type="dxa"/>
+            <w:tcBorders>
+              <w:left w:val="single" w:sz="2" w:space="0" w:color="BFC7D5"/>
+              <w:bottom w:val="single" w:sz="2" w:space="0" w:color="BFC7D5"/>
+              <w:right w:val="single" w:sz="6" w:space="0" w:color="BFC7D5"/>
+            </w:tcBorders>
             <w:vAlign w:val="center"/>
           </w:tcPr>
           <w:p>
@@ -5165,8 +6033,12 @@
         </w:tc>
         <w:tc>
           <w:tcPr>
-            <w:tcW w:w="3324" w:type="dxa"/>
-            <w:tcBorders/>
+            <w:tcW w:w="3308" w:type="dxa"/>
+            <w:tcBorders>
+              <w:left w:val="single" w:sz="2" w:space="0" w:color="BFC7D5"/>
+              <w:bottom w:val="single" w:sz="2" w:space="0" w:color="BFC7D5"/>
+              <w:right w:val="single" w:sz="6" w:space="0" w:color="BFC7D5"/>
+            </w:tcBorders>
             <w:vAlign w:val="center"/>
           </w:tcPr>
           <w:p>
@@ -5210,8 +6082,12 @@
         <w:trPr/>
         <w:tc>
           <w:tcPr>
-            <w:tcW w:w="331" w:type="dxa"/>
-            <w:tcBorders/>
+            <w:tcW w:w="364" w:type="dxa"/>
+            <w:tcBorders>
+              <w:left w:val="single" w:sz="6" w:space="0" w:color="BFC7D5"/>
+              <w:bottom w:val="single" w:sz="2" w:space="0" w:color="BFC7D5"/>
+              <w:right w:val="single" w:sz="6" w:space="0" w:color="BFC7D5"/>
+            </w:tcBorders>
             <w:vAlign w:val="center"/>
           </w:tcPr>
           <w:p>
@@ -5230,8 +6106,12 @@
         </w:tc>
         <w:tc>
           <w:tcPr>
-            <w:tcW w:w="3813" w:type="dxa"/>
-            <w:tcBorders/>
+            <w:tcW w:w="3808" w:type="dxa"/>
+            <w:tcBorders>
+              <w:left w:val="single" w:sz="2" w:space="0" w:color="BFC7D5"/>
+              <w:bottom w:val="single" w:sz="2" w:space="0" w:color="BFC7D5"/>
+              <w:right w:val="single" w:sz="6" w:space="0" w:color="BFC7D5"/>
+            </w:tcBorders>
             <w:vAlign w:val="center"/>
           </w:tcPr>
           <w:p>
@@ -5256,8 +6136,12 @@
         </w:tc>
         <w:tc>
           <w:tcPr>
-            <w:tcW w:w="3871" w:type="dxa"/>
-            <w:tcBorders/>
+            <w:tcW w:w="3859" w:type="dxa"/>
+            <w:tcBorders>
+              <w:left w:val="single" w:sz="2" w:space="0" w:color="BFC7D5"/>
+              <w:bottom w:val="single" w:sz="2" w:space="0" w:color="BFC7D5"/>
+              <w:right w:val="single" w:sz="6" w:space="0" w:color="BFC7D5"/>
+            </w:tcBorders>
             <w:vAlign w:val="center"/>
           </w:tcPr>
           <w:p>
@@ -5276,8 +6160,12 @@
         </w:tc>
         <w:tc>
           <w:tcPr>
-            <w:tcW w:w="3324" w:type="dxa"/>
-            <w:tcBorders/>
+            <w:tcW w:w="3308" w:type="dxa"/>
+            <w:tcBorders>
+              <w:left w:val="single" w:sz="2" w:space="0" w:color="BFC7D5"/>
+              <w:bottom w:val="single" w:sz="2" w:space="0" w:color="BFC7D5"/>
+              <w:right w:val="single" w:sz="6" w:space="0" w:color="BFC7D5"/>
+            </w:tcBorders>
             <w:vAlign w:val="center"/>
           </w:tcPr>
           <w:p>
@@ -5311,8 +6199,12 @@
         <w:trPr/>
         <w:tc>
           <w:tcPr>
-            <w:tcW w:w="331" w:type="dxa"/>
-            <w:tcBorders/>
+            <w:tcW w:w="364" w:type="dxa"/>
+            <w:tcBorders>
+              <w:left w:val="single" w:sz="6" w:space="0" w:color="BFC7D5"/>
+              <w:bottom w:val="single" w:sz="2" w:space="0" w:color="BFC7D5"/>
+              <w:right w:val="single" w:sz="6" w:space="0" w:color="BFC7D5"/>
+            </w:tcBorders>
             <w:vAlign w:val="center"/>
           </w:tcPr>
           <w:p>
@@ -5331,8 +6223,12 @@
         </w:tc>
         <w:tc>
           <w:tcPr>
-            <w:tcW w:w="3813" w:type="dxa"/>
-            <w:tcBorders/>
+            <w:tcW w:w="3808" w:type="dxa"/>
+            <w:tcBorders>
+              <w:left w:val="single" w:sz="2" w:space="0" w:color="BFC7D5"/>
+              <w:bottom w:val="single" w:sz="2" w:space="0" w:color="BFC7D5"/>
+              <w:right w:val="single" w:sz="6" w:space="0" w:color="BFC7D5"/>
+            </w:tcBorders>
             <w:vAlign w:val="center"/>
           </w:tcPr>
           <w:p>
@@ -5353,8 +6249,12 @@
         </w:tc>
         <w:tc>
           <w:tcPr>
-            <w:tcW w:w="3871" w:type="dxa"/>
-            <w:tcBorders/>
+            <w:tcW w:w="3859" w:type="dxa"/>
+            <w:tcBorders>
+              <w:left w:val="single" w:sz="2" w:space="0" w:color="BFC7D5"/>
+              <w:bottom w:val="single" w:sz="2" w:space="0" w:color="BFC7D5"/>
+              <w:right w:val="single" w:sz="6" w:space="0" w:color="BFC7D5"/>
+            </w:tcBorders>
             <w:vAlign w:val="center"/>
           </w:tcPr>
           <w:p>
@@ -5373,8 +6273,12 @@
         </w:tc>
         <w:tc>
           <w:tcPr>
-            <w:tcW w:w="3324" w:type="dxa"/>
-            <w:tcBorders/>
+            <w:tcW w:w="3308" w:type="dxa"/>
+            <w:tcBorders>
+              <w:left w:val="single" w:sz="2" w:space="0" w:color="BFC7D5"/>
+              <w:bottom w:val="single" w:sz="2" w:space="0" w:color="BFC7D5"/>
+              <w:right w:val="single" w:sz="6" w:space="0" w:color="BFC7D5"/>
+            </w:tcBorders>
             <w:vAlign w:val="center"/>
           </w:tcPr>
           <w:p>
@@ -5418,8 +6322,12 @@
         <w:trPr/>
         <w:tc>
           <w:tcPr>
-            <w:tcW w:w="331" w:type="dxa"/>
-            <w:tcBorders/>
+            <w:tcW w:w="364" w:type="dxa"/>
+            <w:tcBorders>
+              <w:left w:val="single" w:sz="6" w:space="0" w:color="BFC7D5"/>
+              <w:bottom w:val="single" w:sz="2" w:space="0" w:color="BFC7D5"/>
+              <w:right w:val="single" w:sz="6" w:space="0" w:color="BFC7D5"/>
+            </w:tcBorders>
             <w:vAlign w:val="center"/>
           </w:tcPr>
           <w:p>
@@ -5438,8 +6346,12 @@
         </w:tc>
         <w:tc>
           <w:tcPr>
-            <w:tcW w:w="3813" w:type="dxa"/>
-            <w:tcBorders/>
+            <w:tcW w:w="3808" w:type="dxa"/>
+            <w:tcBorders>
+              <w:left w:val="single" w:sz="2" w:space="0" w:color="BFC7D5"/>
+              <w:bottom w:val="single" w:sz="2" w:space="0" w:color="BFC7D5"/>
+              <w:right w:val="single" w:sz="6" w:space="0" w:color="BFC7D5"/>
+            </w:tcBorders>
             <w:vAlign w:val="center"/>
           </w:tcPr>
           <w:p>
@@ -5460,8 +6372,12 @@
         </w:tc>
         <w:tc>
           <w:tcPr>
-            <w:tcW w:w="3871" w:type="dxa"/>
-            <w:tcBorders/>
+            <w:tcW w:w="3859" w:type="dxa"/>
+            <w:tcBorders>
+              <w:left w:val="single" w:sz="2" w:space="0" w:color="BFC7D5"/>
+              <w:bottom w:val="single" w:sz="2" w:space="0" w:color="BFC7D5"/>
+              <w:right w:val="single" w:sz="6" w:space="0" w:color="BFC7D5"/>
+            </w:tcBorders>
             <w:vAlign w:val="center"/>
           </w:tcPr>
           <w:p>
@@ -5486,8 +6402,12 @@
         </w:tc>
         <w:tc>
           <w:tcPr>
-            <w:tcW w:w="3324" w:type="dxa"/>
-            <w:tcBorders/>
+            <w:tcW w:w="3308" w:type="dxa"/>
+            <w:tcBorders>
+              <w:left w:val="single" w:sz="2" w:space="0" w:color="BFC7D5"/>
+              <w:bottom w:val="single" w:sz="2" w:space="0" w:color="BFC7D5"/>
+              <w:right w:val="single" w:sz="6" w:space="0" w:color="BFC7D5"/>
+            </w:tcBorders>
             <w:vAlign w:val="center"/>
           </w:tcPr>
           <w:p>
@@ -5511,8 +6431,12 @@
         <w:trPr/>
         <w:tc>
           <w:tcPr>
-            <w:tcW w:w="331" w:type="dxa"/>
-            <w:tcBorders/>
+            <w:tcW w:w="364" w:type="dxa"/>
+            <w:tcBorders>
+              <w:left w:val="single" w:sz="6" w:space="0" w:color="BFC7D5"/>
+              <w:bottom w:val="single" w:sz="2" w:space="0" w:color="BFC7D5"/>
+              <w:right w:val="single" w:sz="6" w:space="0" w:color="BFC7D5"/>
+            </w:tcBorders>
             <w:vAlign w:val="center"/>
           </w:tcPr>
           <w:p>
@@ -5531,8 +6455,12 @@
         </w:tc>
         <w:tc>
           <w:tcPr>
-            <w:tcW w:w="3813" w:type="dxa"/>
-            <w:tcBorders/>
+            <w:tcW w:w="3808" w:type="dxa"/>
+            <w:tcBorders>
+              <w:left w:val="single" w:sz="2" w:space="0" w:color="BFC7D5"/>
+              <w:bottom w:val="single" w:sz="2" w:space="0" w:color="BFC7D5"/>
+              <w:right w:val="single" w:sz="6" w:space="0" w:color="BFC7D5"/>
+            </w:tcBorders>
             <w:vAlign w:val="center"/>
           </w:tcPr>
           <w:p>
@@ -5557,8 +6485,12 @@
         </w:tc>
         <w:tc>
           <w:tcPr>
-            <w:tcW w:w="3871" w:type="dxa"/>
-            <w:tcBorders/>
+            <w:tcW w:w="3859" w:type="dxa"/>
+            <w:tcBorders>
+              <w:left w:val="single" w:sz="2" w:space="0" w:color="BFC7D5"/>
+              <w:bottom w:val="single" w:sz="2" w:space="0" w:color="BFC7D5"/>
+              <w:right w:val="single" w:sz="6" w:space="0" w:color="BFC7D5"/>
+            </w:tcBorders>
             <w:vAlign w:val="center"/>
           </w:tcPr>
           <w:p>
@@ -5593,8 +6525,12 @@
         </w:tc>
         <w:tc>
           <w:tcPr>
-            <w:tcW w:w="3324" w:type="dxa"/>
-            <w:tcBorders/>
+            <w:tcW w:w="3308" w:type="dxa"/>
+            <w:tcBorders>
+              <w:left w:val="single" w:sz="2" w:space="0" w:color="BFC7D5"/>
+              <w:bottom w:val="single" w:sz="2" w:space="0" w:color="BFC7D5"/>
+              <w:right w:val="single" w:sz="6" w:space="0" w:color="BFC7D5"/>
+            </w:tcBorders>
             <w:vAlign w:val="center"/>
           </w:tcPr>
           <w:p>
@@ -5618,8 +6554,12 @@
         <w:trPr/>
         <w:tc>
           <w:tcPr>
-            <w:tcW w:w="331" w:type="dxa"/>
-            <w:tcBorders/>
+            <w:tcW w:w="364" w:type="dxa"/>
+            <w:tcBorders>
+              <w:left w:val="single" w:sz="6" w:space="0" w:color="BFC7D5"/>
+              <w:bottom w:val="single" w:sz="6" w:space="0" w:color="BFC7D5"/>
+              <w:right w:val="single" w:sz="6" w:space="0" w:color="BFC7D5"/>
+            </w:tcBorders>
             <w:vAlign w:val="center"/>
           </w:tcPr>
           <w:p>
@@ -5638,8 +6578,12 @@
         </w:tc>
         <w:tc>
           <w:tcPr>
-            <w:tcW w:w="3813" w:type="dxa"/>
-            <w:tcBorders/>
+            <w:tcW w:w="3808" w:type="dxa"/>
+            <w:tcBorders>
+              <w:left w:val="single" w:sz="2" w:space="0" w:color="BFC7D5"/>
+              <w:bottom w:val="single" w:sz="6" w:space="0" w:color="BFC7D5"/>
+              <w:right w:val="single" w:sz="6" w:space="0" w:color="BFC7D5"/>
+            </w:tcBorders>
             <w:vAlign w:val="center"/>
           </w:tcPr>
           <w:p>
@@ -5660,8 +6604,12 @@
         </w:tc>
         <w:tc>
           <w:tcPr>
-            <w:tcW w:w="3871" w:type="dxa"/>
-            <w:tcBorders/>
+            <w:tcW w:w="3859" w:type="dxa"/>
+            <w:tcBorders>
+              <w:left w:val="single" w:sz="2" w:space="0" w:color="BFC7D5"/>
+              <w:bottom w:val="single" w:sz="6" w:space="0" w:color="BFC7D5"/>
+              <w:right w:val="single" w:sz="6" w:space="0" w:color="BFC7D5"/>
+            </w:tcBorders>
             <w:vAlign w:val="center"/>
           </w:tcPr>
           <w:p>
@@ -5680,8 +6628,12 @@
         </w:tc>
         <w:tc>
           <w:tcPr>
-            <w:tcW w:w="3324" w:type="dxa"/>
-            <w:tcBorders/>
+            <w:tcW w:w="3308" w:type="dxa"/>
+            <w:tcBorders>
+              <w:left w:val="single" w:sz="2" w:space="0" w:color="BFC7D5"/>
+              <w:bottom w:val="single" w:sz="6" w:space="0" w:color="BFC7D5"/>
+              <w:right w:val="single" w:sz="6" w:space="0" w:color="BFC7D5"/>
+            </w:tcBorders>
             <w:vAlign w:val="center"/>
           </w:tcPr>
           <w:p>
@@ -5734,21 +6686,21 @@
     </w:p>
     <w:tbl>
       <w:tblPr>
-        <w:tblW w:w="11339" w:type="dxa"/>
+        <w:tblW w:w="5000" w:type="pct"/>
         <w:jc w:val="left"/>
-        <w:tblInd w:w="0" w:type="dxa"/>
+        <w:tblInd w:w="-7" w:type="dxa"/>
         <w:tblLayout w:type="fixed"/>
         <w:tblCellMar>
-          <w:top w:w="28" w:type="dxa"/>
-          <w:left w:w="28" w:type="dxa"/>
-          <w:bottom w:w="28" w:type="dxa"/>
-          <w:right w:w="28" w:type="dxa"/>
+          <w:top w:w="60" w:type="dxa"/>
+          <w:left w:w="60" w:type="dxa"/>
+          <w:bottom w:w="60" w:type="dxa"/>
+          <w:right w:w="60" w:type="dxa"/>
         </w:tblCellMar>
       </w:tblPr>
       <w:tblGrid>
-        <w:gridCol w:w="331"/>
-        <w:gridCol w:w="2783"/>
-        <w:gridCol w:w="8225"/>
+        <w:gridCol w:w="364"/>
+        <w:gridCol w:w="2803"/>
+        <w:gridCol w:w="8172"/>
       </w:tblGrid>
       <w:tr>
         <w:trPr>
@@ -5756,66 +6708,90 @@
         </w:trPr>
         <w:tc>
           <w:tcPr>
-            <w:tcW w:w="331" w:type="dxa"/>
-            <w:tcBorders/>
+            <w:tcW w:w="364" w:type="dxa"/>
+            <w:tcBorders>
+              <w:top w:val="single" w:sz="6" w:space="0" w:color="BFC7D5"/>
+              <w:left w:val="single" w:sz="6" w:space="0" w:color="BFC7D5"/>
+              <w:bottom w:val="single" w:sz="2" w:space="0" w:color="BFC7D5"/>
+              <w:right w:val="single" w:sz="6" w:space="0" w:color="BFC7D5"/>
+            </w:tcBorders>
+            <w:shd w:fill="1F3A5F" w:val="clear"/>
             <w:vAlign w:val="center"/>
           </w:tcPr>
           <w:p>
             <w:pPr>
               <w:pStyle w:val="TableHeading"/>
-              <w:suppressLineNumbers/>
-              <w:shd w:fill="1F3A5F" w:val="clear"/>
-              <w:bidi w:val="0"/>
-              <w:spacing w:before="0" w:after="283"/>
-              <w:jc w:val="center"/>
-              <w:rPr/>
-            </w:pPr>
-            <w:r>
-              <w:rPr/>
+              <w:bidi w:val="0"/>
+              <w:spacing w:before="0" w:after="283"/>
+              <w:jc w:val="left"/>
+              <w:rPr>
+                <w:color w:val="FFFFFF"/>
+              </w:rPr>
+            </w:pPr>
+            <w:r>
+              <w:rPr>
+                <w:color w:val="FFFFFF"/>
+              </w:rPr>
               <w:t>#</w:t>
             </w:r>
           </w:p>
         </w:tc>
         <w:tc>
           <w:tcPr>
-            <w:tcW w:w="2783" w:type="dxa"/>
-            <w:tcBorders/>
+            <w:tcW w:w="2803" w:type="dxa"/>
+            <w:tcBorders>
+              <w:top w:val="single" w:sz="6" w:space="0" w:color="BFC7D5"/>
+              <w:left w:val="single" w:sz="2" w:space="0" w:color="BFC7D5"/>
+              <w:bottom w:val="single" w:sz="2" w:space="0" w:color="BFC7D5"/>
+              <w:right w:val="single" w:sz="6" w:space="0" w:color="BFC7D5"/>
+            </w:tcBorders>
+            <w:shd w:fill="1F3A5F" w:val="clear"/>
             <w:vAlign w:val="center"/>
           </w:tcPr>
           <w:p>
             <w:pPr>
               <w:pStyle w:val="TableHeading"/>
-              <w:suppressLineNumbers/>
-              <w:shd w:fill="1F3A5F" w:val="clear"/>
-              <w:bidi w:val="0"/>
-              <w:spacing w:before="0" w:after="283"/>
-              <w:jc w:val="center"/>
-              <w:rPr/>
-            </w:pPr>
-            <w:r>
-              <w:rPr/>
+              <w:bidi w:val="0"/>
+              <w:spacing w:before="0" w:after="283"/>
+              <w:jc w:val="left"/>
+              <w:rPr>
+                <w:color w:val="FFFFFF"/>
+              </w:rPr>
+            </w:pPr>
+            <w:r>
+              <w:rPr>
+                <w:color w:val="FFFFFF"/>
+              </w:rPr>
               <w:t>Step</w:t>
             </w:r>
           </w:p>
         </w:tc>
         <w:tc>
           <w:tcPr>
-            <w:tcW w:w="8225" w:type="dxa"/>
-            <w:tcBorders/>
+            <w:tcW w:w="8172" w:type="dxa"/>
+            <w:tcBorders>
+              <w:top w:val="single" w:sz="6" w:space="0" w:color="BFC7D5"/>
+              <w:left w:val="single" w:sz="2" w:space="0" w:color="BFC7D5"/>
+              <w:bottom w:val="single" w:sz="2" w:space="0" w:color="BFC7D5"/>
+              <w:right w:val="single" w:sz="6" w:space="0" w:color="BFC7D5"/>
+            </w:tcBorders>
+            <w:shd w:fill="1F3A5F" w:val="clear"/>
             <w:vAlign w:val="center"/>
           </w:tcPr>
           <w:p>
             <w:pPr>
               <w:pStyle w:val="TableHeading"/>
-              <w:suppressLineNumbers/>
-              <w:shd w:fill="1F3A5F" w:val="clear"/>
-              <w:bidi w:val="0"/>
-              <w:spacing w:before="0" w:after="283"/>
-              <w:jc w:val="center"/>
-              <w:rPr/>
-            </w:pPr>
-            <w:r>
-              <w:rPr/>
+              <w:bidi w:val="0"/>
+              <w:spacing w:before="0" w:after="283"/>
+              <w:jc w:val="left"/>
+              <w:rPr>
+                <w:color w:val="FFFFFF"/>
+              </w:rPr>
+            </w:pPr>
+            <w:r>
+              <w:rPr>
+                <w:color w:val="FFFFFF"/>
+              </w:rPr>
               <w:t>Note</w:t>
             </w:r>
           </w:p>
@@ -5825,8 +6801,12 @@
         <w:trPr/>
         <w:tc>
           <w:tcPr>
-            <w:tcW w:w="331" w:type="dxa"/>
-            <w:tcBorders/>
+            <w:tcW w:w="364" w:type="dxa"/>
+            <w:tcBorders>
+              <w:left w:val="single" w:sz="6" w:space="0" w:color="BFC7D5"/>
+              <w:bottom w:val="single" w:sz="2" w:space="0" w:color="BFC7D5"/>
+              <w:right w:val="single" w:sz="6" w:space="0" w:color="BFC7D5"/>
+            </w:tcBorders>
             <w:vAlign w:val="center"/>
           </w:tcPr>
           <w:p>
@@ -5845,8 +6825,12 @@
         </w:tc>
         <w:tc>
           <w:tcPr>
-            <w:tcW w:w="2783" w:type="dxa"/>
-            <w:tcBorders/>
+            <w:tcW w:w="2803" w:type="dxa"/>
+            <w:tcBorders>
+              <w:left w:val="single" w:sz="2" w:space="0" w:color="BFC7D5"/>
+              <w:bottom w:val="single" w:sz="2" w:space="0" w:color="BFC7D5"/>
+              <w:right w:val="single" w:sz="6" w:space="0" w:color="BFC7D5"/>
+            </w:tcBorders>
             <w:vAlign w:val="center"/>
           </w:tcPr>
           <w:p>
@@ -5875,8 +6859,12 @@
         </w:tc>
         <w:tc>
           <w:tcPr>
-            <w:tcW w:w="8225" w:type="dxa"/>
-            <w:tcBorders/>
+            <w:tcW w:w="8172" w:type="dxa"/>
+            <w:tcBorders>
+              <w:left w:val="single" w:sz="2" w:space="0" w:color="BFC7D5"/>
+              <w:bottom w:val="single" w:sz="2" w:space="0" w:color="BFC7D5"/>
+              <w:right w:val="single" w:sz="6" w:space="0" w:color="BFC7D5"/>
+            </w:tcBorders>
             <w:vAlign w:val="center"/>
           </w:tcPr>
           <w:p>
@@ -5898,8 +6886,12 @@
         <w:trPr/>
         <w:tc>
           <w:tcPr>
-            <w:tcW w:w="331" w:type="dxa"/>
-            <w:tcBorders/>
+            <w:tcW w:w="364" w:type="dxa"/>
+            <w:tcBorders>
+              <w:left w:val="single" w:sz="6" w:space="0" w:color="BFC7D5"/>
+              <w:bottom w:val="single" w:sz="2" w:space="0" w:color="BFC7D5"/>
+              <w:right w:val="single" w:sz="6" w:space="0" w:color="BFC7D5"/>
+            </w:tcBorders>
             <w:vAlign w:val="center"/>
           </w:tcPr>
           <w:p>
@@ -5918,8 +6910,12 @@
         </w:tc>
         <w:tc>
           <w:tcPr>
-            <w:tcW w:w="2783" w:type="dxa"/>
-            <w:tcBorders/>
+            <w:tcW w:w="2803" w:type="dxa"/>
+            <w:tcBorders>
+              <w:left w:val="single" w:sz="2" w:space="0" w:color="BFC7D5"/>
+              <w:bottom w:val="single" w:sz="2" w:space="0" w:color="BFC7D5"/>
+              <w:right w:val="single" w:sz="6" w:space="0" w:color="BFC7D5"/>
+            </w:tcBorders>
             <w:vAlign w:val="center"/>
           </w:tcPr>
           <w:p>
@@ -5938,8 +6934,12 @@
         </w:tc>
         <w:tc>
           <w:tcPr>
-            <w:tcW w:w="8225" w:type="dxa"/>
-            <w:tcBorders/>
+            <w:tcW w:w="8172" w:type="dxa"/>
+            <w:tcBorders>
+              <w:left w:val="single" w:sz="2" w:space="0" w:color="BFC7D5"/>
+              <w:bottom w:val="single" w:sz="2" w:space="0" w:color="BFC7D5"/>
+              <w:right w:val="single" w:sz="6" w:space="0" w:color="BFC7D5"/>
+            </w:tcBorders>
             <w:vAlign w:val="center"/>
           </w:tcPr>
           <w:p>
@@ -5961,8 +6961,12 @@
         <w:trPr/>
         <w:tc>
           <w:tcPr>
-            <w:tcW w:w="331" w:type="dxa"/>
-            <w:tcBorders/>
+            <w:tcW w:w="364" w:type="dxa"/>
+            <w:tcBorders>
+              <w:left w:val="single" w:sz="6" w:space="0" w:color="BFC7D5"/>
+              <w:bottom w:val="single" w:sz="2" w:space="0" w:color="BFC7D5"/>
+              <w:right w:val="single" w:sz="6" w:space="0" w:color="BFC7D5"/>
+            </w:tcBorders>
             <w:vAlign w:val="center"/>
           </w:tcPr>
           <w:p>
@@ -5981,8 +6985,12 @@
         </w:tc>
         <w:tc>
           <w:tcPr>
-            <w:tcW w:w="2783" w:type="dxa"/>
-            <w:tcBorders/>
+            <w:tcW w:w="2803" w:type="dxa"/>
+            <w:tcBorders>
+              <w:left w:val="single" w:sz="2" w:space="0" w:color="BFC7D5"/>
+              <w:bottom w:val="single" w:sz="2" w:space="0" w:color="BFC7D5"/>
+              <w:right w:val="single" w:sz="6" w:space="0" w:color="BFC7D5"/>
+            </w:tcBorders>
             <w:vAlign w:val="center"/>
           </w:tcPr>
           <w:p>
@@ -6001,8 +7009,12 @@
         </w:tc>
         <w:tc>
           <w:tcPr>
-            <w:tcW w:w="8225" w:type="dxa"/>
-            <w:tcBorders/>
+            <w:tcW w:w="8172" w:type="dxa"/>
+            <w:tcBorders>
+              <w:left w:val="single" w:sz="2" w:space="0" w:color="BFC7D5"/>
+              <w:bottom w:val="single" w:sz="2" w:space="0" w:color="BFC7D5"/>
+              <w:right w:val="single" w:sz="6" w:space="0" w:color="BFC7D5"/>
+            </w:tcBorders>
             <w:vAlign w:val="center"/>
           </w:tcPr>
           <w:p>
@@ -6024,8 +7036,12 @@
         <w:trPr/>
         <w:tc>
           <w:tcPr>
-            <w:tcW w:w="331" w:type="dxa"/>
-            <w:tcBorders/>
+            <w:tcW w:w="364" w:type="dxa"/>
+            <w:tcBorders>
+              <w:left w:val="single" w:sz="6" w:space="0" w:color="BFC7D5"/>
+              <w:bottom w:val="single" w:sz="2" w:space="0" w:color="BFC7D5"/>
+              <w:right w:val="single" w:sz="6" w:space="0" w:color="BFC7D5"/>
+            </w:tcBorders>
             <w:vAlign w:val="center"/>
           </w:tcPr>
           <w:p>
@@ -6044,8 +7060,12 @@
         </w:tc>
         <w:tc>
           <w:tcPr>
-            <w:tcW w:w="2783" w:type="dxa"/>
-            <w:tcBorders/>
+            <w:tcW w:w="2803" w:type="dxa"/>
+            <w:tcBorders>
+              <w:left w:val="single" w:sz="2" w:space="0" w:color="BFC7D5"/>
+              <w:bottom w:val="single" w:sz="2" w:space="0" w:color="BFC7D5"/>
+              <w:right w:val="single" w:sz="6" w:space="0" w:color="BFC7D5"/>
+            </w:tcBorders>
             <w:vAlign w:val="center"/>
           </w:tcPr>
           <w:p>
@@ -6064,8 +7084,12 @@
         </w:tc>
         <w:tc>
           <w:tcPr>
-            <w:tcW w:w="8225" w:type="dxa"/>
-            <w:tcBorders/>
+            <w:tcW w:w="8172" w:type="dxa"/>
+            <w:tcBorders>
+              <w:left w:val="single" w:sz="2" w:space="0" w:color="BFC7D5"/>
+              <w:bottom w:val="single" w:sz="2" w:space="0" w:color="BFC7D5"/>
+              <w:right w:val="single" w:sz="6" w:space="0" w:color="BFC7D5"/>
+            </w:tcBorders>
             <w:vAlign w:val="center"/>
           </w:tcPr>
           <w:p>
@@ -6087,8 +7111,12 @@
         <w:trPr/>
         <w:tc>
           <w:tcPr>
-            <w:tcW w:w="331" w:type="dxa"/>
-            <w:tcBorders/>
+            <w:tcW w:w="364" w:type="dxa"/>
+            <w:tcBorders>
+              <w:left w:val="single" w:sz="6" w:space="0" w:color="BFC7D5"/>
+              <w:bottom w:val="single" w:sz="6" w:space="0" w:color="BFC7D5"/>
+              <w:right w:val="single" w:sz="6" w:space="0" w:color="BFC7D5"/>
+            </w:tcBorders>
             <w:vAlign w:val="center"/>
           </w:tcPr>
           <w:p>
@@ -6107,8 +7135,12 @@
         </w:tc>
         <w:tc>
           <w:tcPr>
-            <w:tcW w:w="2783" w:type="dxa"/>
-            <w:tcBorders/>
+            <w:tcW w:w="2803" w:type="dxa"/>
+            <w:tcBorders>
+              <w:left w:val="single" w:sz="2" w:space="0" w:color="BFC7D5"/>
+              <w:bottom w:val="single" w:sz="6" w:space="0" w:color="BFC7D5"/>
+              <w:right w:val="single" w:sz="6" w:space="0" w:color="BFC7D5"/>
+            </w:tcBorders>
             <w:vAlign w:val="center"/>
           </w:tcPr>
           <w:p>
@@ -6127,8 +7159,12 @@
         </w:tc>
         <w:tc>
           <w:tcPr>
-            <w:tcW w:w="8225" w:type="dxa"/>
-            <w:tcBorders/>
+            <w:tcW w:w="8172" w:type="dxa"/>
+            <w:tcBorders>
+              <w:left w:val="single" w:sz="2" w:space="0" w:color="BFC7D5"/>
+              <w:bottom w:val="single" w:sz="6" w:space="0" w:color="BFC7D5"/>
+              <w:right w:val="single" w:sz="6" w:space="0" w:color="BFC7D5"/>
+            </w:tcBorders>
             <w:vAlign w:val="center"/>
           </w:tcPr>
           <w:p>
@@ -6184,21 +7220,21 @@
     </w:p>
     <w:tbl>
       <w:tblPr>
-        <w:tblW w:w="5403" w:type="dxa"/>
+        <w:tblW w:w="5000" w:type="pct"/>
         <w:jc w:val="left"/>
-        <w:tblInd w:w="0" w:type="dxa"/>
+        <w:tblInd w:w="-7" w:type="dxa"/>
         <w:tblLayout w:type="fixed"/>
         <w:tblCellMar>
-          <w:top w:w="28" w:type="dxa"/>
-          <w:left w:w="28" w:type="dxa"/>
-          <w:bottom w:w="28" w:type="dxa"/>
-          <w:right w:w="28" w:type="dxa"/>
+          <w:top w:w="60" w:type="dxa"/>
+          <w:left w:w="60" w:type="dxa"/>
+          <w:bottom w:w="60" w:type="dxa"/>
+          <w:right w:w="60" w:type="dxa"/>
         </w:tblCellMar>
       </w:tblPr>
       <w:tblGrid>
-        <w:gridCol w:w="2386"/>
-        <w:gridCol w:w="1861"/>
-        <w:gridCol w:w="1156"/>
+        <w:gridCol w:w="5010"/>
+        <w:gridCol w:w="3925"/>
+        <w:gridCol w:w="2403"/>
       </w:tblGrid>
       <w:tr>
         <w:trPr>
@@ -6206,66 +7242,90 @@
         </w:trPr>
         <w:tc>
           <w:tcPr>
-            <w:tcW w:w="2386" w:type="dxa"/>
-            <w:tcBorders/>
+            <w:tcW w:w="5010" w:type="dxa"/>
+            <w:tcBorders>
+              <w:top w:val="single" w:sz="6" w:space="0" w:color="BFC7D5"/>
+              <w:left w:val="single" w:sz="6" w:space="0" w:color="BFC7D5"/>
+              <w:bottom w:val="single" w:sz="2" w:space="0" w:color="BFC7D5"/>
+              <w:right w:val="single" w:sz="6" w:space="0" w:color="BFC7D5"/>
+            </w:tcBorders>
+            <w:shd w:fill="1F3A5F" w:val="clear"/>
             <w:vAlign w:val="center"/>
           </w:tcPr>
           <w:p>
             <w:pPr>
               <w:pStyle w:val="TableHeading"/>
-              <w:suppressLineNumbers/>
-              <w:shd w:fill="1F3A5F" w:val="clear"/>
-              <w:bidi w:val="0"/>
-              <w:spacing w:before="0" w:after="283"/>
-              <w:jc w:val="center"/>
-              <w:rPr/>
-            </w:pPr>
-            <w:r>
-              <w:rPr/>
+              <w:bidi w:val="0"/>
+              <w:spacing w:before="0" w:after="283"/>
+              <w:jc w:val="left"/>
+              <w:rPr>
+                <w:color w:val="FFFFFF"/>
+              </w:rPr>
+            </w:pPr>
+            <w:r>
+              <w:rPr>
+                <w:color w:val="FFFFFF"/>
+              </w:rPr>
               <w:t>Category</w:t>
             </w:r>
           </w:p>
         </w:tc>
         <w:tc>
           <w:tcPr>
-            <w:tcW w:w="1861" w:type="dxa"/>
-            <w:tcBorders/>
+            <w:tcW w:w="3925" w:type="dxa"/>
+            <w:tcBorders>
+              <w:top w:val="single" w:sz="6" w:space="0" w:color="BFC7D5"/>
+              <w:left w:val="single" w:sz="2" w:space="0" w:color="BFC7D5"/>
+              <w:bottom w:val="single" w:sz="2" w:space="0" w:color="BFC7D5"/>
+              <w:right w:val="single" w:sz="6" w:space="0" w:color="BFC7D5"/>
+            </w:tcBorders>
+            <w:shd w:fill="1F3A5F" w:val="clear"/>
             <w:vAlign w:val="center"/>
           </w:tcPr>
           <w:p>
             <w:pPr>
               <w:pStyle w:val="TableHeading"/>
-              <w:suppressLineNumbers/>
-              <w:shd w:fill="1F3A5F" w:val="clear"/>
-              <w:bidi w:val="0"/>
-              <w:spacing w:before="0" w:after="283"/>
-              <w:jc w:val="center"/>
-              <w:rPr/>
-            </w:pPr>
-            <w:r>
-              <w:rPr/>
+              <w:bidi w:val="0"/>
+              <w:spacing w:before="0" w:after="283"/>
+              <w:jc w:val="left"/>
+              <w:rPr>
+                <w:color w:val="FFFFFF"/>
+              </w:rPr>
+            </w:pPr>
+            <w:r>
+              <w:rPr>
+                <w:color w:val="FFFFFF"/>
+              </w:rPr>
               <w:t>Work</w:t>
             </w:r>
           </w:p>
         </w:tc>
         <w:tc>
           <w:tcPr>
-            <w:tcW w:w="1156" w:type="dxa"/>
-            <w:tcBorders/>
+            <w:tcW w:w="2403" w:type="dxa"/>
+            <w:tcBorders>
+              <w:top w:val="single" w:sz="6" w:space="0" w:color="BFC7D5"/>
+              <w:left w:val="single" w:sz="2" w:space="0" w:color="BFC7D5"/>
+              <w:bottom w:val="single" w:sz="2" w:space="0" w:color="BFC7D5"/>
+              <w:right w:val="single" w:sz="6" w:space="0" w:color="BFC7D5"/>
+            </w:tcBorders>
+            <w:shd w:fill="1F3A5F" w:val="clear"/>
             <w:vAlign w:val="center"/>
           </w:tcPr>
           <w:p>
             <w:pPr>
               <w:pStyle w:val="TableHeading"/>
-              <w:suppressLineNumbers/>
-              <w:shd w:fill="1F3A5F" w:val="clear"/>
-              <w:bidi w:val="0"/>
-              <w:spacing w:before="0" w:after="283"/>
-              <w:jc w:val="center"/>
-              <w:rPr/>
-            </w:pPr>
-            <w:r>
-              <w:rPr/>
+              <w:bidi w:val="0"/>
+              <w:spacing w:before="0" w:after="283"/>
+              <w:jc w:val="left"/>
+              <w:rPr>
+                <w:color w:val="FFFFFF"/>
+              </w:rPr>
+            </w:pPr>
+            <w:r>
+              <w:rPr>
+                <w:color w:val="FFFFFF"/>
+              </w:rPr>
               <w:t>Elapsed</w:t>
             </w:r>
           </w:p>
@@ -6275,8 +7335,12 @@
         <w:trPr/>
         <w:tc>
           <w:tcPr>
-            <w:tcW w:w="2386" w:type="dxa"/>
-            <w:tcBorders/>
+            <w:tcW w:w="5010" w:type="dxa"/>
+            <w:tcBorders>
+              <w:left w:val="single" w:sz="6" w:space="0" w:color="BFC7D5"/>
+              <w:bottom w:val="single" w:sz="2" w:space="0" w:color="BFC7D5"/>
+              <w:right w:val="single" w:sz="6" w:space="0" w:color="BFC7D5"/>
+            </w:tcBorders>
             <w:vAlign w:val="center"/>
           </w:tcPr>
           <w:p>
@@ -6295,8 +7359,12 @@
         </w:tc>
         <w:tc>
           <w:tcPr>
-            <w:tcW w:w="1861" w:type="dxa"/>
-            <w:tcBorders/>
+            <w:tcW w:w="3925" w:type="dxa"/>
+            <w:tcBorders>
+              <w:left w:val="single" w:sz="2" w:space="0" w:color="BFC7D5"/>
+              <w:bottom w:val="single" w:sz="2" w:space="0" w:color="BFC7D5"/>
+              <w:right w:val="single" w:sz="6" w:space="0" w:color="BFC7D5"/>
+            </w:tcBorders>
             <w:vAlign w:val="center"/>
           </w:tcPr>
           <w:p>
@@ -6315,8 +7383,12 @@
         </w:tc>
         <w:tc>
           <w:tcPr>
-            <w:tcW w:w="1156" w:type="dxa"/>
-            <w:tcBorders/>
+            <w:tcW w:w="2403" w:type="dxa"/>
+            <w:tcBorders>
+              <w:left w:val="single" w:sz="2" w:space="0" w:color="BFC7D5"/>
+              <w:bottom w:val="single" w:sz="2" w:space="0" w:color="BFC7D5"/>
+              <w:right w:val="single" w:sz="6" w:space="0" w:color="BFC7D5"/>
+            </w:tcBorders>
             <w:vAlign w:val="center"/>
           </w:tcPr>
           <w:p>
@@ -6338,8 +7410,12 @@
         <w:trPr/>
         <w:tc>
           <w:tcPr>
-            <w:tcW w:w="2386" w:type="dxa"/>
-            <w:tcBorders/>
+            <w:tcW w:w="5010" w:type="dxa"/>
+            <w:tcBorders>
+              <w:left w:val="single" w:sz="6" w:space="0" w:color="BFC7D5"/>
+              <w:bottom w:val="single" w:sz="2" w:space="0" w:color="BFC7D5"/>
+              <w:right w:val="single" w:sz="6" w:space="0" w:color="BFC7D5"/>
+            </w:tcBorders>
             <w:vAlign w:val="center"/>
           </w:tcPr>
           <w:p>
@@ -6358,8 +7434,12 @@
         </w:tc>
         <w:tc>
           <w:tcPr>
-            <w:tcW w:w="1861" w:type="dxa"/>
-            <w:tcBorders/>
+            <w:tcW w:w="3925" w:type="dxa"/>
+            <w:tcBorders>
+              <w:left w:val="single" w:sz="2" w:space="0" w:color="BFC7D5"/>
+              <w:bottom w:val="single" w:sz="2" w:space="0" w:color="BFC7D5"/>
+              <w:right w:val="single" w:sz="6" w:space="0" w:color="BFC7D5"/>
+            </w:tcBorders>
             <w:vAlign w:val="center"/>
           </w:tcPr>
           <w:p>
@@ -6378,8 +7458,12 @@
         </w:tc>
         <w:tc>
           <w:tcPr>
-            <w:tcW w:w="1156" w:type="dxa"/>
-            <w:tcBorders/>
+            <w:tcW w:w="2403" w:type="dxa"/>
+            <w:tcBorders>
+              <w:left w:val="single" w:sz="2" w:space="0" w:color="BFC7D5"/>
+              <w:bottom w:val="single" w:sz="2" w:space="0" w:color="BFC7D5"/>
+              <w:right w:val="single" w:sz="6" w:space="0" w:color="BFC7D5"/>
+            </w:tcBorders>
             <w:vAlign w:val="center"/>
           </w:tcPr>
           <w:p>
@@ -6401,8 +7485,12 @@
         <w:trPr/>
         <w:tc>
           <w:tcPr>
-            <w:tcW w:w="2386" w:type="dxa"/>
-            <w:tcBorders/>
+            <w:tcW w:w="5010" w:type="dxa"/>
+            <w:tcBorders>
+              <w:left w:val="single" w:sz="6" w:space="0" w:color="BFC7D5"/>
+              <w:bottom w:val="single" w:sz="2" w:space="0" w:color="BFC7D5"/>
+              <w:right w:val="single" w:sz="6" w:space="0" w:color="BFC7D5"/>
+            </w:tcBorders>
             <w:vAlign w:val="center"/>
           </w:tcPr>
           <w:p>
@@ -6421,8 +7509,12 @@
         </w:tc>
         <w:tc>
           <w:tcPr>
-            <w:tcW w:w="1861" w:type="dxa"/>
-            <w:tcBorders/>
+            <w:tcW w:w="3925" w:type="dxa"/>
+            <w:tcBorders>
+              <w:left w:val="single" w:sz="2" w:space="0" w:color="BFC7D5"/>
+              <w:bottom w:val="single" w:sz="2" w:space="0" w:color="BFC7D5"/>
+              <w:right w:val="single" w:sz="6" w:space="0" w:color="BFC7D5"/>
+            </w:tcBorders>
             <w:vAlign w:val="center"/>
           </w:tcPr>
           <w:p>
@@ -6441,8 +7533,12 @@
         </w:tc>
         <w:tc>
           <w:tcPr>
-            <w:tcW w:w="1156" w:type="dxa"/>
-            <w:tcBorders/>
+            <w:tcW w:w="2403" w:type="dxa"/>
+            <w:tcBorders>
+              <w:left w:val="single" w:sz="2" w:space="0" w:color="BFC7D5"/>
+              <w:bottom w:val="single" w:sz="2" w:space="0" w:color="BFC7D5"/>
+              <w:right w:val="single" w:sz="6" w:space="0" w:color="BFC7D5"/>
+            </w:tcBorders>
             <w:vAlign w:val="center"/>
           </w:tcPr>
           <w:p>
@@ -6464,8 +7560,12 @@
         <w:trPr/>
         <w:tc>
           <w:tcPr>
-            <w:tcW w:w="2386" w:type="dxa"/>
-            <w:tcBorders/>
+            <w:tcW w:w="5010" w:type="dxa"/>
+            <w:tcBorders>
+              <w:left w:val="single" w:sz="6" w:space="0" w:color="BFC7D5"/>
+              <w:bottom w:val="single" w:sz="2" w:space="0" w:color="BFC7D5"/>
+              <w:right w:val="single" w:sz="6" w:space="0" w:color="BFC7D5"/>
+            </w:tcBorders>
             <w:vAlign w:val="center"/>
           </w:tcPr>
           <w:p>
@@ -6484,8 +7584,12 @@
         </w:tc>
         <w:tc>
           <w:tcPr>
-            <w:tcW w:w="1861" w:type="dxa"/>
-            <w:tcBorders/>
+            <w:tcW w:w="3925" w:type="dxa"/>
+            <w:tcBorders>
+              <w:left w:val="single" w:sz="2" w:space="0" w:color="BFC7D5"/>
+              <w:bottom w:val="single" w:sz="2" w:space="0" w:color="BFC7D5"/>
+              <w:right w:val="single" w:sz="6" w:space="0" w:color="BFC7D5"/>
+            </w:tcBorders>
             <w:vAlign w:val="center"/>
           </w:tcPr>
           <w:p>
@@ -6504,8 +7608,12 @@
         </w:tc>
         <w:tc>
           <w:tcPr>
-            <w:tcW w:w="1156" w:type="dxa"/>
-            <w:tcBorders/>
+            <w:tcW w:w="2403" w:type="dxa"/>
+            <w:tcBorders>
+              <w:left w:val="single" w:sz="2" w:space="0" w:color="BFC7D5"/>
+              <w:bottom w:val="single" w:sz="2" w:space="0" w:color="BFC7D5"/>
+              <w:right w:val="single" w:sz="6" w:space="0" w:color="BFC7D5"/>
+            </w:tcBorders>
             <w:vAlign w:val="center"/>
           </w:tcPr>
           <w:p>
@@ -6527,8 +7635,12 @@
         <w:trPr/>
         <w:tc>
           <w:tcPr>
-            <w:tcW w:w="2386" w:type="dxa"/>
-            <w:tcBorders/>
+            <w:tcW w:w="5010" w:type="dxa"/>
+            <w:tcBorders>
+              <w:left w:val="single" w:sz="6" w:space="0" w:color="BFC7D5"/>
+              <w:bottom w:val="single" w:sz="2" w:space="0" w:color="BFC7D5"/>
+              <w:right w:val="single" w:sz="6" w:space="0" w:color="BFC7D5"/>
+            </w:tcBorders>
             <w:vAlign w:val="center"/>
           </w:tcPr>
           <w:p>
@@ -6547,8 +7659,12 @@
         </w:tc>
         <w:tc>
           <w:tcPr>
-            <w:tcW w:w="1861" w:type="dxa"/>
-            <w:tcBorders/>
+            <w:tcW w:w="3925" w:type="dxa"/>
+            <w:tcBorders>
+              <w:left w:val="single" w:sz="2" w:space="0" w:color="BFC7D5"/>
+              <w:bottom w:val="single" w:sz="2" w:space="0" w:color="BFC7D5"/>
+              <w:right w:val="single" w:sz="6" w:space="0" w:color="BFC7D5"/>
+            </w:tcBorders>
             <w:vAlign w:val="center"/>
           </w:tcPr>
           <w:p>
@@ -6567,8 +7683,12 @@
         </w:tc>
         <w:tc>
           <w:tcPr>
-            <w:tcW w:w="1156" w:type="dxa"/>
-            <w:tcBorders/>
+            <w:tcW w:w="2403" w:type="dxa"/>
+            <w:tcBorders>
+              <w:left w:val="single" w:sz="2" w:space="0" w:color="BFC7D5"/>
+              <w:bottom w:val="single" w:sz="2" w:space="0" w:color="BFC7D5"/>
+              <w:right w:val="single" w:sz="6" w:space="0" w:color="BFC7D5"/>
+            </w:tcBorders>
             <w:vAlign w:val="center"/>
           </w:tcPr>
           <w:p>
@@ -6590,8 +7710,12 @@
         <w:trPr/>
         <w:tc>
           <w:tcPr>
-            <w:tcW w:w="2386" w:type="dxa"/>
-            <w:tcBorders/>
+            <w:tcW w:w="5010" w:type="dxa"/>
+            <w:tcBorders>
+              <w:left w:val="single" w:sz="6" w:space="0" w:color="BFC7D5"/>
+              <w:bottom w:val="single" w:sz="2" w:space="0" w:color="BFC7D5"/>
+              <w:right w:val="single" w:sz="6" w:space="0" w:color="BFC7D5"/>
+            </w:tcBorders>
             <w:vAlign w:val="center"/>
           </w:tcPr>
           <w:p>
@@ -6610,8 +7734,12 @@
         </w:tc>
         <w:tc>
           <w:tcPr>
-            <w:tcW w:w="1861" w:type="dxa"/>
-            <w:tcBorders/>
+            <w:tcW w:w="3925" w:type="dxa"/>
+            <w:tcBorders>
+              <w:left w:val="single" w:sz="2" w:space="0" w:color="BFC7D5"/>
+              <w:bottom w:val="single" w:sz="2" w:space="0" w:color="BFC7D5"/>
+              <w:right w:val="single" w:sz="6" w:space="0" w:color="BFC7D5"/>
+            </w:tcBorders>
             <w:vAlign w:val="center"/>
           </w:tcPr>
           <w:p>
@@ -6632,8 +7760,12 @@
         </w:tc>
         <w:tc>
           <w:tcPr>
-            <w:tcW w:w="1156" w:type="dxa"/>
-            <w:tcBorders/>
+            <w:tcW w:w="2403" w:type="dxa"/>
+            <w:tcBorders>
+              <w:left w:val="single" w:sz="2" w:space="0" w:color="BFC7D5"/>
+              <w:bottom w:val="single" w:sz="2" w:space="0" w:color="BFC7D5"/>
+              <w:right w:val="single" w:sz="6" w:space="0" w:color="BFC7D5"/>
+            </w:tcBorders>
             <w:vAlign w:val="center"/>
           </w:tcPr>
           <w:p>
@@ -6657,8 +7789,12 @@
         <w:trPr/>
         <w:tc>
           <w:tcPr>
-            <w:tcW w:w="2386" w:type="dxa"/>
-            <w:tcBorders/>
+            <w:tcW w:w="5010" w:type="dxa"/>
+            <w:tcBorders>
+              <w:left w:val="single" w:sz="6" w:space="0" w:color="BFC7D5"/>
+              <w:bottom w:val="single" w:sz="6" w:space="0" w:color="BFC7D5"/>
+              <w:right w:val="single" w:sz="6" w:space="0" w:color="BFC7D5"/>
+            </w:tcBorders>
             <w:vAlign w:val="center"/>
           </w:tcPr>
           <w:p>
@@ -6677,8 +7813,12 @@
         </w:tc>
         <w:tc>
           <w:tcPr>
-            <w:tcW w:w="1861" w:type="dxa"/>
-            <w:tcBorders/>
+            <w:tcW w:w="3925" w:type="dxa"/>
+            <w:tcBorders>
+              <w:left w:val="single" w:sz="2" w:space="0" w:color="BFC7D5"/>
+              <w:bottom w:val="single" w:sz="6" w:space="0" w:color="BFC7D5"/>
+              <w:right w:val="single" w:sz="6" w:space="0" w:color="BFC7D5"/>
+            </w:tcBorders>
             <w:vAlign w:val="center"/>
           </w:tcPr>
           <w:p>
@@ -6697,8 +7837,12 @@
         </w:tc>
         <w:tc>
           <w:tcPr>
-            <w:tcW w:w="1156" w:type="dxa"/>
-            <w:tcBorders/>
+            <w:tcW w:w="2403" w:type="dxa"/>
+            <w:tcBorders>
+              <w:left w:val="single" w:sz="2" w:space="0" w:color="BFC7D5"/>
+              <w:bottom w:val="single" w:sz="6" w:space="0" w:color="BFC7D5"/>
+              <w:right w:val="single" w:sz="6" w:space="0" w:color="BFC7D5"/>
+            </w:tcBorders>
             <w:vAlign w:val="center"/>
           </w:tcPr>
           <w:p>
